--- a/06-学生侧材料/讲义/_数学工具/数学工具-第7讲-组合概率与Stirling近似.docx
+++ b/06-学生侧材料/讲义/_数学工具/数学工具-第7讲-组合概率与Stirling近似.docx
@@ -22234,6 +22234,12 @@
       </w:pPr>
       <w:r>
         <w:rPr>
+          <w:rFonts w:ascii="Times New Roman" w:hAnsi="Times New Roman" w:eastAsia="Times New Roman" w:cs="Times New Roman"/>
+        </w:rPr>
+        <w:t xml:space="preserve">9.1 </w:t>
+      </w:r>
+      <w:r>
+        <w:rPr>
           <w:rFonts w:hint="eastAsia" w:ascii="Times New Roman" w:hAnsi="Times New Roman" w:eastAsia="SimHei" w:cs="Times New Roman"/>
         </w:rPr>
         <w:t>基础巩固</w:t>
@@ -22265,12 +22271,22 @@
     </w:p>
     <w:p>
       <w:pPr>
-        <w:pStyle w:val="Compact"/>
-        <w:numPr>
-          <w:ilvl w:val="0"/>
-          <w:numId w:val="1010"/>
-        </w:numPr>
+        <w:pStyle w:val="FirstParagraph"/>
       </w:pPr>
+      <w:r>
+        <w:rPr>
+          <w:rFonts w:ascii="Times New Roman" w:hAnsi="Times New Roman" w:eastAsia="Times New Roman" w:cs="Times New Roman"/>
+          <w:b/>
+          <w:bCs/>
+        </w:rPr>
+        <w:t xml:space="preserve">1.</w:t>
+      </w:r>
+      <w:r>
+        <w:rPr>
+          <w:rFonts w:ascii="Times New Roman" w:hAnsi="Times New Roman" w:eastAsia="Times New Roman" w:cs="Times New Roman"/>
+        </w:rPr>
+        <w:t xml:space="preserve"> </w:t>
+      </w:r>
       <w:r>
         <w:rPr>
           <w:rFonts w:hint="eastAsia" w:ascii="Times New Roman" w:hAnsi="Times New Roman" w:eastAsia="FangSong" w:cs="Times New Roman"/>
@@ -22412,57 +22428,6 @@
         </w:rPr>
         <w:t xml:space="preserve">。</w:t>
       </w:r>
-    </w:p>
-    <w:p>
-      <w:pPr>
-        <w:pStyle w:val="Compact"/>
-        <w:numPr>
-          <w:ilvl w:val="0"/>
-          <w:numId w:val="1010"/>
-        </w:numPr>
-      </w:pPr>
-      <w:r>
-        <w:rPr>
-          <w:rFonts w:ascii="Times New Roman" w:hAnsi="Times New Roman" w:eastAsia="Times New Roman" w:cs="Times New Roman"/>
-        </w:rPr>
-        <w:t xml:space="preserve">5 </w:t>
-      </w:r>
-      <w:r>
-        <w:rPr>
-          <w:rFonts w:hint="eastAsia" w:ascii="Times New Roman" w:hAnsi="Times New Roman" w:eastAsia="FangSong" w:cs="Times New Roman"/>
-        </w:rPr>
-        <w:t xml:space="preserve">个分子分配到</w:t>
-      </w:r>
-      <w:r>
-        <w:rPr>
-          <w:rFonts w:ascii="Times New Roman" w:hAnsi="Times New Roman" w:eastAsia="Times New Roman" w:cs="Times New Roman"/>
-        </w:rPr>
-        <w:t xml:space="preserve"> 3 </w:t>
-      </w:r>
-      <w:r>
-        <w:rPr>
-          <w:rFonts w:hint="eastAsia" w:ascii="Times New Roman" w:hAnsi="Times New Roman" w:eastAsia="FangSong" w:cs="Times New Roman"/>
-        </w:rPr>
-        <w:t>个能级</w:t>
-      </w:r>
-      <w:r>
-        <w:rPr>
-          <w:rFonts w:hint="eastAsia" w:ascii="Times New Roman" w:hAnsi="Times New Roman" w:eastAsia="Times New Roman" w:cs="Times New Roman"/>
-        </w:rPr>
-        <w:t>（</w:t>
-      </w:r>
-      <w:r>
-        <w:rPr>
-          <w:rFonts w:hint="eastAsia" w:ascii="Times New Roman" w:hAnsi="Times New Roman" w:eastAsia="FangSong" w:cs="Times New Roman"/>
-        </w:rPr>
-        <w:t>每级容量不限</w:t>
-      </w:r>
-      <w:r>
-        <w:rPr>
-          <w:rFonts w:hint="eastAsia" w:ascii="Times New Roman" w:hAnsi="Times New Roman" w:eastAsia="Times New Roman" w:cs="Times New Roman"/>
-        </w:rPr>
-        <w:t>）：(a)</w:t>
-      </w:r>
       <w:r>
         <w:rPr>
           <w:rFonts w:ascii="Times New Roman" w:hAnsi="Times New Roman" w:eastAsia="Times New Roman" w:cs="Times New Roman"/>
@@ -22471,29 +22436,59 @@
       </w:r>
       <w:r>
         <w:rPr>
-          <w:rFonts w:hint="eastAsia" w:ascii="Times New Roman" w:hAnsi="Times New Roman" w:eastAsia="FangSong" w:cs="Times New Roman"/>
-        </w:rPr>
-        <w:t xml:space="preserve">分子</w:t>
-      </w:r>
-      <w:r>
-        <w:rPr>
-          <w:rFonts w:hint="eastAsia" w:ascii="Times New Roman" w:hAnsi="Times New Roman" w:eastAsia="FangSong" w:cs="Times New Roman"/>
+          <w:rFonts w:ascii="Times New Roman" w:hAnsi="Times New Roman" w:eastAsia="Times New Roman" w:cs="Times New Roman"/>
           <w:b/>
           <w:bCs/>
         </w:rPr>
-        <w:t xml:space="preserve">可区分</w:t>
-      </w:r>
-      <w:r>
-        <w:rPr>
-          <w:rFonts w:hint="eastAsia" w:ascii="Times New Roman" w:hAnsi="Times New Roman" w:eastAsia="FangSong" w:cs="Times New Roman"/>
-        </w:rPr>
-        <w:t>时有几种微观状态</w:t>
-      </w:r>
-      <w:r>
-        <w:rPr>
-          <w:rFonts w:hint="eastAsia" w:ascii="Times New Roman" w:hAnsi="Times New Roman" w:eastAsia="Times New Roman" w:cs="Times New Roman"/>
-        </w:rPr>
-        <w:t>？(b)</w:t>
+        <w:t xml:space="preserve">2.</w:t>
+      </w:r>
+      <w:r>
+        <w:rPr>
+          <w:rFonts w:ascii="Times New Roman" w:hAnsi="Times New Roman" w:eastAsia="Times New Roman" w:cs="Times New Roman"/>
+        </w:rPr>
+        <w:t xml:space="preserve"> </w:t>
+      </w:r>
+      <w:r>
+        <w:rPr>
+          <w:rFonts w:ascii="Times New Roman" w:hAnsi="Times New Roman" w:eastAsia="Times New Roman" w:cs="Times New Roman"/>
+        </w:rPr>
+        <w:t xml:space="preserve">5 </w:t>
+      </w:r>
+      <w:r>
+        <w:rPr>
+          <w:rFonts w:hint="eastAsia" w:ascii="Times New Roman" w:hAnsi="Times New Roman" w:eastAsia="FangSong" w:cs="Times New Roman"/>
+        </w:rPr>
+        <w:t xml:space="preserve">个分子分配到</w:t>
+      </w:r>
+      <w:r>
+        <w:rPr>
+          <w:rFonts w:ascii="Times New Roman" w:hAnsi="Times New Roman" w:eastAsia="Times New Roman" w:cs="Times New Roman"/>
+        </w:rPr>
+        <w:t xml:space="preserve"> 3 </w:t>
+      </w:r>
+      <w:r>
+        <w:rPr>
+          <w:rFonts w:hint="eastAsia" w:ascii="Times New Roman" w:hAnsi="Times New Roman" w:eastAsia="FangSong" w:cs="Times New Roman"/>
+        </w:rPr>
+        <w:t>个能级</w:t>
+      </w:r>
+      <w:r>
+        <w:rPr>
+          <w:rFonts w:hint="eastAsia" w:ascii="Times New Roman" w:hAnsi="Times New Roman" w:eastAsia="Times New Roman" w:cs="Times New Roman"/>
+        </w:rPr>
+        <w:t>（</w:t>
+      </w:r>
+      <w:r>
+        <w:rPr>
+          <w:rFonts w:hint="eastAsia" w:ascii="Times New Roman" w:hAnsi="Times New Roman" w:eastAsia="FangSong" w:cs="Times New Roman"/>
+        </w:rPr>
+        <w:t>每级容量不限</w:t>
+      </w:r>
+      <w:r>
+        <w:rPr>
+          <w:rFonts w:hint="eastAsia" w:ascii="Times New Roman" w:hAnsi="Times New Roman" w:eastAsia="Times New Roman" w:cs="Times New Roman"/>
+        </w:rPr>
+        <w:t>）：(a)</w:t>
       </w:r>
       <w:r>
         <w:rPr>
@@ -22513,6 +22508,38 @@
           <w:b/>
           <w:bCs/>
         </w:rPr>
+        <w:t xml:space="preserve">可区分</w:t>
+      </w:r>
+      <w:r>
+        <w:rPr>
+          <w:rFonts w:hint="eastAsia" w:ascii="Times New Roman" w:hAnsi="Times New Roman" w:eastAsia="FangSong" w:cs="Times New Roman"/>
+        </w:rPr>
+        <w:t>时有几种微观状态</w:t>
+      </w:r>
+      <w:r>
+        <w:rPr>
+          <w:rFonts w:hint="eastAsia" w:ascii="Times New Roman" w:hAnsi="Times New Roman" w:eastAsia="Times New Roman" w:cs="Times New Roman"/>
+        </w:rPr>
+        <w:t>？(b)</w:t>
+      </w:r>
+      <w:r>
+        <w:rPr>
+          <w:rFonts w:ascii="Times New Roman" w:hAnsi="Times New Roman" w:eastAsia="Times New Roman" w:cs="Times New Roman"/>
+        </w:rPr>
+        <w:t xml:space="preserve"> </w:t>
+      </w:r>
+      <w:r>
+        <w:rPr>
+          <w:rFonts w:hint="eastAsia" w:ascii="Times New Roman" w:hAnsi="Times New Roman" w:eastAsia="FangSong" w:cs="Times New Roman"/>
+        </w:rPr>
+        <w:t xml:space="preserve">分子</w:t>
+      </w:r>
+      <w:r>
+        <w:rPr>
+          <w:rFonts w:hint="eastAsia" w:ascii="Times New Roman" w:hAnsi="Times New Roman" w:eastAsia="FangSong" w:cs="Times New Roman"/>
+          <w:b/>
+          <w:bCs/>
+        </w:rPr>
         <w:t xml:space="preserve">不可区分</w:t>
       </w:r>
       <w:r>
@@ -22527,15 +22554,26 @@
         </w:rPr>
         <w:t>？</w:t>
       </w:r>
-    </w:p>
-    <w:p>
-      <w:pPr>
-        <w:pStyle w:val="Compact"/>
-        <w:numPr>
-          <w:ilvl w:val="0"/>
-          <w:numId w:val="1010"/>
-        </w:numPr>
-      </w:pPr>
+      <w:r>
+        <w:rPr>
+          <w:rFonts w:ascii="Times New Roman" w:hAnsi="Times New Roman" w:eastAsia="Times New Roman" w:cs="Times New Roman"/>
+        </w:rPr>
+        <w:t xml:space="preserve"> </w:t>
+      </w:r>
+      <w:r>
+        <w:rPr>
+          <w:rFonts w:ascii="Times New Roman" w:hAnsi="Times New Roman" w:eastAsia="Times New Roman" w:cs="Times New Roman"/>
+          <w:b/>
+          <w:bCs/>
+        </w:rPr>
+        <w:t xml:space="preserve">3.</w:t>
+      </w:r>
+      <w:r>
+        <w:rPr>
+          <w:rFonts w:ascii="Times New Roman" w:hAnsi="Times New Roman" w:eastAsia="Times New Roman" w:cs="Times New Roman"/>
+        </w:rPr>
+        <w:t xml:space="preserve"> </w:t>
+      </w:r>
       <w:r>
         <w:rPr>
           <w:rFonts w:hint="eastAsia" w:ascii="Times New Roman" w:hAnsi="Times New Roman" w:eastAsia="FangSong" w:cs="Times New Roman"/>
@@ -22639,15 +22677,26 @@
         </w:rPr>
         <w:t>。</w:t>
       </w:r>
-    </w:p>
-    <w:p>
-      <w:pPr>
-        <w:pStyle w:val="Compact"/>
-        <w:numPr>
-          <w:ilvl w:val="0"/>
-          <w:numId w:val="1010"/>
-        </w:numPr>
-      </w:pPr>
+      <w:r>
+        <w:rPr>
+          <w:rFonts w:ascii="Times New Roman" w:hAnsi="Times New Roman" w:eastAsia="Times New Roman" w:cs="Times New Roman"/>
+        </w:rPr>
+        <w:t xml:space="preserve"> </w:t>
+      </w:r>
+      <w:r>
+        <w:rPr>
+          <w:rFonts w:ascii="Times New Roman" w:hAnsi="Times New Roman" w:eastAsia="Times New Roman" w:cs="Times New Roman"/>
+          <w:b/>
+          <w:bCs/>
+        </w:rPr>
+        <w:t xml:space="preserve">4.</w:t>
+      </w:r>
+      <w:r>
+        <w:rPr>
+          <w:rFonts w:ascii="Times New Roman" w:hAnsi="Times New Roman" w:eastAsia="Times New Roman" w:cs="Times New Roman"/>
+        </w:rPr>
+        <w:t xml:space="preserve"> </w:t>
+      </w:r>
       <w:r>
         <w:rPr>
           <w:rFonts w:hint="eastAsia" w:ascii="Times New Roman" w:hAnsi="Times New Roman" w:eastAsia="FangSong" w:cs="Times New Roman"/>
@@ -22721,15 +22770,26 @@
         </w:rPr>
         <w:t>。</w:t>
       </w:r>
-    </w:p>
-    <w:p>
-      <w:pPr>
-        <w:pStyle w:val="Compact"/>
-        <w:numPr>
-          <w:ilvl w:val="0"/>
-          <w:numId w:val="1010"/>
-        </w:numPr>
-      </w:pPr>
+      <w:r>
+        <w:rPr>
+          <w:rFonts w:ascii="Times New Roman" w:hAnsi="Times New Roman" w:eastAsia="Times New Roman" w:cs="Times New Roman"/>
+        </w:rPr>
+        <w:t xml:space="preserve"> </w:t>
+      </w:r>
+      <w:r>
+        <w:rPr>
+          <w:rFonts w:ascii="Times New Roman" w:hAnsi="Times New Roman" w:eastAsia="Times New Roman" w:cs="Times New Roman"/>
+          <w:b/>
+          <w:bCs/>
+        </w:rPr>
+        <w:t xml:space="preserve">5.</w:t>
+      </w:r>
+      <w:r>
+        <w:rPr>
+          <w:rFonts w:ascii="Times New Roman" w:hAnsi="Times New Roman" w:eastAsia="Times New Roman" w:cs="Times New Roman"/>
+        </w:rPr>
+        <w:t xml:space="preserve"> </w:t>
+      </w:r>
       <w:r>
         <w:rPr>
           <w:rFonts w:hint="eastAsia" w:ascii="Times New Roman" w:hAnsi="Times New Roman" w:eastAsia="FangSong" w:cs="Times New Roman"/>
@@ -22863,15 +22923,26 @@
         </w:rPr>
         <w:t xml:space="preserve">。</w:t>
       </w:r>
-    </w:p>
-    <w:p>
-      <w:pPr>
-        <w:pStyle w:val="Compact"/>
-        <w:numPr>
-          <w:ilvl w:val="0"/>
-          <w:numId w:val="1010"/>
-        </w:numPr>
-      </w:pPr>
+      <w:r>
+        <w:rPr>
+          <w:rFonts w:ascii="Times New Roman" w:hAnsi="Times New Roman" w:eastAsia="Times New Roman" w:cs="Times New Roman"/>
+        </w:rPr>
+        <w:t xml:space="preserve"> </w:t>
+      </w:r>
+      <w:r>
+        <w:rPr>
+          <w:rFonts w:ascii="Times New Roman" w:hAnsi="Times New Roman" w:eastAsia="Times New Roman" w:cs="Times New Roman"/>
+          <w:b/>
+          <w:bCs/>
+        </w:rPr>
+        <w:t xml:space="preserve">6.</w:t>
+      </w:r>
+      <w:r>
+        <w:rPr>
+          <w:rFonts w:ascii="Times New Roman" w:hAnsi="Times New Roman" w:eastAsia="Times New Roman" w:cs="Times New Roman"/>
+        </w:rPr>
+        <w:t xml:space="preserve"> </w:t>
+      </w:r>
       <w:r>
         <w:rPr>
           <w:rFonts w:hint="eastAsia" w:ascii="Times New Roman" w:hAnsi="Times New Roman" w:eastAsia="FangSong" w:cs="Times New Roman"/>
@@ -23091,6 +23162,12 @@
       </w:pPr>
       <w:r>
         <w:rPr>
+          <w:rFonts w:ascii="Times New Roman" w:hAnsi="Times New Roman" w:eastAsia="Times New Roman" w:cs="Times New Roman"/>
+        </w:rPr>
+        <w:t xml:space="preserve">9.2 </w:t>
+      </w:r>
+      <w:r>
+        <w:rPr>
           <w:rFonts w:hint="eastAsia" w:ascii="Times New Roman" w:hAnsi="Times New Roman" w:eastAsia="SimHei" w:cs="Times New Roman"/>
         </w:rPr>
         <w:t>竞赛入门</w:t>
@@ -23122,44 +23199,54 @@
     </w:p>
     <w:p>
       <w:pPr>
-        <w:pStyle w:val="Compact"/>
-        <w:numPr>
-          <w:ilvl w:val="0"/>
-          <w:numId w:val="1011"/>
-        </w:numPr>
+        <w:pStyle w:val="FirstParagraph"/>
       </w:pPr>
-      <m:oMath>
-        <m:r>
-          <m:t>N</m:t>
-        </m:r>
-        <m:r>
-          <m:rPr>
-            <m:sty m:val="p"/>
-          </m:rPr>
-          <m:t>=</m:t>
-        </m:r>
-        <m:r>
-          <m:t>100</m:t>
-        </m:r>
-      </m:oMath>
-      <w:r>
-        <w:rPr>
-          <w:rFonts w:ascii="Times New Roman" w:hAnsi="Times New Roman" w:eastAsia="Times New Roman" w:cs="Times New Roman"/>
-        </w:rPr>
-        <w:t xml:space="preserve"> </w:t>
-      </w:r>
-      <w:r>
-        <w:rPr>
-          <w:rFonts w:hint="eastAsia" w:ascii="Times New Roman" w:hAnsi="Times New Roman" w:eastAsia="FangSong" w:cs="Times New Roman"/>
-        </w:rPr>
-        <w:t xml:space="preserve">个分子分到两个</w:t>
-      </w:r>
-      <w:r>
-        <w:rPr>
-          <w:rFonts w:hint="eastAsia" w:ascii="Times New Roman" w:hAnsi="Times New Roman" w:eastAsia="FangSong" w:cs="Times New Roman"/>
+      <w:r>
+        <w:rPr>
+          <w:rFonts w:ascii="Times New Roman" w:hAnsi="Times New Roman" w:eastAsia="Times New Roman" w:cs="Times New Roman"/>
           <w:b/>
           <w:bCs/>
         </w:rPr>
+        <w:t xml:space="preserve">7.</w:t>
+      </w:r>
+      <w:r>
+        <w:rPr>
+          <w:rFonts w:ascii="Times New Roman" w:hAnsi="Times New Roman" w:eastAsia="Times New Roman" w:cs="Times New Roman"/>
+        </w:rPr>
+        <w:t xml:space="preserve"> </w:t>
+      </w:r>
+      <m:oMath>
+        <m:r>
+          <m:t>N</m:t>
+        </m:r>
+        <m:r>
+          <m:rPr>
+            <m:sty m:val="p"/>
+          </m:rPr>
+          <m:t>=</m:t>
+        </m:r>
+        <m:r>
+          <m:t>100</m:t>
+        </m:r>
+      </m:oMath>
+      <w:r>
+        <w:rPr>
+          <w:rFonts w:ascii="Times New Roman" w:hAnsi="Times New Roman" w:eastAsia="Times New Roman" w:cs="Times New Roman"/>
+        </w:rPr>
+        <w:t xml:space="preserve"> </w:t>
+      </w:r>
+      <w:r>
+        <w:rPr>
+          <w:rFonts w:hint="eastAsia" w:ascii="Times New Roman" w:hAnsi="Times New Roman" w:eastAsia="FangSong" w:cs="Times New Roman"/>
+        </w:rPr>
+        <w:t xml:space="preserve">个分子分到两个</w:t>
+      </w:r>
+      <w:r>
+        <w:rPr>
+          <w:rFonts w:hint="eastAsia" w:ascii="Times New Roman" w:hAnsi="Times New Roman" w:eastAsia="FangSong" w:cs="Times New Roman"/>
+          <w:b/>
+          <w:bCs/>
+        </w:rPr>
         <w:t xml:space="preserve">等简并</w:t>
       </w:r>
       <w:r>
@@ -23251,15 +23338,26 @@
         </w:rPr>
         <w:t>。</w:t>
       </w:r>
-    </w:p>
-    <w:p>
-      <w:pPr>
-        <w:pStyle w:val="Compact"/>
-        <w:numPr>
-          <w:ilvl w:val="0"/>
-          <w:numId w:val="1011"/>
-        </w:numPr>
-      </w:pPr>
+      <w:r>
+        <w:rPr>
+          <w:rFonts w:ascii="Times New Roman" w:hAnsi="Times New Roman" w:eastAsia="Times New Roman" w:cs="Times New Roman"/>
+        </w:rPr>
+        <w:t xml:space="preserve"> </w:t>
+      </w:r>
+      <w:r>
+        <w:rPr>
+          <w:rFonts w:ascii="Times New Roman" w:hAnsi="Times New Roman" w:eastAsia="Times New Roman" w:cs="Times New Roman"/>
+          <w:b/>
+          <w:bCs/>
+        </w:rPr>
+        <w:t xml:space="preserve">8.</w:t>
+      </w:r>
+      <w:r>
+        <w:rPr>
+          <w:rFonts w:ascii="Times New Roman" w:hAnsi="Times New Roman" w:eastAsia="Times New Roman" w:cs="Times New Roman"/>
+        </w:rPr>
+        <w:t xml:space="preserve"> </w:t>
+      </w:r>
       <w:r>
         <w:rPr>
           <w:rFonts w:hint="eastAsia" w:ascii="Times New Roman" w:hAnsi="Times New Roman" w:eastAsia="FangSong" w:cs="Times New Roman"/>
@@ -23466,15 +23564,26 @@
         </w:rPr>
         <w:t xml:space="preserve">。</w:t>
       </w:r>
-    </w:p>
-    <w:p>
-      <w:pPr>
-        <w:pStyle w:val="Compact"/>
-        <w:numPr>
-          <w:ilvl w:val="0"/>
-          <w:numId w:val="1011"/>
-        </w:numPr>
-      </w:pPr>
+      <w:r>
+        <w:rPr>
+          <w:rFonts w:ascii="Times New Roman" w:hAnsi="Times New Roman" w:eastAsia="Times New Roman" w:cs="Times New Roman"/>
+        </w:rPr>
+        <w:t xml:space="preserve"> </w:t>
+      </w:r>
+      <w:r>
+        <w:rPr>
+          <w:rFonts w:ascii="Times New Roman" w:hAnsi="Times New Roman" w:eastAsia="Times New Roman" w:cs="Times New Roman"/>
+          <w:b/>
+          <w:bCs/>
+        </w:rPr>
+        <w:t xml:space="preserve">9.</w:t>
+      </w:r>
+      <w:r>
+        <w:rPr>
+          <w:rFonts w:ascii="Times New Roman" w:hAnsi="Times New Roman" w:eastAsia="Times New Roman" w:cs="Times New Roman"/>
+        </w:rPr>
+        <w:t xml:space="preserve"> </w:t>
+      </w:r>
       <w:r>
         <w:rPr>
           <w:rFonts w:hint="eastAsia" w:ascii="Times New Roman" w:hAnsi="Times New Roman" w:eastAsia="FangSong" w:cs="Times New Roman"/>
@@ -23606,15 +23715,26 @@
         </w:rPr>
         <w:t>。</w:t>
       </w:r>
-    </w:p>
-    <w:p>
-      <w:pPr>
-        <w:pStyle w:val="Compact"/>
-        <w:numPr>
-          <w:ilvl w:val="0"/>
-          <w:numId w:val="1011"/>
-        </w:numPr>
-      </w:pPr>
+      <w:r>
+        <w:rPr>
+          <w:rFonts w:ascii="Times New Roman" w:hAnsi="Times New Roman" w:eastAsia="Times New Roman" w:cs="Times New Roman"/>
+        </w:rPr>
+        <w:t xml:space="preserve"> </w:t>
+      </w:r>
+      <w:r>
+        <w:rPr>
+          <w:rFonts w:ascii="Times New Roman" w:hAnsi="Times New Roman" w:eastAsia="Times New Roman" w:cs="Times New Roman"/>
+          <w:b/>
+          <w:bCs/>
+        </w:rPr>
+        <w:t xml:space="preserve">10.</w:t>
+      </w:r>
+      <w:r>
+        <w:rPr>
+          <w:rFonts w:ascii="Times New Roman" w:hAnsi="Times New Roman" w:eastAsia="Times New Roman" w:cs="Times New Roman"/>
+        </w:rPr>
+        <w:t xml:space="preserve"> </w:t>
+      </w:r>
       <w:r>
         <w:rPr>
           <w:rFonts w:hint="eastAsia" w:ascii="Times New Roman" w:hAnsi="Times New Roman" w:eastAsia="FangSong" w:cs="Times New Roman"/>
@@ -23757,15 +23877,26 @@
         </w:rPr>
         <w:t xml:space="preserve">。</w:t>
       </w:r>
-    </w:p>
-    <w:p>
-      <w:pPr>
-        <w:pStyle w:val="Compact"/>
-        <w:numPr>
-          <w:ilvl w:val="0"/>
-          <w:numId w:val="1011"/>
-        </w:numPr>
-      </w:pPr>
+      <w:r>
+        <w:rPr>
+          <w:rFonts w:ascii="Times New Roman" w:hAnsi="Times New Roman" w:eastAsia="Times New Roman" w:cs="Times New Roman"/>
+        </w:rPr>
+        <w:t xml:space="preserve"> </w:t>
+      </w:r>
+      <w:r>
+        <w:rPr>
+          <w:rFonts w:ascii="Times New Roman" w:hAnsi="Times New Roman" w:eastAsia="Times New Roman" w:cs="Times New Roman"/>
+          <w:b/>
+          <w:bCs/>
+        </w:rPr>
+        <w:t xml:space="preserve">11.</w:t>
+      </w:r>
+      <w:r>
+        <w:rPr>
+          <w:rFonts w:ascii="Times New Roman" w:hAnsi="Times New Roman" w:eastAsia="Times New Roman" w:cs="Times New Roman"/>
+        </w:rPr>
+        <w:t xml:space="preserve"> </w:t>
+      </w:r>
       <w:r>
         <w:rPr>
           <w:rFonts w:ascii="Times New Roman" w:hAnsi="Times New Roman" w:eastAsia="Times New Roman" w:cs="Times New Roman"/>
@@ -23878,15 +24009,26 @@
         </w:rPr>
         <w:t>。</w:t>
       </w:r>
-    </w:p>
-    <w:p>
-      <w:pPr>
-        <w:pStyle w:val="Compact"/>
-        <w:numPr>
-          <w:ilvl w:val="0"/>
-          <w:numId w:val="1011"/>
-        </w:numPr>
-      </w:pPr>
+      <w:r>
+        <w:rPr>
+          <w:rFonts w:ascii="Times New Roman" w:hAnsi="Times New Roman" w:eastAsia="Times New Roman" w:cs="Times New Roman"/>
+        </w:rPr>
+        <w:t xml:space="preserve"> </w:t>
+      </w:r>
+      <w:r>
+        <w:rPr>
+          <w:rFonts w:ascii="Times New Roman" w:hAnsi="Times New Roman" w:eastAsia="Times New Roman" w:cs="Times New Roman"/>
+          <w:b/>
+          <w:bCs/>
+        </w:rPr>
+        <w:t xml:space="preserve">12.</w:t>
+      </w:r>
+      <w:r>
+        <w:rPr>
+          <w:rFonts w:ascii="Times New Roman" w:hAnsi="Times New Roman" w:eastAsia="Times New Roman" w:cs="Times New Roman"/>
+        </w:rPr>
+        <w:t xml:space="preserve"> </w:t>
+      </w:r>
       <m:oMath>
         <m:oMathPr>
           <m:ctrlPr>
@@ -24068,7 +24210,7 @@
       </w:r>
     </w:p>
     <w:bookmarkEnd w:id="44"/>
-    <w:bookmarkStart w:id="45" w:name="真题挑战6-题竞赛风格改编"/>
+    <w:bookmarkStart w:id="45" w:name="真题挑战6-题竞赛风格改编6-题"/>
     <w:p>
       <w:pPr>
         <w:pStyle w:val="Heading3"/>
@@ -24076,6 +24218,12 @@
       </w:pPr>
       <w:r>
         <w:rPr>
+          <w:rFonts w:ascii="Times New Roman" w:hAnsi="Times New Roman" w:eastAsia="Times New Roman" w:cs="Times New Roman"/>
+        </w:rPr>
+        <w:t xml:space="preserve">9.3 </w:t>
+      </w:r>
+      <w:r>
+        <w:rPr>
           <w:rFonts w:hint="eastAsia" w:ascii="Times New Roman" w:hAnsi="Times New Roman" w:eastAsia="SimHei" w:cs="Times New Roman"/>
         </w:rPr>
         <w:t>真题挑战</w:t>
@@ -24109,6 +24257,24 @@
           <w:rFonts w:hint="eastAsia" w:ascii="Times New Roman" w:hAnsi="Times New Roman" w:eastAsia="SimHei" w:cs="Times New Roman"/>
         </w:rPr>
         <w:t>竞赛风格改编</w:t>
+      </w:r>
+      <w:r>
+        <w:rPr>
+          <w:rFonts w:hint="eastAsia" w:ascii="Times New Roman" w:hAnsi="Times New Roman" w:eastAsia="Times New Roman" w:cs="Times New Roman"/>
+        </w:rPr>
+        <w:t>）（6</w:t>
+      </w:r>
+      <w:r>
+        <w:rPr>
+          <w:rFonts w:ascii="Times New Roman" w:hAnsi="Times New Roman" w:eastAsia="Times New Roman" w:cs="Times New Roman"/>
+        </w:rPr>
+        <w:t xml:space="preserve"> </w:t>
+      </w:r>
+      <w:r>
+        <w:rPr>
+          <w:rFonts w:hint="eastAsia" w:ascii="Times New Roman" w:hAnsi="Times New Roman" w:eastAsia="SimHei" w:cs="Times New Roman"/>
+        </w:rPr>
+        <w:t>题</w:t>
       </w:r>
       <w:r>
         <w:rPr>
@@ -24119,12 +24285,22 @@
     </w:p>
     <w:p>
       <w:pPr>
-        <w:pStyle w:val="Compact"/>
-        <w:numPr>
-          <w:ilvl w:val="0"/>
-          <w:numId w:val="1012"/>
-        </w:numPr>
+        <w:pStyle w:val="FirstParagraph"/>
       </w:pPr>
+      <w:r>
+        <w:rPr>
+          <w:rFonts w:ascii="Times New Roman" w:hAnsi="Times New Roman" w:eastAsia="Times New Roman" w:cs="Times New Roman"/>
+          <w:b/>
+          <w:bCs/>
+        </w:rPr>
+        <w:t xml:space="preserve">13.</w:t>
+      </w:r>
+      <w:r>
+        <w:rPr>
+          <w:rFonts w:ascii="Times New Roman" w:hAnsi="Times New Roman" w:eastAsia="Times New Roman" w:cs="Times New Roman"/>
+        </w:rPr>
+        <w:t xml:space="preserve"> </w:t>
+      </w:r>
       <m:oMath>
         <m:r>
           <m:t>N</m:t>
@@ -24317,15 +24493,26 @@
         </w:rPr>
         <w:t xml:space="preserve">。</w:t>
       </w:r>
-    </w:p>
-    <w:p>
-      <w:pPr>
-        <w:pStyle w:val="Compact"/>
-        <w:numPr>
-          <w:ilvl w:val="0"/>
-          <w:numId w:val="1012"/>
-        </w:numPr>
-      </w:pPr>
+      <w:r>
+        <w:rPr>
+          <w:rFonts w:ascii="Times New Roman" w:hAnsi="Times New Roman" w:eastAsia="Times New Roman" w:cs="Times New Roman"/>
+        </w:rPr>
+        <w:t xml:space="preserve"> </w:t>
+      </w:r>
+      <w:r>
+        <w:rPr>
+          <w:rFonts w:ascii="Times New Roman" w:hAnsi="Times New Roman" w:eastAsia="Times New Roman" w:cs="Times New Roman"/>
+          <w:b/>
+          <w:bCs/>
+        </w:rPr>
+        <w:t xml:space="preserve">14.</w:t>
+      </w:r>
+      <w:r>
+        <w:rPr>
+          <w:rFonts w:ascii="Times New Roman" w:hAnsi="Times New Roman" w:eastAsia="Times New Roman" w:cs="Times New Roman"/>
+        </w:rPr>
+        <w:t xml:space="preserve"> </w:t>
+      </w:r>
       <w:r>
         <w:rPr>
           <w:rFonts w:hint="eastAsia" w:ascii="Times New Roman" w:hAnsi="Times New Roman" w:eastAsia="FangSong" w:cs="Times New Roman"/>
@@ -24626,15 +24813,26 @@
         </w:rPr>
         <w:t xml:space="preserve">）</w:t>
       </w:r>
-    </w:p>
-    <w:p>
-      <w:pPr>
-        <w:pStyle w:val="Compact"/>
-        <w:numPr>
-          <w:ilvl w:val="0"/>
-          <w:numId w:val="1012"/>
-        </w:numPr>
-      </w:pPr>
+      <w:r>
+        <w:rPr>
+          <w:rFonts w:ascii="Times New Roman" w:hAnsi="Times New Roman" w:eastAsia="Times New Roman" w:cs="Times New Roman"/>
+        </w:rPr>
+        <w:t xml:space="preserve"> </w:t>
+      </w:r>
+      <w:r>
+        <w:rPr>
+          <w:rFonts w:ascii="Times New Roman" w:hAnsi="Times New Roman" w:eastAsia="Times New Roman" w:cs="Times New Roman"/>
+          <w:b/>
+          <w:bCs/>
+        </w:rPr>
+        <w:t xml:space="preserve">15.</w:t>
+      </w:r>
+      <w:r>
+        <w:rPr>
+          <w:rFonts w:ascii="Times New Roman" w:hAnsi="Times New Roman" w:eastAsia="Times New Roman" w:cs="Times New Roman"/>
+        </w:rPr>
+        <w:t xml:space="preserve"> </w:t>
+      </w:r>
       <w:r>
         <w:rPr>
           <w:rFonts w:hint="eastAsia" w:ascii="Times New Roman" w:hAnsi="Times New Roman" w:eastAsia="FangSong" w:cs="Times New Roman"/>
@@ -24981,15 +25179,26 @@
         </w:rPr>
         <w:t xml:space="preserve">）</w:t>
       </w:r>
-    </w:p>
-    <w:p>
-      <w:pPr>
-        <w:pStyle w:val="Compact"/>
-        <w:numPr>
-          <w:ilvl w:val="0"/>
-          <w:numId w:val="1012"/>
-        </w:numPr>
-      </w:pPr>
+      <w:r>
+        <w:rPr>
+          <w:rFonts w:ascii="Times New Roman" w:hAnsi="Times New Roman" w:eastAsia="Times New Roman" w:cs="Times New Roman"/>
+        </w:rPr>
+        <w:t xml:space="preserve"> </w:t>
+      </w:r>
+      <w:r>
+        <w:rPr>
+          <w:rFonts w:ascii="Times New Roman" w:hAnsi="Times New Roman" w:eastAsia="Times New Roman" w:cs="Times New Roman"/>
+          <w:b/>
+          <w:bCs/>
+        </w:rPr>
+        <w:t xml:space="preserve">16.</w:t>
+      </w:r>
+      <w:r>
+        <w:rPr>
+          <w:rFonts w:ascii="Times New Roman" w:hAnsi="Times New Roman" w:eastAsia="Times New Roman" w:cs="Times New Roman"/>
+        </w:rPr>
+        <w:t xml:space="preserve"> </w:t>
+      </w:r>
       <w:r>
         <w:rPr>
           <w:rFonts w:hint="eastAsia" w:ascii="Times New Roman" w:hAnsi="Times New Roman" w:eastAsia="FangSong" w:cs="Times New Roman"/>
@@ -25198,15 +25407,26 @@
         </w:rPr>
         <w:t xml:space="preserve">）</w:t>
       </w:r>
-    </w:p>
-    <w:p>
-      <w:pPr>
-        <w:pStyle w:val="Compact"/>
-        <w:numPr>
-          <w:ilvl w:val="0"/>
-          <w:numId w:val="1012"/>
-        </w:numPr>
-      </w:pPr>
+      <w:r>
+        <w:rPr>
+          <w:rFonts w:ascii="Times New Roman" w:hAnsi="Times New Roman" w:eastAsia="Times New Roman" w:cs="Times New Roman"/>
+        </w:rPr>
+        <w:t xml:space="preserve"> </w:t>
+      </w:r>
+      <w:r>
+        <w:rPr>
+          <w:rFonts w:ascii="Times New Roman" w:hAnsi="Times New Roman" w:eastAsia="Times New Roman" w:cs="Times New Roman"/>
+          <w:b/>
+          <w:bCs/>
+        </w:rPr>
+        <w:t xml:space="preserve">17.</w:t>
+      </w:r>
+      <w:r>
+        <w:rPr>
+          <w:rFonts w:ascii="Times New Roman" w:hAnsi="Times New Roman" w:eastAsia="Times New Roman" w:cs="Times New Roman"/>
+        </w:rPr>
+        <w:t xml:space="preserve"> </w:t>
+      </w:r>
       <w:r>
         <w:rPr>
           <w:rFonts w:hint="eastAsia" w:ascii="Times New Roman" w:hAnsi="Times New Roman" w:eastAsia="FangSong" w:cs="Times New Roman"/>
@@ -25372,15 +25592,26 @@
         </w:rPr>
         <w:t>？</w:t>
       </w:r>
-    </w:p>
-    <w:p>
-      <w:pPr>
-        <w:pStyle w:val="Compact"/>
-        <w:numPr>
-          <w:ilvl w:val="0"/>
-          <w:numId w:val="1012"/>
-        </w:numPr>
-      </w:pPr>
+      <w:r>
+        <w:rPr>
+          <w:rFonts w:ascii="Times New Roman" w:hAnsi="Times New Roman" w:eastAsia="Times New Roman" w:cs="Times New Roman"/>
+        </w:rPr>
+        <w:t xml:space="preserve"> </w:t>
+      </w:r>
+      <w:r>
+        <w:rPr>
+          <w:rFonts w:ascii="Times New Roman" w:hAnsi="Times New Roman" w:eastAsia="Times New Roman" w:cs="Times New Roman"/>
+          <w:b/>
+          <w:bCs/>
+        </w:rPr>
+        <w:t xml:space="preserve">18.</w:t>
+      </w:r>
+      <w:r>
+        <w:rPr>
+          <w:rFonts w:ascii="Times New Roman" w:hAnsi="Times New Roman" w:eastAsia="Times New Roman" w:cs="Times New Roman"/>
+        </w:rPr>
+        <w:t xml:space="preserve"> </w:t>
+      </w:r>
       <w:r>
         <w:rPr>
           <w:rFonts w:hint="eastAsia" w:ascii="Times New Roman" w:hAnsi="Times New Roman" w:eastAsia="FangSong" w:cs="Times New Roman"/>
@@ -34370,176 +34601,6 @@
       </w:rPr>
     </w:lvl>
   </w:abstractNum>
-  <w:abstractNum w:abstractNumId="99417">
-    <w:nsid w:val="00A99417"/>
-    <w:multiLevelType w:val="multilevel"/>
-    <w:lvl w:ilvl="0">
-      <w:start w:val="7"/>
-      <w:numFmt w:val="decimal"/>
-      <w:lvlText w:val="%1."/>
-      <w:lvlJc w:val="left"/>
-      <w:pPr>
-        <w:ind w:left="720" w:hanging="360"/>
-      </w:pPr>
-    </w:lvl>
-    <w:lvl w:ilvl="1">
-      <w:start w:val="7"/>
-      <w:numFmt w:val="decimal"/>
-      <w:lvlText w:val="%2."/>
-      <w:lvlJc w:val="left"/>
-      <w:pPr>
-        <w:ind w:left="1440" w:hanging="360"/>
-      </w:pPr>
-    </w:lvl>
-    <w:lvl w:ilvl="2">
-      <w:start w:val="7"/>
-      <w:numFmt w:val="decimal"/>
-      <w:lvlText w:val="%3."/>
-      <w:lvlJc w:val="left"/>
-      <w:pPr>
-        <w:ind w:left="2160" w:hanging="360"/>
-      </w:pPr>
-    </w:lvl>
-    <w:lvl w:ilvl="3">
-      <w:start w:val="7"/>
-      <w:numFmt w:val="decimal"/>
-      <w:lvlText w:val="%4."/>
-      <w:lvlJc w:val="left"/>
-      <w:pPr>
-        <w:ind w:left="2880" w:hanging="360"/>
-      </w:pPr>
-    </w:lvl>
-    <w:lvl w:ilvl="4">
-      <w:start w:val="7"/>
-      <w:numFmt w:val="decimal"/>
-      <w:lvlText w:val="%5."/>
-      <w:lvlJc w:val="left"/>
-      <w:pPr>
-        <w:ind w:left="3600" w:hanging="360"/>
-      </w:pPr>
-    </w:lvl>
-    <w:lvl w:ilvl="5">
-      <w:start w:val="7"/>
-      <w:numFmt w:val="decimal"/>
-      <w:lvlText w:val="%6."/>
-      <w:lvlJc w:val="left"/>
-      <w:pPr>
-        <w:ind w:left="4320" w:hanging="360"/>
-      </w:pPr>
-    </w:lvl>
-    <w:lvl w:ilvl="6">
-      <w:start w:val="7"/>
-      <w:numFmt w:val="decimal"/>
-      <w:lvlText w:val="%7."/>
-      <w:lvlJc w:val="left"/>
-      <w:pPr>
-        <w:ind w:left="5040" w:hanging="360"/>
-      </w:pPr>
-    </w:lvl>
-    <w:lvl w:ilvl="7">
-      <w:start w:val="7"/>
-      <w:numFmt w:val="decimal"/>
-      <w:lvlText w:val="%8."/>
-      <w:lvlJc w:val="left"/>
-      <w:pPr>
-        <w:ind w:left="5760" w:hanging="360"/>
-      </w:pPr>
-    </w:lvl>
-    <w:lvl w:ilvl="8">
-      <w:start w:val="7"/>
-      <w:numFmt w:val="decimal"/>
-      <w:lvlText w:val="%9."/>
-      <w:lvlJc w:val="left"/>
-      <w:pPr>
-        <w:ind w:left="6480" w:hanging="360"/>
-      </w:pPr>
-    </w:lvl>
-  </w:abstractNum>
-  <w:abstractNum w:abstractNumId="994113">
-    <w:nsid w:val="0A994113"/>
-    <w:multiLevelType w:val="multilevel"/>
-    <w:lvl w:ilvl="0">
-      <w:start w:val="13"/>
-      <w:numFmt w:val="decimal"/>
-      <w:lvlText w:val="%1."/>
-      <w:lvlJc w:val="left"/>
-      <w:pPr>
-        <w:ind w:left="720" w:hanging="360"/>
-      </w:pPr>
-    </w:lvl>
-    <w:lvl w:ilvl="1">
-      <w:start w:val="13"/>
-      <w:numFmt w:val="decimal"/>
-      <w:lvlText w:val="%2."/>
-      <w:lvlJc w:val="left"/>
-      <w:pPr>
-        <w:ind w:left="1440" w:hanging="360"/>
-      </w:pPr>
-    </w:lvl>
-    <w:lvl w:ilvl="2">
-      <w:start w:val="13"/>
-      <w:numFmt w:val="decimal"/>
-      <w:lvlText w:val="%3."/>
-      <w:lvlJc w:val="left"/>
-      <w:pPr>
-        <w:ind w:left="2160" w:hanging="360"/>
-      </w:pPr>
-    </w:lvl>
-    <w:lvl w:ilvl="3">
-      <w:start w:val="13"/>
-      <w:numFmt w:val="decimal"/>
-      <w:lvlText w:val="%4."/>
-      <w:lvlJc w:val="left"/>
-      <w:pPr>
-        <w:ind w:left="2880" w:hanging="360"/>
-      </w:pPr>
-    </w:lvl>
-    <w:lvl w:ilvl="4">
-      <w:start w:val="13"/>
-      <w:numFmt w:val="decimal"/>
-      <w:lvlText w:val="%5."/>
-      <w:lvlJc w:val="left"/>
-      <w:pPr>
-        <w:ind w:left="3600" w:hanging="360"/>
-      </w:pPr>
-    </w:lvl>
-    <w:lvl w:ilvl="5">
-      <w:start w:val="13"/>
-      <w:numFmt w:val="decimal"/>
-      <w:lvlText w:val="%6."/>
-      <w:lvlJc w:val="left"/>
-      <w:pPr>
-        <w:ind w:left="4320" w:hanging="360"/>
-      </w:pPr>
-    </w:lvl>
-    <w:lvl w:ilvl="6">
-      <w:start w:val="13"/>
-      <w:numFmt w:val="decimal"/>
-      <w:lvlText w:val="%7."/>
-      <w:lvlJc w:val="left"/>
-      <w:pPr>
-        <w:ind w:left="5040" w:hanging="360"/>
-      </w:pPr>
-    </w:lvl>
-    <w:lvl w:ilvl="7">
-      <w:start w:val="13"/>
-      <w:numFmt w:val="decimal"/>
-      <w:lvlText w:val="%8."/>
-      <w:lvlJc w:val="left"/>
-      <w:pPr>
-        <w:ind w:left="5760" w:hanging="360"/>
-      </w:pPr>
-    </w:lvl>
-    <w:lvl w:ilvl="8">
-      <w:start w:val="13"/>
-      <w:numFmt w:val="decimal"/>
-      <w:lvlText w:val="%9."/>
-      <w:lvlJc w:val="left"/>
-      <w:pPr>
-        <w:ind w:left="6480" w:hanging="360"/>
-      </w:pPr>
-    </w:lvl>
-  </w:abstractNum>
   <w:num w:numId="1000">
     <w:abstractNumId w:val="990"/>
   </w:num>
@@ -34623,96 +34684,6 @@
   </w:num>
   <w:num w:numId="1009">
     <w:abstractNumId w:val="991"/>
-  </w:num>
-  <w:num w:numId="1010">
-    <w:abstractNumId w:val="99411"/>
-    <w:lvlOverride w:ilvl="0">
-      <w:startOverride w:val="1"/>
-    </w:lvlOverride>
-    <w:lvlOverride w:ilvl="1">
-      <w:startOverride w:val="1"/>
-    </w:lvlOverride>
-    <w:lvlOverride w:ilvl="2">
-      <w:startOverride w:val="1"/>
-    </w:lvlOverride>
-    <w:lvlOverride w:ilvl="3">
-      <w:startOverride w:val="1"/>
-    </w:lvlOverride>
-    <w:lvlOverride w:ilvl="4">
-      <w:startOverride w:val="1"/>
-    </w:lvlOverride>
-    <w:lvlOverride w:ilvl="5">
-      <w:startOverride w:val="1"/>
-    </w:lvlOverride>
-    <w:lvlOverride w:ilvl="6">
-      <w:startOverride w:val="1"/>
-    </w:lvlOverride>
-    <w:lvlOverride w:ilvl="7">
-      <w:startOverride w:val="1"/>
-    </w:lvlOverride>
-    <w:lvlOverride w:ilvl="8">
-      <w:startOverride w:val="1"/>
-    </w:lvlOverride>
-  </w:num>
-  <w:num w:numId="1011">
-    <w:abstractNumId w:val="99417"/>
-    <w:lvlOverride w:ilvl="0">
-      <w:startOverride w:val="7"/>
-    </w:lvlOverride>
-    <w:lvlOverride w:ilvl="1">
-      <w:startOverride w:val="7"/>
-    </w:lvlOverride>
-    <w:lvlOverride w:ilvl="2">
-      <w:startOverride w:val="7"/>
-    </w:lvlOverride>
-    <w:lvlOverride w:ilvl="3">
-      <w:startOverride w:val="7"/>
-    </w:lvlOverride>
-    <w:lvlOverride w:ilvl="4">
-      <w:startOverride w:val="7"/>
-    </w:lvlOverride>
-    <w:lvlOverride w:ilvl="5">
-      <w:startOverride w:val="7"/>
-    </w:lvlOverride>
-    <w:lvlOverride w:ilvl="6">
-      <w:startOverride w:val="7"/>
-    </w:lvlOverride>
-    <w:lvlOverride w:ilvl="7">
-      <w:startOverride w:val="7"/>
-    </w:lvlOverride>
-    <w:lvlOverride w:ilvl="8">
-      <w:startOverride w:val="7"/>
-    </w:lvlOverride>
-  </w:num>
-  <w:num w:numId="1012">
-    <w:abstractNumId w:val="994113"/>
-    <w:lvlOverride w:ilvl="0">
-      <w:startOverride w:val="13"/>
-    </w:lvlOverride>
-    <w:lvlOverride w:ilvl="1">
-      <w:startOverride w:val="13"/>
-    </w:lvlOverride>
-    <w:lvlOverride w:ilvl="2">
-      <w:startOverride w:val="13"/>
-    </w:lvlOverride>
-    <w:lvlOverride w:ilvl="3">
-      <w:startOverride w:val="13"/>
-    </w:lvlOverride>
-    <w:lvlOverride w:ilvl="4">
-      <w:startOverride w:val="13"/>
-    </w:lvlOverride>
-    <w:lvlOverride w:ilvl="5">
-      <w:startOverride w:val="13"/>
-    </w:lvlOverride>
-    <w:lvlOverride w:ilvl="6">
-      <w:startOverride w:val="13"/>
-    </w:lvlOverride>
-    <w:lvlOverride w:ilvl="7">
-      <w:startOverride w:val="13"/>
-    </w:lvlOverride>
-    <w:lvlOverride w:ilvl="8">
-      <w:startOverride w:val="13"/>
-    </w:lvlOverride>
   </w:num>
 </w:numbering>
 </file>
@@ -35395,7 +35366,7 @@
     <ns0:name ns0:val="Verbatim Char"/>
     <ns0:basedOn ns0:val="BodyTextChar"/>
     <ns0:rPr>
-      <ns0:rFonts ns0:ascii="SimSun" ns0:hAnsi="SimSun" ns0:eastAsia="SimSun" ns0:cs="SimSun"/>
+      <ns0:rFonts ns0:ascii="SimSun" ns0:cs="SimSun" ns0:eastAsia="SimSun" ns0:hAnsi="SimSun"/>
       <ns0:b ns0:val="0"/>
       <ns0:sz ns0:val="20"/>
     </ns0:rPr>
@@ -35465,7 +35436,7 @@
       <w:wordWrap w:val="off"/>
     </w:pPr>
     <ns0:rPr>
-      <w:rFonts w:ascii="SimSun" w:hAnsi="SimSun" w:eastAsia="SimSun" w:cs="SimSun"/>
+      <w:rFonts ns0:ascii="SimSun" ns0:hAnsi="SimSun" ns0:eastAsia="SimSun" ns0:cs="SimSun"/>
     </ns0:rPr>
   </w:style>
   <w:style w:type="character" w:customStyle="1" w:styleId="KeywordTok">

--- a/06-学生侧材料/讲义/_数学工具/数学工具-第7讲-组合概率与Stirling近似.docx
+++ b/06-学生侧材料/讲义/_数学工具/数学工具-第7讲-组合概率与Stirling近似.docx
@@ -147,6 +147,71 @@
           <w:rFonts w:hint="eastAsia" w:ascii="Times New Roman" w:hAnsi="Times New Roman" w:eastAsia="SimHei" w:cs="Times New Roman"/>
         </w:rPr>
         <w:t xml:space="preserve">学习目标</w:t>
+      </w:r>
+    </w:p>
+    <w:p>
+      <w:pPr>
+        <w:pStyle w:val="BlockText"/>
+      </w:pPr>
+      <w:r>
+        <w:rPr>
+          <w:rFonts w:hint="eastAsia" w:ascii="Times New Roman" w:hAnsi="Times New Roman" w:eastAsia="FangSong" w:cs="Times New Roman"/>
+        </w:rPr>
+        <w:t>对齐考纲</w:t>
+      </w:r>
+      <w:r>
+        <w:rPr>
+          <w:rFonts w:hint="eastAsia" w:ascii="Times New Roman" w:hAnsi="Times New Roman" w:eastAsia="Times New Roman" w:cs="Times New Roman"/>
+        </w:rPr>
+        <w:t>：§09</w:t>
+      </w:r>
+      <w:r>
+        <w:rPr>
+          <w:rFonts w:ascii="Times New Roman" w:hAnsi="Times New Roman" w:eastAsia="Times New Roman" w:cs="Times New Roman"/>
+        </w:rPr>
+        <w:t xml:space="preserve"> </w:t>
+      </w:r>
+      <w:r>
+        <w:rPr>
+          <w:rFonts w:hint="eastAsia" w:ascii="Times New Roman" w:hAnsi="Times New Roman" w:eastAsia="FangSong" w:cs="Times New Roman"/>
+        </w:rPr>
+        <w:t>原子结构</w:t>
+      </w:r>
+      <w:r>
+        <w:rPr>
+          <w:rFonts w:hint="eastAsia" w:ascii="Times New Roman" w:hAnsi="Times New Roman" w:eastAsia="Times New Roman" w:cs="Times New Roman"/>
+        </w:rPr>
+        <w:t>·</w:t>
+      </w:r>
+      <w:r>
+        <w:rPr>
+          <w:rFonts w:hint="eastAsia" w:ascii="Times New Roman" w:hAnsi="Times New Roman" w:eastAsia="FangSong" w:cs="Times New Roman"/>
+        </w:rPr>
+        <w:t>决赛</w:t>
+      </w:r>
+      <w:r>
+        <w:rPr>
+          <w:rFonts w:hint="eastAsia" w:ascii="Times New Roman" w:hAnsi="Times New Roman" w:eastAsia="Times New Roman" w:cs="Times New Roman"/>
+        </w:rPr>
+        <w:t>01</w:t>
+      </w:r>
+      <w:r>
+        <w:rPr>
+          <w:rFonts w:ascii="Times New Roman" w:hAnsi="Times New Roman" w:eastAsia="Times New Roman" w:cs="Times New Roman"/>
+        </w:rPr>
+        <w:t xml:space="preserve"> </w:t>
+      </w:r>
+      <w:r>
+        <w:rPr>
+          <w:rFonts w:hint="eastAsia" w:ascii="Times New Roman" w:hAnsi="Times New Roman" w:eastAsia="FangSong" w:cs="Times New Roman"/>
+        </w:rPr>
+        <w:t xml:space="preserve">原子结构补充</w:t>
+      </w:r>
+      <w:r>
+        <w:rPr>
+          <w:rFonts w:ascii="Times New Roman" w:hAnsi="Times New Roman" w:eastAsia="Times New Roman" w:cs="Times New Roman"/>
+        </w:rPr>
+        <w:t xml:space="preserve"> </w:t>
       </w:r>
     </w:p>
     <w:p>

--- a/06-学生侧材料/讲义/_数学工具/数学工具-第7讲-组合概率与Stirling近似.docx
+++ b/06-学生侧材料/讲义/_数学工具/数学工具-第7讲-组合概率与Stirling近似.docx
@@ -10158,7 +10158,7 @@
                 <w:rFonts w:ascii="Times New Roman" w:hAnsi="Times New Roman" w:eastAsia="Times New Roman" w:cs="Times New Roman"/>
                 <w:vertAlign w:val="superscript"/>
               </w:rPr>
-              <w:t>-7</w:t>
+              <w:t>-8</w:t>
             </w:r>
           </w:p>
         </w:tc>
@@ -10219,7 +10219,7 @@
               <w:rPr>
                 <w:rFonts w:ascii="Times New Roman" w:hAnsi="Times New Roman" w:eastAsia="Times New Roman" w:cs="Times New Roman"/>
               </w:rPr>
-              <w:t xml:space="preserve">12815514</w:t>
+              <w:t xml:space="preserve">12815511</w:t>
             </w:r>
           </w:p>
         </w:tc>
@@ -10235,7 +10235,7 @@
                 <w:rStyle w:val="VerbatimChar"/>
                 <w:rFonts w:ascii="Times New Roman" w:hAnsi="Times New Roman" w:eastAsia="Times New Roman" w:cs="Times New Roman"/>
               </w:rPr>
-              <w:t>3×10</w:t>
+              <w:t>6×10</w:t>
             </w:r>
             <w:r>
               <w:rPr>
@@ -10288,7 +10288,7 @@
                 <w:rFonts w:ascii="Times New Roman" w:hAnsi="Times New Roman" w:eastAsia="Times New Roman" w:cs="Times New Roman"/>
                 <w:vertAlign w:val="superscript"/>
               </w:rPr>
-              <w:t>-8</w:t>
+              <w:t>-14</w:t>
             </w:r>
           </w:p>
         </w:tc>
@@ -24275,7 +24275,7 @@
       </w:r>
     </w:p>
     <w:bookmarkEnd w:id="44"/>
-    <w:bookmarkStart w:id="45" w:name="真题挑战6-题竞赛风格改编6-题"/>
+    <w:bookmarkStart w:id="45" w:name="真题挑战6-题竞赛风格改编"/>
     <w:p>
       <w:pPr>
         <w:pStyle w:val="Heading3"/>
@@ -24322,24 +24322,6 @@
           <w:rFonts w:hint="eastAsia" w:ascii="Times New Roman" w:hAnsi="Times New Roman" w:eastAsia="SimHei" w:cs="Times New Roman"/>
         </w:rPr>
         <w:t>竞赛风格改编</w:t>
-      </w:r>
-      <w:r>
-        <w:rPr>
-          <w:rFonts w:hint="eastAsia" w:ascii="Times New Roman" w:hAnsi="Times New Roman" w:eastAsia="Times New Roman" w:cs="Times New Roman"/>
-        </w:rPr>
-        <w:t>）（6</w:t>
-      </w:r>
-      <w:r>
-        <w:rPr>
-          <w:rFonts w:ascii="Times New Roman" w:hAnsi="Times New Roman" w:eastAsia="Times New Roman" w:cs="Times New Roman"/>
-        </w:rPr>
-        <w:t xml:space="preserve"> </w:t>
-      </w:r>
-      <w:r>
-        <w:rPr>
-          <w:rFonts w:hint="eastAsia" w:ascii="Times New Roman" w:hAnsi="Times New Roman" w:eastAsia="SimHei" w:cs="Times New Roman"/>
-        </w:rPr>
-        <w:t>题</w:t>
       </w:r>
       <w:r>
         <w:rPr>
@@ -26792,16 +26774,7 @@
           <m:t> </m:t>
         </m:r>
         <m:r>
-          <m:t>3</m:t>
-        </m:r>
-        <m:r>
-          <m:rPr>
-            <m:sty m:val="p"/>
-          </m:rPr>
-          <m:t>−</m:t>
-        </m:r>
-        <m:r>
-          <m:t>1</m:t>
+          <m:t>5</m:t>
         </m:r>
         <m:r>
           <m:rPr>
@@ -26834,7 +26807,7 @@
           <m:t>,</m:t>
         </m:r>
         <m:r>
-          <m:t>2</m:t>
+          <m:t>5</m:t>
         </m:r>
         <m:r>
           <m:rPr>

--- a/06-学生侧材料/讲义/_数学工具/数学工具-第7讲-组合概率与Stirling近似.docx
+++ b/06-学生侧材料/讲义/_数学工具/数学工具-第7讲-组合概率与Stirling近似.docx
@@ -2,7 +2,7 @@
 <file path=word/document.xml><?xml version="1.0" encoding="utf-8"?>
 <w:document xmlns:w="http://schemas.openxmlformats.org/wordprocessingml/2006/main" xmlns:m="http://schemas.openxmlformats.org/officeDocument/2006/math" xmlns:r="http://schemas.openxmlformats.org/officeDocument/2006/relationships" xmlns:o="urn:schemas-microsoft-com:office:office" xmlns:v="urn:schemas-microsoft-com:vml" xmlns:w10="urn:schemas-microsoft-com:office:word" xmlns:a="http://schemas.openxmlformats.org/drawingml/2006/main" xmlns:pic="http://schemas.openxmlformats.org/drawingml/2006/picture" xmlns:wp="http://schemas.openxmlformats.org/drawingml/2006/wordprocessingDrawing">
   <w:body>
-    <w:bookmarkStart w:id="50" w:name="X3f90dc74504eaba0a259b6a545587b25e71e559"/>
+    <w:bookmarkStart w:id="51" w:name="X3f90dc74504eaba0a259b6a545587b25e71e559"/>
     <w:p>
       <w:pPr>
         <w:pStyle w:val="Heading1"/>
@@ -20604,7 +20604,720 @@
     </w:p>
     <w:bookmarkEnd w:id="40"/>
     <w:bookmarkEnd w:id="41"/>
-    <w:bookmarkStart w:id="42" w:name="八核心公式速查"/>
+    <w:bookmarkStart w:id="42" w:name="本讲小结"/>
+    <w:p>
+      <w:pPr>
+        <w:pStyle w:val="Heading2"/>
+        <w:spacing w:before="280" w:after="120"/>
+      </w:pPr>
+      <w:r>
+        <w:rPr>
+          <w:rFonts w:hint="eastAsia" w:ascii="Times New Roman" w:hAnsi="Times New Roman" w:eastAsia="SimHei" w:cs="Times New Roman"/>
+        </w:rPr>
+        <w:t xml:space="preserve">本讲小结</w:t>
+      </w:r>
+    </w:p>
+    <w:p>
+      <w:pPr>
+        <w:pStyle w:val="FirstParagraph"/>
+      </w:pPr>
+      <w:r>
+        <w:rPr>
+          <w:rFonts w:hint="eastAsia" w:ascii="Times New Roman" w:hAnsi="Times New Roman" w:eastAsia="FangSong" w:cs="Times New Roman"/>
+        </w:rPr>
+        <w:t>本讲主线</w:t>
+      </w:r>
+      <w:r>
+        <w:rPr>
+          <w:rFonts w:hint="eastAsia" w:ascii="Times New Roman" w:hAnsi="Times New Roman" w:eastAsia="Times New Roman" w:cs="Times New Roman"/>
+        </w:rPr>
+        <w:t>：</w:t>
+      </w:r>
+      <w:r>
+        <w:rPr>
+          <w:rFonts w:hint="eastAsia" w:ascii="Times New Roman" w:hAnsi="Times New Roman" w:eastAsia="FangSong" w:cs="Times New Roman"/>
+          <w:b/>
+          <w:bCs/>
+        </w:rPr>
+        <w:t>统计热力学的全部计算建立在</w:t>
+      </w:r>
+      <w:r>
+        <w:rPr>
+          <w:rFonts w:hint="eastAsia" w:ascii="Times New Roman" w:hAnsi="Times New Roman" w:eastAsia="Times New Roman" w:cs="Times New Roman"/>
+          <w:b/>
+          <w:bCs/>
+        </w:rPr>
+        <w:t>「</w:t>
+      </w:r>
+      <w:r>
+        <w:rPr>
+          <w:rFonts w:hint="eastAsia" w:ascii="Times New Roman" w:hAnsi="Times New Roman" w:eastAsia="FangSong" w:cs="Times New Roman"/>
+          <w:b/>
+          <w:bCs/>
+        </w:rPr>
+        <w:t>会数微观状态数</w:t>
+      </w:r>
+      <w:r>
+        <w:rPr>
+          <w:rFonts w:hint="eastAsia" w:ascii="Times New Roman" w:hAnsi="Times New Roman" w:eastAsia="Times New Roman" w:cs="Times New Roman"/>
+          <w:b/>
+          <w:bCs/>
+        </w:rPr>
+        <w:t>」</w:t>
+      </w:r>
+      <w:r>
+        <w:rPr>
+          <w:rFonts w:hint="eastAsia" w:ascii="Times New Roman" w:hAnsi="Times New Roman" w:eastAsia="FangSong" w:cs="Times New Roman"/>
+          <w:b/>
+          <w:bCs/>
+        </w:rPr>
+        <w:t>上</w:t>
+      </w:r>
+      <w:r>
+        <w:rPr>
+          <w:rFonts w:hint="eastAsia" w:ascii="Times New Roman" w:hAnsi="Times New Roman" w:eastAsia="Times New Roman" w:cs="Times New Roman"/>
+          <w:b/>
+          <w:bCs/>
+        </w:rPr>
+        <w:t>；Stirling</w:t>
+      </w:r>
+      <w:r>
+        <w:rPr>
+          <w:rFonts w:ascii="Times New Roman" w:hAnsi="Times New Roman" w:eastAsia="Times New Roman" w:cs="Times New Roman"/>
+          <w:b/>
+          <w:bCs/>
+        </w:rPr>
+        <w:t xml:space="preserve"> </w:t>
+      </w:r>
+      <w:r>
+        <w:rPr>
+          <w:rFonts w:hint="eastAsia" w:ascii="Times New Roman" w:hAnsi="Times New Roman" w:eastAsia="FangSong" w:cs="Times New Roman"/>
+          <w:b/>
+          <w:bCs/>
+        </w:rPr>
+        <w:t xml:space="preserve">近似让</w:t>
+      </w:r>
+      <w:r>
+        <w:rPr>
+          <w:rFonts w:ascii="Times New Roman" w:hAnsi="Times New Roman" w:eastAsia="Times New Roman" w:cs="Times New Roman"/>
+          <w:b/>
+          <w:bCs/>
+        </w:rPr>
+        <w:t xml:space="preserve"> N ~ 10</w:t>
+      </w:r>
+      <w:r>
+        <w:rPr>
+          <w:rFonts w:ascii="Times New Roman" w:hAnsi="Times New Roman" w:eastAsia="Times New Roman" w:cs="Times New Roman"/>
+          <w:b/>
+          <w:bCs/>
+          <w:vertAlign w:val="superscript"/>
+        </w:rPr>
+        <w:t>23</w:t>
+      </w:r>
+      <w:r>
+        <w:rPr>
+          <w:rFonts w:ascii="Times New Roman" w:hAnsi="Times New Roman" w:eastAsia="Times New Roman" w:cs="Times New Roman"/>
+          <w:b/>
+          <w:bCs/>
+        </w:rPr>
+        <w:t xml:space="preserve"> </w:t>
+      </w:r>
+      <w:r>
+        <w:rPr>
+          <w:rFonts w:hint="eastAsia" w:ascii="Times New Roman" w:hAnsi="Times New Roman" w:eastAsia="FangSong" w:cs="Times New Roman"/>
+          <w:b/>
+          <w:bCs/>
+        </w:rPr>
+        <w:t xml:space="preserve">的阶乘可算</w:t>
+      </w:r>
+      <w:r>
+        <w:rPr>
+          <w:rFonts w:ascii="Times New Roman" w:hAnsi="Times New Roman" w:eastAsia="Times New Roman" w:cs="Times New Roman"/>
+        </w:rPr>
+        <w:t xml:space="preserve">。</w:t>
+      </w:r>
+    </w:p>
+    <w:p>
+      <w:pPr>
+        <w:pStyle w:val="Compact"/>
+        <w:numPr>
+          <w:ilvl w:val="0"/>
+          <w:numId w:val="1010"/>
+        </w:numPr>
+      </w:pPr>
+      <w:r>
+        <w:rPr>
+          <w:rFonts w:hint="eastAsia" w:ascii="Times New Roman" w:hAnsi="Times New Roman" w:eastAsia="FangSong" w:cs="Times New Roman"/>
+          <w:b/>
+          <w:bCs/>
+        </w:rPr>
+        <w:t xml:space="preserve">计数三件套</w:t>
+      </w:r>
+      <w:r>
+        <w:rPr>
+          <w:rFonts w:hint="eastAsia" w:ascii="Times New Roman" w:hAnsi="Times New Roman" w:eastAsia="Times New Roman" w:cs="Times New Roman"/>
+        </w:rPr>
+        <w:t>：</w:t>
+      </w:r>
+      <w:r>
+        <w:rPr>
+          <w:rFonts w:hint="eastAsia" w:ascii="Times New Roman" w:hAnsi="Times New Roman" w:eastAsia="FangSong" w:cs="Times New Roman"/>
+        </w:rPr>
+        <w:t>乘法原理</w:t>
+      </w:r>
+      <w:r>
+        <w:rPr>
+          <w:rFonts w:hint="eastAsia" w:ascii="Times New Roman" w:hAnsi="Times New Roman" w:eastAsia="Times New Roman" w:cs="Times New Roman"/>
+        </w:rPr>
+        <w:t>、</w:t>
+      </w:r>
+      <w:r>
+        <w:rPr>
+          <w:rFonts w:hint="eastAsia" w:ascii="Times New Roman" w:hAnsi="Times New Roman" w:eastAsia="FangSong" w:cs="Times New Roman"/>
+        </w:rPr>
+        <w:t>排列</w:t>
+      </w:r>
+      <w:r>
+        <w:rPr>
+          <w:rFonts w:ascii="Times New Roman" w:hAnsi="Times New Roman" w:eastAsia="Times New Roman" w:cs="Times New Roman"/>
+        </w:rPr>
+        <w:t xml:space="preserve"> </w:t>
+      </w:r>
+      <w:r>
+        <w:rPr>
+          <w:rFonts w:hint="eastAsia" w:ascii="Times New Roman" w:hAnsi="Times New Roman" w:eastAsia="Times New Roman" w:cs="Times New Roman"/>
+        </w:rPr>
+        <w:t>A、</w:t>
+      </w:r>
+      <w:r>
+        <w:rPr>
+          <w:rFonts w:hint="eastAsia" w:ascii="Times New Roman" w:hAnsi="Times New Roman" w:eastAsia="FangSong" w:cs="Times New Roman"/>
+        </w:rPr>
+        <w:t>组合</w:t>
+      </w:r>
+      <w:r>
+        <w:rPr>
+          <w:rFonts w:ascii="Times New Roman" w:hAnsi="Times New Roman" w:eastAsia="Times New Roman" w:cs="Times New Roman"/>
+        </w:rPr>
+        <w:t xml:space="preserve"> </w:t>
+      </w:r>
+      <w:r>
+        <w:rPr>
+          <w:rFonts w:hint="eastAsia" w:ascii="Times New Roman" w:hAnsi="Times New Roman" w:eastAsia="Times New Roman" w:cs="Times New Roman"/>
+        </w:rPr>
+        <w:t>C——</w:t>
+      </w:r>
+      <w:r>
+        <w:rPr>
+          <w:rFonts w:hint="eastAsia" w:ascii="Times New Roman" w:hAnsi="Times New Roman" w:eastAsia="FangSong" w:cs="Times New Roman"/>
+        </w:rPr>
+        <w:t>一个宏观态对应多少微观态</w:t>
+      </w:r>
+      <w:r>
+        <w:rPr>
+          <w:rFonts w:hint="eastAsia" w:ascii="Times New Roman" w:hAnsi="Times New Roman" w:eastAsia="Times New Roman" w:cs="Times New Roman"/>
+        </w:rPr>
+        <w:t>（W）</w:t>
+      </w:r>
+      <w:r>
+        <w:rPr>
+          <w:rFonts w:hint="eastAsia" w:ascii="Times New Roman" w:hAnsi="Times New Roman" w:eastAsia="FangSong" w:cs="Times New Roman"/>
+        </w:rPr>
+        <w:t>全靠它们</w:t>
+      </w:r>
+      <w:r>
+        <w:rPr>
+          <w:rFonts w:hint="eastAsia" w:ascii="Times New Roman" w:hAnsi="Times New Roman" w:eastAsia="Times New Roman" w:cs="Times New Roman"/>
+        </w:rPr>
+        <w:t>。</w:t>
+      </w:r>
+    </w:p>
+    <w:p>
+      <w:pPr>
+        <w:pStyle w:val="Compact"/>
+        <w:numPr>
+          <w:ilvl w:val="0"/>
+          <w:numId w:val="1010"/>
+        </w:numPr>
+      </w:pPr>
+      <w:r>
+        <w:rPr>
+          <w:rFonts w:ascii="Times New Roman" w:hAnsi="Times New Roman" w:eastAsia="Times New Roman" w:cs="Times New Roman"/>
+          <w:b/>
+          <w:bCs/>
+        </w:rPr>
+        <w:t xml:space="preserve">Stirling </w:t>
+      </w:r>
+      <w:r>
+        <w:rPr>
+          <w:rFonts w:hint="eastAsia" w:ascii="Times New Roman" w:hAnsi="Times New Roman" w:eastAsia="FangSong" w:cs="Times New Roman"/>
+          <w:b/>
+          <w:bCs/>
+        </w:rPr>
+        <w:t xml:space="preserve">近似</w:t>
+      </w:r>
+      <w:r>
+        <w:rPr>
+          <w:rFonts w:hint="eastAsia" w:ascii="Times New Roman" w:hAnsi="Times New Roman" w:eastAsia="Times New Roman" w:cs="Times New Roman"/>
+        </w:rPr>
+        <w:t xml:space="preserve">：</w:t>
+      </w:r>
+      <w:r>
+        <w:rPr>
+          <w:rStyle w:val="VerbatimChar"/>
+          <w:rFonts w:ascii="Times New Roman" w:hAnsi="Times New Roman" w:eastAsia="Times New Roman" w:cs="Times New Roman"/>
+        </w:rPr>
+        <w:t xml:space="preserve">ln N! ≈ N ln N − N</w:t>
+      </w:r>
+      <w:r>
+        <w:rPr>
+          <w:rFonts w:hint="eastAsia" w:ascii="Times New Roman" w:hAnsi="Times New Roman" w:eastAsia="Times New Roman" w:cs="Times New Roman"/>
+        </w:rPr>
+        <w:t xml:space="preserve">（N</w:t>
+      </w:r>
+      <w:r>
+        <w:rPr>
+          <w:rFonts w:ascii="Times New Roman" w:hAnsi="Times New Roman" w:eastAsia="Times New Roman" w:cs="Times New Roman"/>
+        </w:rPr>
+        <w:t xml:space="preserve"> ≳ 10</w:t>
+      </w:r>
+      <w:r>
+        <w:rPr>
+          <w:rFonts w:ascii="Times New Roman" w:hAnsi="Times New Roman" w:eastAsia="Times New Roman" w:cs="Times New Roman"/>
+          <w:vertAlign w:val="superscript"/>
+        </w:rPr>
+        <w:t>3</w:t>
+      </w:r>
+      <w:r>
+        <w:rPr>
+          <w:rFonts w:ascii="Times New Roman" w:hAnsi="Times New Roman" w:eastAsia="Times New Roman" w:cs="Times New Roman"/>
+        </w:rPr>
+        <w:t xml:space="preserve"> </w:t>
+      </w:r>
+      <w:r>
+        <w:rPr>
+          <w:rFonts w:hint="eastAsia" w:ascii="Times New Roman" w:hAnsi="Times New Roman" w:eastAsia="FangSong" w:cs="Times New Roman"/>
+        </w:rPr>
+        <w:t xml:space="preserve">误差</w:t>
+      </w:r>
+      <w:r>
+        <w:rPr>
+          <w:rFonts w:ascii="Times New Roman" w:hAnsi="Times New Roman" w:eastAsia="Times New Roman" w:cs="Times New Roman"/>
+        </w:rPr>
+        <w:t xml:space="preserve"> &lt; </w:t>
+      </w:r>
+      <w:r>
+        <w:rPr>
+          <w:rFonts w:hint="eastAsia" w:ascii="Times New Roman" w:hAnsi="Times New Roman" w:eastAsia="Times New Roman" w:cs="Times New Roman"/>
+        </w:rPr>
+        <w:t xml:space="preserve">0.1%）；</w:t>
+      </w:r>
+      <w:r>
+        <w:rPr>
+          <w:rFonts w:hint="eastAsia" w:ascii="Times New Roman" w:hAnsi="Times New Roman" w:eastAsia="FangSong" w:cs="Times New Roman"/>
+          <w:b/>
+          <w:bCs/>
+        </w:rPr>
+        <w:t xml:space="preserve">小体系或分子分母相消时必须用完整式</w:t>
+      </w:r>
+      <w:r>
+        <w:rPr>
+          <w:rFonts w:ascii="Times New Roman" w:hAnsi="Times New Roman" w:eastAsia="Times New Roman" w:cs="Times New Roman"/>
+        </w:rPr>
+        <w:t xml:space="preserve">——½ln(2πN) </w:t>
+      </w:r>
+      <w:r>
+        <w:rPr>
+          <w:rFonts w:hint="eastAsia" w:ascii="Times New Roman" w:hAnsi="Times New Roman" w:eastAsia="FangSong" w:cs="Times New Roman"/>
+        </w:rPr>
+        <w:t>项不会抵消</w:t>
+      </w:r>
+      <w:r>
+        <w:rPr>
+          <w:rFonts w:hint="eastAsia" w:ascii="Times New Roman" w:hAnsi="Times New Roman" w:eastAsia="Times New Roman" w:cs="Times New Roman"/>
+        </w:rPr>
+        <w:t>，N</w:t>
+      </w:r>
+      <w:r>
+        <w:rPr>
+          <w:rFonts w:ascii="Times New Roman" w:hAnsi="Times New Roman" w:eastAsia="Times New Roman" w:cs="Times New Roman"/>
+        </w:rPr>
+        <w:t xml:space="preserve"> = 100 </w:t>
+      </w:r>
+      <w:r>
+        <w:rPr>
+          <w:rFonts w:hint="eastAsia" w:ascii="Times New Roman" w:hAnsi="Times New Roman" w:eastAsia="FangSong" w:cs="Times New Roman"/>
+        </w:rPr>
+        <w:t xml:space="preserve">时误差</w:t>
+      </w:r>
+      <w:r>
+        <w:rPr>
+          <w:rFonts w:ascii="Times New Roman" w:hAnsi="Times New Roman" w:eastAsia="Times New Roman" w:cs="Times New Roman"/>
+        </w:rPr>
+        <w:t xml:space="preserve"> 3.8%。</w:t>
+      </w:r>
+    </w:p>
+    <w:p>
+      <w:pPr>
+        <w:pStyle w:val="Compact"/>
+        <w:numPr>
+          <w:ilvl w:val="0"/>
+          <w:numId w:val="1010"/>
+        </w:numPr>
+      </w:pPr>
+      <w:r>
+        <w:rPr>
+          <w:rFonts w:hint="eastAsia" w:ascii="Times New Roman" w:hAnsi="Times New Roman" w:eastAsia="FangSong" w:cs="Times New Roman"/>
+          <w:b/>
+          <w:bCs/>
+        </w:rPr>
+        <w:t xml:space="preserve">混合熵</w:t>
+      </w:r>
+      <w:r>
+        <w:rPr>
+          <w:rFonts w:ascii="Times New Roman" w:hAnsi="Times New Roman" w:eastAsia="Times New Roman" w:cs="Times New Roman"/>
+        </w:rPr>
+        <w:t xml:space="preserve"> </w:t>
+      </w:r>
+      <w:r>
+        <w:rPr>
+          <w:rFonts w:ascii="Times New Roman" w:hAnsi="Times New Roman" w:eastAsia="Times New Roman" w:cs="Times New Roman"/>
+        </w:rPr>
+        <w:t xml:space="preserve">ΔS = 2Nk ln 2 </w:t>
+      </w:r>
+      <w:r>
+        <w:rPr>
+          <w:rFonts w:hint="eastAsia" w:ascii="Times New Roman" w:hAnsi="Times New Roman" w:eastAsia="FangSong" w:cs="Times New Roman"/>
+        </w:rPr>
+        <w:t>是熵的微观图像第一次现身</w:t>
+      </w:r>
+      <w:r>
+        <w:rPr>
+          <w:rFonts w:hint="eastAsia" w:ascii="Times New Roman" w:hAnsi="Times New Roman" w:eastAsia="Times New Roman" w:cs="Times New Roman"/>
+        </w:rPr>
+        <w:t>：</w:t>
+      </w:r>
+      <w:r>
+        <w:rPr>
+          <w:rFonts w:hint="eastAsia" w:ascii="Times New Roman" w:hAnsi="Times New Roman" w:eastAsia="FangSong" w:cs="Times New Roman"/>
+          <w:b/>
+          <w:bCs/>
+        </w:rPr>
+        <w:t xml:space="preserve">熵增</w:t>
+      </w:r>
+      <w:r>
+        <w:rPr>
+          <w:rFonts w:ascii="Times New Roman" w:hAnsi="Times New Roman" w:eastAsia="Times New Roman" w:cs="Times New Roman"/>
+          <w:b/>
+          <w:bCs/>
+        </w:rPr>
+        <w:t xml:space="preserve"> = </w:t>
+      </w:r>
+      <w:r>
+        <w:rPr>
+          <w:rFonts w:hint="eastAsia" w:ascii="Times New Roman" w:hAnsi="Times New Roman" w:eastAsia="FangSong" w:cs="Times New Roman"/>
+          <w:b/>
+          <w:bCs/>
+        </w:rPr>
+        <w:t xml:space="preserve">微观状态数增大</w:t>
+      </w:r>
+      <w:r>
+        <w:rPr>
+          <w:rFonts w:ascii="Times New Roman" w:hAnsi="Times New Roman" w:eastAsia="Times New Roman" w:cs="Times New Roman"/>
+        </w:rPr>
+        <w:t xml:space="preserve">。</w:t>
+      </w:r>
+    </w:p>
+    <w:p>
+      <w:pPr>
+        <w:pStyle w:val="Compact"/>
+        <w:numPr>
+          <w:ilvl w:val="0"/>
+          <w:numId w:val="1010"/>
+        </w:numPr>
+      </w:pPr>
+      <w:r>
+        <w:rPr>
+          <w:rFonts w:ascii="Times New Roman" w:hAnsi="Times New Roman" w:eastAsia="Times New Roman" w:cs="Times New Roman"/>
+          <w:b/>
+          <w:bCs/>
+        </w:rPr>
+        <w:t xml:space="preserve">Boltzmann </w:t>
+      </w:r>
+      <w:r>
+        <w:rPr>
+          <w:rFonts w:hint="eastAsia" w:ascii="Times New Roman" w:hAnsi="Times New Roman" w:eastAsia="FangSong" w:cs="Times New Roman"/>
+          <w:b/>
+          <w:bCs/>
+        </w:rPr>
+        <w:t xml:space="preserve">分布</w:t>
+      </w:r>
+      <w:r>
+        <w:rPr>
+          <w:rFonts w:hint="eastAsia" w:ascii="Times New Roman" w:hAnsi="Times New Roman" w:eastAsia="Times New Roman" w:cs="Times New Roman"/>
+        </w:rPr>
+        <w:t>：</w:t>
+      </w:r>
+      <w:r>
+        <w:rPr>
+          <w:rFonts w:hint="eastAsia" w:ascii="Times New Roman" w:hAnsi="Times New Roman" w:eastAsia="FangSong" w:cs="Times New Roman"/>
+        </w:rPr>
+        <w:t>最概然分布</w:t>
+      </w:r>
+      <w:r>
+        <w:rPr>
+          <w:rFonts w:ascii="Times New Roman" w:hAnsi="Times New Roman" w:eastAsia="Times New Roman" w:cs="Times New Roman"/>
+        </w:rPr>
+        <w:t xml:space="preserve"> = </w:t>
+      </w:r>
+      <w:r>
+        <w:rPr>
+          <w:rFonts w:hint="eastAsia" w:ascii="Times New Roman" w:hAnsi="Times New Roman" w:eastAsia="FangSong" w:cs="Times New Roman"/>
+        </w:rPr>
+        <w:t xml:space="preserve">令</w:t>
+      </w:r>
+      <w:r>
+        <w:rPr>
+          <w:rFonts w:ascii="Times New Roman" w:hAnsi="Times New Roman" w:eastAsia="Times New Roman" w:cs="Times New Roman"/>
+        </w:rPr>
+        <w:t xml:space="preserve"> ln W </w:t>
+      </w:r>
+      <w:r>
+        <w:rPr>
+          <w:rFonts w:hint="eastAsia" w:ascii="Times New Roman" w:hAnsi="Times New Roman" w:eastAsia="FangSong" w:cs="Times New Roman"/>
+        </w:rPr>
+        <w:t>的微分</w:t>
+      </w:r>
+      <w:r>
+        <w:rPr>
+          <w:rFonts w:hint="eastAsia" w:ascii="Times New Roman" w:hAnsi="Times New Roman" w:eastAsia="Times New Roman" w:cs="Times New Roman"/>
+        </w:rPr>
+        <w:t>ф</w:t>
+      </w:r>
+      <w:r>
+        <w:rPr>
+          <w:rFonts w:hint="eastAsia" w:ascii="Times New Roman" w:hAnsi="Times New Roman" w:eastAsia="FangSong" w:cs="Times New Roman"/>
+        </w:rPr>
+        <w:t>为零</w:t>
+      </w:r>
+      <w:r>
+        <w:rPr>
+          <w:rFonts w:hint="eastAsia" w:ascii="Times New Roman" w:hAnsi="Times New Roman" w:eastAsia="Times New Roman" w:cs="Times New Roman"/>
+        </w:rPr>
+        <w:t>（</w:t>
+      </w:r>
+      <w:r>
+        <w:rPr>
+          <w:rFonts w:hint="eastAsia" w:ascii="Times New Roman" w:hAnsi="Times New Roman" w:eastAsia="FangSong" w:cs="Times New Roman"/>
+        </w:rPr>
+        <w:t>第</w:t>
+      </w:r>
+      <w:r>
+        <w:rPr>
+          <w:rFonts w:ascii="Times New Roman" w:hAnsi="Times New Roman" w:eastAsia="Times New Roman" w:cs="Times New Roman"/>
+        </w:rPr>
+        <w:t xml:space="preserve"> 3 </w:t>
+      </w:r>
+      <w:r>
+        <w:rPr>
+          <w:rFonts w:hint="eastAsia" w:ascii="Times New Roman" w:hAnsi="Times New Roman" w:eastAsia="FangSong" w:cs="Times New Roman"/>
+        </w:rPr>
+        <w:t>讲</w:t>
+      </w:r>
+      <w:r>
+        <w:rPr>
+          <w:rFonts w:hint="eastAsia" w:ascii="Times New Roman" w:hAnsi="Times New Roman" w:eastAsia="Times New Roman" w:cs="Times New Roman"/>
+        </w:rPr>
+        <w:t>「</w:t>
+      </w:r>
+      <w:r>
+        <w:rPr>
+          <w:rFonts w:hint="eastAsia" w:ascii="Times New Roman" w:hAnsi="Times New Roman" w:eastAsia="FangSong" w:cs="Times New Roman"/>
+        </w:rPr>
+        <w:t>令导数为零</w:t>
+      </w:r>
+      <w:r>
+        <w:rPr>
+          <w:rFonts w:hint="eastAsia" w:ascii="Times New Roman" w:hAnsi="Times New Roman" w:eastAsia="Times New Roman" w:cs="Times New Roman"/>
+        </w:rPr>
+        <w:t>」</w:t>
+      </w:r>
+      <w:r>
+        <w:rPr>
+          <w:rFonts w:hint="eastAsia" w:ascii="Times New Roman" w:hAnsi="Times New Roman" w:eastAsia="FangSong" w:cs="Times New Roman"/>
+        </w:rPr>
+        <w:t>的统计版</w:t>
+      </w:r>
+      <w:r>
+        <w:rPr>
+          <w:rFonts w:hint="eastAsia" w:ascii="Times New Roman" w:hAnsi="Times New Roman" w:eastAsia="Times New Roman" w:cs="Times New Roman"/>
+        </w:rPr>
+        <w:t>）——</w:t>
+      </w:r>
+      <w:r>
+        <w:rPr>
+          <w:rFonts w:hint="eastAsia" w:ascii="Times New Roman" w:hAnsi="Times New Roman" w:eastAsia="FangSong" w:cs="Times New Roman"/>
+        </w:rPr>
+        <w:t>玻尔兹曼因子的来源</w:t>
+      </w:r>
+      <w:r>
+        <w:rPr>
+          <w:rFonts w:hint="eastAsia" w:ascii="Times New Roman" w:hAnsi="Times New Roman" w:eastAsia="Times New Roman" w:cs="Times New Roman"/>
+        </w:rPr>
+        <w:t>。</w:t>
+      </w:r>
+    </w:p>
+    <w:p>
+      <w:pPr>
+        <w:pStyle w:val="FirstParagraph"/>
+      </w:pPr>
+      <w:r>
+        <w:rPr>
+          <w:rFonts w:hint="eastAsia" w:ascii="Times New Roman" w:hAnsi="Times New Roman" w:eastAsia="FangSong" w:cs="Times New Roman"/>
+        </w:rPr>
+        <w:t>至此数学工具七讲闭环</w:t>
+      </w:r>
+      <w:r>
+        <w:rPr>
+          <w:rFonts w:hint="eastAsia" w:ascii="Times New Roman" w:hAnsi="Times New Roman" w:eastAsia="Times New Roman" w:cs="Times New Roman"/>
+        </w:rPr>
+        <w:t>：</w:t>
+      </w:r>
+      <w:r>
+        <w:rPr>
+          <w:rFonts w:hint="eastAsia" w:ascii="Times New Roman" w:hAnsi="Times New Roman" w:eastAsia="FangSong" w:cs="Times New Roman"/>
+        </w:rPr>
+        <w:t>函数图像</w:t>
+      </w:r>
+      <w:r>
+        <w:rPr>
+          <w:rFonts w:ascii="Times New Roman" w:hAnsi="Times New Roman" w:eastAsia="Times New Roman" w:cs="Times New Roman"/>
+        </w:rPr>
+        <w:t xml:space="preserve"> → </w:t>
+      </w:r>
+      <w:r>
+        <w:rPr>
+          <w:rFonts w:hint="eastAsia" w:ascii="Times New Roman" w:hAnsi="Times New Roman" w:eastAsia="FangSong" w:cs="Times New Roman"/>
+        </w:rPr>
+        <w:t xml:space="preserve">对数指数</w:t>
+      </w:r>
+      <w:r>
+        <w:rPr>
+          <w:rFonts w:ascii="Times New Roman" w:hAnsi="Times New Roman" w:eastAsia="Times New Roman" w:cs="Times New Roman"/>
+        </w:rPr>
+        <w:t xml:space="preserve"> → </w:t>
+      </w:r>
+      <w:r>
+        <w:rPr>
+          <w:rFonts w:hint="eastAsia" w:ascii="Times New Roman" w:hAnsi="Times New Roman" w:eastAsia="FangSong" w:cs="Times New Roman"/>
+        </w:rPr>
+        <w:t xml:space="preserve">导数</w:t>
+      </w:r>
+      <w:r>
+        <w:rPr>
+          <w:rFonts w:ascii="Times New Roman" w:hAnsi="Times New Roman" w:eastAsia="Times New Roman" w:cs="Times New Roman"/>
+        </w:rPr>
+        <w:t xml:space="preserve"> → </w:t>
+      </w:r>
+      <w:r>
+        <w:rPr>
+          <w:rFonts w:hint="eastAsia" w:ascii="Times New Roman" w:hAnsi="Times New Roman" w:eastAsia="FangSong" w:cs="Times New Roman"/>
+        </w:rPr>
+        <w:t xml:space="preserve">积分</w:t>
+      </w:r>
+      <w:r>
+        <w:rPr>
+          <w:rFonts w:ascii="Times New Roman" w:hAnsi="Times New Roman" w:eastAsia="Times New Roman" w:cs="Times New Roman"/>
+        </w:rPr>
+        <w:t xml:space="preserve"> → </w:t>
+      </w:r>
+      <w:r>
+        <w:rPr>
+          <w:rFonts w:hint="eastAsia" w:ascii="Times New Roman" w:hAnsi="Times New Roman" w:eastAsia="FangSong" w:cs="Times New Roman"/>
+        </w:rPr>
+        <w:t xml:space="preserve">偏导</w:t>
+      </w:r>
+      <w:r>
+        <w:rPr>
+          <w:rFonts w:ascii="Times New Roman" w:hAnsi="Times New Roman" w:eastAsia="Times New Roman" w:cs="Times New Roman"/>
+        </w:rPr>
+        <w:t xml:space="preserve"> → </w:t>
+      </w:r>
+      <w:r>
+        <w:rPr>
+          <w:rFonts w:hint="eastAsia" w:ascii="Times New Roman" w:hAnsi="Times New Roman" w:eastAsia="FangSong" w:cs="Times New Roman"/>
+        </w:rPr>
+        <w:t xml:space="preserve">估算</w:t>
+      </w:r>
+      <w:r>
+        <w:rPr>
+          <w:rFonts w:ascii="Times New Roman" w:hAnsi="Times New Roman" w:eastAsia="Times New Roman" w:cs="Times New Roman"/>
+        </w:rPr>
+        <w:t xml:space="preserve"> → </w:t>
+      </w:r>
+      <w:r>
+        <w:rPr>
+          <w:rFonts w:hint="eastAsia" w:ascii="Times New Roman" w:hAnsi="Times New Roman" w:eastAsia="FangSong" w:cs="Times New Roman"/>
+        </w:rPr>
+        <w:t>计数</w:t>
+      </w:r>
+      <w:r>
+        <w:rPr>
+          <w:rFonts w:hint="eastAsia" w:ascii="Times New Roman" w:hAnsi="Times New Roman" w:eastAsia="Times New Roman" w:cs="Times New Roman"/>
+        </w:rPr>
+        <w:t>。</w:t>
+      </w:r>
+      <w:r>
+        <w:rPr>
+          <w:rFonts w:hint="eastAsia" w:ascii="Times New Roman" w:hAnsi="Times New Roman" w:eastAsia="FangSong" w:cs="Times New Roman"/>
+        </w:rPr>
+        <w:t>物理化学与结构化学用到</w:t>
+      </w:r>
+      <w:r>
+        <w:rPr>
+          <w:rFonts w:hint="eastAsia" w:ascii="Times New Roman" w:hAnsi="Times New Roman" w:eastAsia="Times New Roman" w:cs="Times New Roman"/>
+        </w:rPr>
+        <w:t>「</w:t>
+      </w:r>
+      <w:r>
+        <w:rPr>
+          <w:rFonts w:hint="eastAsia" w:ascii="Times New Roman" w:hAnsi="Times New Roman" w:eastAsia="FangSong" w:cs="Times New Roman"/>
+        </w:rPr>
+        <w:t>数学</w:t>
+      </w:r>
+      <w:r>
+        <w:rPr>
+          <w:rFonts w:hint="eastAsia" w:ascii="Times New Roman" w:hAnsi="Times New Roman" w:eastAsia="Times New Roman" w:cs="Times New Roman"/>
+        </w:rPr>
+        <w:t>」</w:t>
+      </w:r>
+      <w:r>
+        <w:rPr>
+          <w:rFonts w:hint="eastAsia" w:ascii="Times New Roman" w:hAnsi="Times New Roman" w:eastAsia="FangSong" w:cs="Times New Roman"/>
+        </w:rPr>
+        <w:t>的地方</w:t>
+      </w:r>
+      <w:r>
+        <w:rPr>
+          <w:rFonts w:hint="eastAsia" w:ascii="Times New Roman" w:hAnsi="Times New Roman" w:eastAsia="Times New Roman" w:cs="Times New Roman"/>
+        </w:rPr>
+        <w:t>，</w:t>
+      </w:r>
+      <w:r>
+        <w:rPr>
+          <w:rFonts w:hint="eastAsia" w:ascii="Times New Roman" w:hAnsi="Times New Roman" w:eastAsia="FangSong" w:cs="Times New Roman"/>
+        </w:rPr>
+        <w:t>都在这七讲里</w:t>
+      </w:r>
+      <w:r>
+        <w:rPr>
+          <w:rFonts w:hint="eastAsia" w:ascii="Times New Roman" w:hAnsi="Times New Roman" w:eastAsia="Times New Roman" w:cs="Times New Roman"/>
+        </w:rPr>
+        <w:t>。</w:t>
+      </w:r>
+    </w:p>
+    <w:bookmarkEnd w:id="42"/>
+    <w:bookmarkStart w:id="43" w:name="八本讲速查"/>
     <w:p>
       <w:pPr>
         <w:pStyle w:val="Heading2"/>
@@ -20626,7 +21339,7 @@
         <w:rPr>
           <w:rFonts w:hint="eastAsia" w:ascii="Times New Roman" w:hAnsi="Times New Roman" w:eastAsia="SimHei" w:cs="Times New Roman"/>
         </w:rPr>
-        <w:t>核心公式速查</w:t>
+        <w:t>本讲速查</w:t>
       </w:r>
     </w:p>
     <w:tbl>
@@ -22265,8 +22978,8 @@
         </w:pict>
       </w:r>
     </w:p>
-    <w:bookmarkEnd w:id="42"/>
-    <w:bookmarkStart w:id="46" w:name="九练习题"/>
+    <w:bookmarkEnd w:id="43"/>
+    <w:bookmarkStart w:id="47" w:name="九练习题"/>
     <w:p>
       <w:pPr>
         <w:pStyle w:val="Heading2"/>
@@ -22291,7 +23004,7 @@
         <w:t>练习题</w:t>
       </w:r>
     </w:p>
-    <w:bookmarkStart w:id="43" w:name="基础巩固6-题"/>
+    <w:bookmarkStart w:id="44" w:name="基础巩固6-题"/>
     <w:p>
       <w:pPr>
         <w:pStyle w:val="Heading3"/>
@@ -23218,8 +23931,8 @@
         <w:t>）。</w:t>
       </w:r>
     </w:p>
-    <w:bookmarkEnd w:id="43"/>
-    <w:bookmarkStart w:id="44" w:name="竞赛入门6-题"/>
+    <w:bookmarkEnd w:id="44"/>
+    <w:bookmarkStart w:id="45" w:name="竞赛入门6-题"/>
     <w:p>
       <w:pPr>
         <w:pStyle w:val="Heading3"/>
@@ -24274,8 +24987,8 @@
         <w:t>？</w:t>
       </w:r>
     </w:p>
-    <w:bookmarkEnd w:id="44"/>
-    <w:bookmarkStart w:id="45" w:name="真题挑战6-题竞赛风格改编"/>
+    <w:bookmarkEnd w:id="45"/>
+    <w:bookmarkStart w:id="46" w:name="真题挑战6-题竞赛风格改编"/>
     <w:p>
       <w:pPr>
         <w:pStyle w:val="Heading3"/>
@@ -25946,9 +26659,9 @@
         </w:pict>
       </w:r>
     </w:p>
-    <w:bookmarkEnd w:id="45"/>
     <w:bookmarkEnd w:id="46"/>
-    <w:bookmarkStart w:id="49" w:name="十参考答案"/>
+    <w:bookmarkEnd w:id="47"/>
+    <w:bookmarkStart w:id="50" w:name="十参考答案"/>
     <w:p>
       <w:pPr>
         <w:pStyle w:val="Heading2"/>
@@ -25973,7 +26686,7 @@
         <w:t>参考答案</w:t>
       </w:r>
     </w:p>
-    <w:bookmarkStart w:id="47" w:name="练一练"/>
+    <w:bookmarkStart w:id="48" w:name="练一练"/>
     <w:p>
       <w:pPr>
         <w:pStyle w:val="Heading3"/>
@@ -26307,8 +27020,8 @@
         <w:t xml:space="preserve">✓）</w:t>
       </w:r>
     </w:p>
-    <w:bookmarkEnd w:id="47"/>
-    <w:bookmarkStart w:id="48" w:name="练习题"/>
+    <w:bookmarkEnd w:id="48"/>
+    <w:bookmarkStart w:id="49" w:name="练习题"/>
     <w:p>
       <w:pPr>
         <w:pStyle w:val="Heading3"/>
@@ -36262,9 +36975,9 @@
         <w:t>。</w:t>
       </w:r>
     </w:p>
-    <w:bookmarkEnd w:id="48"/>
     <w:bookmarkEnd w:id="49"/>
     <w:bookmarkEnd w:id="50"/>
+    <w:bookmarkEnd w:id="51"/>
     <w:sectPr>
       <w:footerReference w:type="default" r:id="rId9"/>
       <w:footnotePr>
@@ -36683,6 +37396,9 @@
     <w:abstractNumId w:val="991"/>
   </w:num>
   <w:num w:numId="1009">
+    <w:abstractNumId w:val="991"/>
+  </w:num>
+  <w:num w:numId="1010">
     <w:abstractNumId w:val="991"/>
   </w:num>
 </w:numbering>

--- a/06-学生侧材料/讲义/_数学工具/数学工具-第7讲-组合概率与Stirling近似.docx
+++ b/06-学生侧材料/讲义/_数学工具/数学工具-第7讲-组合概率与Stirling近似.docx
@@ -1969,7 +1969,7 @@
         <w:rPr>
           <w:rFonts w:hint="eastAsia" w:ascii="Times New Roman" w:hAnsi="Times New Roman" w:eastAsia="FangSong" w:cs="Times New Roman"/>
         </w:rPr>
-        <w:t>所以</w:t>
+        <w:t>因此</w:t>
       </w:r>
       <w:r>
         <w:rPr>
@@ -1977,31 +1977,7 @@
           <w:b/>
           <w:bCs/>
         </w:rPr>
-        <w:t>熵本质上是</w:t>
-      </w:r>
-      <w:r>
-        <w:rPr>
-          <w:rFonts w:hint="eastAsia" w:ascii="Times New Roman" w:hAnsi="Times New Roman" w:eastAsia="Times New Roman" w:cs="Times New Roman"/>
-          <w:b/>
-          <w:bCs/>
-        </w:rPr>
-        <w:t>「</w:t>
-      </w:r>
-      <w:r>
-        <w:rPr>
-          <w:rFonts w:hint="eastAsia" w:ascii="Times New Roman" w:hAnsi="Times New Roman" w:eastAsia="FangSong" w:cs="Times New Roman"/>
-          <w:b/>
-          <w:bCs/>
-        </w:rPr>
-        <w:t>数出来的</w:t>
-      </w:r>
-      <w:r>
-        <w:rPr>
-          <w:rFonts w:hint="eastAsia" w:ascii="Times New Roman" w:hAnsi="Times New Roman" w:eastAsia="Times New Roman" w:cs="Times New Roman"/>
-          <w:b/>
-          <w:bCs/>
-        </w:rPr>
-        <w:t>」</w:t>
+        <w:t xml:space="preserve">熵本质上由微观状态数决定</w:t>
       </w:r>
       <w:r>
         <w:rPr>
@@ -2035,7 +2011,7 @@
       </w:r>
     </w:p>
     <w:bookmarkEnd w:id="10"/>
-    <w:bookmarkStart w:id="11" w:name="一个能数清的小例子"/>
+    <w:bookmarkStart w:id="11" w:name="一个可枚举的小例子"/>
     <w:p>
       <w:pPr>
         <w:pStyle w:val="Heading3"/>
@@ -2051,7 +2027,7 @@
         <w:rPr>
           <w:rFonts w:hint="eastAsia" w:ascii="Times New Roman" w:hAnsi="Times New Roman" w:eastAsia="SimHei" w:cs="Times New Roman"/>
         </w:rPr>
-        <w:t xml:space="preserve">一个能数清的小例子</w:t>
+        <w:t xml:space="preserve">一个可枚举的小例子</w:t>
       </w:r>
     </w:p>
     <w:p>
@@ -2316,7 +2292,7 @@
                 <w:rFonts w:hint="eastAsia" w:ascii="Times New Roman" w:hAnsi="Times New Roman" w:eastAsia="Times New Roman" w:cs="Times New Roman"/>
                 <w:b/>
               </w:rPr>
-              <w:t xml:space="preserve">1~4）</w:t>
+              <w:t xml:space="preserve">1～4）</w:t>
             </w:r>
           </w:p>
         </w:tc>
@@ -4751,7 +4727,7 @@
         <w:rPr>
           <w:rFonts w:hint="eastAsia" w:ascii="Times New Roman" w:hAnsi="Times New Roman" w:eastAsia="FangSong" w:cs="Times New Roman"/>
         </w:rPr>
-        <w:t>这是化学计数里最容易搞混的一对</w:t>
+        <w:t>这是化学计数中最易混淆的一对模型</w:t>
       </w:r>
       <w:r>
         <w:rPr>
@@ -4763,7 +4739,7 @@
         <w:rPr>
           <w:rFonts w:hint="eastAsia" w:ascii="Times New Roman" w:hAnsi="Times New Roman" w:eastAsia="FangSong" w:cs="Times New Roman"/>
         </w:rPr>
-        <w:t>务必分清</w:t>
+        <w:t>须加以区分</w:t>
       </w:r>
       <w:r>
         <w:rPr>
@@ -5986,7 +5962,7 @@
         <w:rPr>
           <w:rFonts w:hint="eastAsia" w:ascii="Times New Roman" w:hAnsi="Times New Roman" w:eastAsia="FangSong" w:cs="Times New Roman"/>
         </w:rPr>
-        <w:t>竞赛一般只考第一种</w:t>
+        <w:t>竞赛中通常涉及第一种</w:t>
       </w:r>
       <w:r>
         <w:rPr>
@@ -9639,7 +9615,7 @@
       </w:r>
     </w:p>
     <w:bookmarkEnd w:id="24"/>
-    <w:bookmarkStart w:id="25" w:name="精度校验务必看这张表"/>
+    <w:bookmarkStart w:id="25" w:name="精度校验重要"/>
     <w:p>
       <w:pPr>
         <w:pStyle w:val="Heading3"/>
@@ -9667,7 +9643,7 @@
         <w:rPr>
           <w:rFonts w:hint="eastAsia" w:ascii="Times New Roman" w:hAnsi="Times New Roman" w:eastAsia="SimHei" w:cs="Times New Roman"/>
         </w:rPr>
-        <w:t>务必看这张表</w:t>
+        <w:t>重要</w:t>
       </w:r>
       <w:r>
         <w:rPr>
@@ -10540,7 +10516,7 @@
         <w:rPr>
           <w:rFonts w:hint="eastAsia" w:ascii="Times New Roman" w:hAnsi="Times New Roman" w:eastAsia="FangSong" w:cs="Times New Roman"/>
         </w:rPr>
-        <w:t>会毁掉熵的绝对值</w:t>
+        <w:t>会使熵的绝对值产生显著偏差</w:t>
       </w:r>
       <w:r>
         <w:rPr>
@@ -10843,7 +10819,7 @@
         <w:rPr>
           <w:rFonts w:hint="eastAsia" w:ascii="Times New Roman" w:hAnsi="Times New Roman" w:eastAsia="FangSong" w:cs="Times New Roman"/>
         </w:rPr>
-        <w:t>这就是为什么化学教材敢直接写</w:t>
+        <w:t>这正是化学教材可以直接采用</w:t>
       </w:r>
       <w:r>
         <w:rPr>
@@ -11361,7 +11337,7 @@
           <w:b/>
           <w:bCs/>
         </w:rPr>
-        <w:t>小体系务必用完整式</w:t>
+        <w:t>小体系须用完整式</w:t>
       </w:r>
       <w:r>
         <w:rPr>
@@ -11416,7 +11392,7 @@
           <w:b/>
           <w:bCs/>
         </w:rPr>
-        <w:t>时两者都行</w:t>
+        <w:t>时两种形式均可</w:t>
       </w:r>
       <w:r>
         <w:rPr>
@@ -17284,7 +17260,7 @@
         <w:rPr>
           <w:rFonts w:hint="eastAsia" w:ascii="Times New Roman" w:hAnsi="Times New Roman" w:eastAsia="FangSong" w:cs="Times New Roman"/>
         </w:rPr>
-        <w:t>全部均匀摊开</w:t>
+        <w:t>各能级按简并度均匀占据</w:t>
       </w:r>
       <w:r>
         <w:rPr>
@@ -17294,7 +17270,7 @@
       </w:r>
     </w:p>
     <w:bookmarkEnd w:id="34"/>
-    <w:bookmarkStart w:id="35" w:name="两能级特例会算就够了"/>
+    <w:bookmarkStart w:id="35" w:name="两能级特例要求会算"/>
     <w:p>
       <w:pPr>
         <w:pStyle w:val="Heading3"/>
@@ -17322,7 +17298,7 @@
         <w:rPr>
           <w:rFonts w:hint="eastAsia" w:ascii="Times New Roman" w:hAnsi="Times New Roman" w:eastAsia="SimHei" w:cs="Times New Roman"/>
         </w:rPr>
-        <w:t>会算就够了</w:t>
+        <w:t>要求会算</w:t>
       </w:r>
       <w:r>
         <w:rPr>
@@ -19541,7 +19517,7 @@
     </w:p>
     <w:bookmarkEnd w:id="36"/>
     <w:bookmarkEnd w:id="37"/>
-    <w:bookmarkStart w:id="41" w:name="七概率与平均值三条够用的"/>
+    <w:bookmarkStart w:id="41" w:name="七概率与平均值三条基本结论"/>
     <w:p>
       <w:pPr>
         <w:pStyle w:val="Heading2"/>
@@ -19575,7 +19551,7 @@
         <w:rPr>
           <w:rFonts w:hint="eastAsia" w:ascii="Times New Roman" w:hAnsi="Times New Roman" w:eastAsia="SimHei" w:cs="Times New Roman"/>
         </w:rPr>
-        <w:t>三条够用的</w:t>
+        <w:t>三条基本结论</w:t>
       </w:r>
     </w:p>
     <w:bookmarkStart w:id="38" w:name="期望值"/>
@@ -20539,7 +20515,7 @@
           <w:b/>
           <w:bCs/>
         </w:rPr>
-        <w:t>是涨落相对量小到测不出来</w:t>
+        <w:t>是涨落的相对量小到无法测量</w:t>
       </w:r>
       <w:r>
         <w:rPr>
@@ -20639,7 +20615,7 @@
           <w:b/>
           <w:bCs/>
         </w:rPr>
-        <w:t>统计热力学的全部计算建立在</w:t>
+        <w:t>统计热力学的计算建立在</w:t>
       </w:r>
       <w:r>
         <w:rPr>
@@ -20655,7 +20631,7 @@
           <w:b/>
           <w:bCs/>
         </w:rPr>
-        <w:t>会数微观状态数</w:t>
+        <w:t>微观状态数的计数</w:t>
       </w:r>
       <w:r>
         <w:rPr>
@@ -20751,7 +20727,7 @@
           <w:b/>
           <w:bCs/>
         </w:rPr>
-        <w:t xml:space="preserve">计数三件套</w:t>
+        <w:t xml:space="preserve">计数三项基本工具</w:t>
       </w:r>
       <w:r>
         <w:rPr>
@@ -20783,11 +20759,16 @@
         </w:rPr>
         <w:t xml:space="preserve"> </w:t>
       </w:r>
-      <w:r>
-        <w:rPr>
-          <w:rFonts w:hint="eastAsia" w:ascii="Times New Roman" w:hAnsi="Times New Roman" w:eastAsia="Times New Roman" w:cs="Times New Roman"/>
-        </w:rPr>
-        <w:t>A、</w:t>
+      <m:oMath>
+        <m:r>
+          <m:t>P</m:t>
+        </m:r>
+      </m:oMath>
+      <w:r>
+        <w:rPr>
+          <w:rFonts w:hint="eastAsia" w:ascii="Times New Roman" w:hAnsi="Times New Roman" w:eastAsia="Times New Roman" w:cs="Times New Roman"/>
+        </w:rPr>
+        <w:t>、</w:t>
       </w:r>
       <w:r>
         <w:rPr>
@@ -20801,11 +20782,16 @@
         </w:rPr>
         <w:t xml:space="preserve"> </w:t>
       </w:r>
-      <w:r>
-        <w:rPr>
-          <w:rFonts w:hint="eastAsia" w:ascii="Times New Roman" w:hAnsi="Times New Roman" w:eastAsia="Times New Roman" w:cs="Times New Roman"/>
-        </w:rPr>
-        <w:t>C——</w:t>
+      <m:oMath>
+        <m:r>
+          <m:t>C</m:t>
+        </m:r>
+      </m:oMath>
+      <w:r>
+        <w:rPr>
+          <w:rFonts w:hint="eastAsia" w:ascii="Times New Roman" w:hAnsi="Times New Roman" w:eastAsia="Times New Roman" w:cs="Times New Roman"/>
+        </w:rPr>
+        <w:t>——</w:t>
       </w:r>
       <w:r>
         <w:rPr>
@@ -20989,7 +20975,7 @@
         <w:rPr>
           <w:rFonts w:hint="eastAsia" w:ascii="Times New Roman" w:hAnsi="Times New Roman" w:eastAsia="FangSong" w:cs="Times New Roman"/>
         </w:rPr>
-        <w:t>是熵的微观图像第一次现身</w:t>
+        <w:t>是熵的微观图像首次体现</w:t>
       </w:r>
       <w:r>
         <w:rPr>
@@ -21086,19 +21072,7 @@
         <w:rPr>
           <w:rFonts w:hint="eastAsia" w:ascii="Times New Roman" w:hAnsi="Times New Roman" w:eastAsia="FangSong" w:cs="Times New Roman"/>
         </w:rPr>
-        <w:t>的微分</w:t>
-      </w:r>
-      <w:r>
-        <w:rPr>
-          <w:rFonts w:hint="eastAsia" w:ascii="Times New Roman" w:hAnsi="Times New Roman" w:eastAsia="Times New Roman" w:cs="Times New Roman"/>
-        </w:rPr>
-        <w:t>ф</w:t>
-      </w:r>
-      <w:r>
-        <w:rPr>
-          <w:rFonts w:hint="eastAsia" w:ascii="Times New Roman" w:hAnsi="Times New Roman" w:eastAsia="FangSong" w:cs="Times New Roman"/>
-        </w:rPr>
-        <w:t>为零</w:t>
+        <w:t>的微分为零</w:t>
       </w:r>
       <w:r>
         <w:rPr>

--- a/06-学生侧材料/讲义/_数学工具/数学工具-第7讲-组合概率与Stirling近似.docx
+++ b/06-学生侧材料/讲义/_数学工具/数学工具-第7讲-组合概率与Stirling近似.docx
@@ -1566,7 +1566,7 @@
       </w:r>
     </w:p>
     <w:bookmarkEnd w:id="9"/>
-    <w:bookmarkStart w:id="12" w:name="一为什么要数有多少种"/>
+    <w:bookmarkStart w:id="12" w:name="一组合计数的适用场景"/>
     <w:p>
       <w:pPr>
         <w:pStyle w:val="Heading2"/>
@@ -1588,25 +1588,7 @@
         <w:rPr>
           <w:rFonts w:hint="eastAsia" w:ascii="Times New Roman" w:hAnsi="Times New Roman" w:eastAsia="SimHei" w:cs="Times New Roman"/>
         </w:rPr>
-        <w:t>为什么要数</w:t>
-      </w:r>
-      <w:r>
-        <w:rPr>
-          <w:rFonts w:hint="eastAsia" w:ascii="Times New Roman" w:hAnsi="Times New Roman" w:eastAsia="Times New Roman" w:cs="Times New Roman"/>
-        </w:rPr>
-        <w:t>「</w:t>
-      </w:r>
-      <w:r>
-        <w:rPr>
-          <w:rFonts w:hint="eastAsia" w:ascii="Times New Roman" w:hAnsi="Times New Roman" w:eastAsia="SimHei" w:cs="Times New Roman"/>
-        </w:rPr>
-        <w:t>有多少种</w:t>
-      </w:r>
-      <w:r>
-        <w:rPr>
-          <w:rFonts w:hint="eastAsia" w:ascii="Times New Roman" w:hAnsi="Times New Roman" w:eastAsia="Times New Roman" w:cs="Times New Roman"/>
-        </w:rPr>
-        <w:t>」</w:t>
+        <w:t>组合计数的适用场景</w:t>
       </w:r>
     </w:p>
     <w:bookmarkStart w:id="10" w:name="从单个分子到一摩尔分子"/>

--- a/06-学生侧材料/讲义/_数学工具/数学工具-第7讲-组合概率与Stirling近似.docx
+++ b/06-学生侧材料/讲义/_数学工具/数学工具-第7讲-组合概率与Stirling近似.docx
@@ -2,141 +2,17 @@
 <file path=word/document.xml><?xml version="1.0" encoding="utf-8"?>
 <w:document xmlns:w="http://schemas.openxmlformats.org/wordprocessingml/2006/main" xmlns:m="http://schemas.openxmlformats.org/officeDocument/2006/math" xmlns:r="http://schemas.openxmlformats.org/officeDocument/2006/relationships" xmlns:o="urn:schemas-microsoft-com:office:office" xmlns:v="urn:schemas-microsoft-com:vml" xmlns:w10="urn:schemas-microsoft-com:office:word" xmlns:a="http://schemas.openxmlformats.org/drawingml/2006/main" xmlns:pic="http://schemas.openxmlformats.org/drawingml/2006/picture" xmlns:wp="http://schemas.openxmlformats.org/drawingml/2006/wordprocessingDrawing">
   <w:body>
-    <w:bookmarkStart w:id="51" w:name="X3f90dc74504eaba0a259b6a545587b25e71e559"/>
     <w:p>
       <w:pPr>
-        <w:pStyle w:val="Heading1"/>
-        <w:spacing w:before="280" w:after="120"/>
-        <w:jc w:val="center"/>
+        <w:spacing w:before="160" w:after="80"/>
       </w:pPr>
       <w:r>
-        <w:rPr>
-          <w:rFonts w:hint="eastAsia" w:ascii="Times New Roman" w:hAnsi="Times New Roman" w:eastAsia="SimHei" w:cs="Times New Roman"/>
-        </w:rPr>
-        <w:t>第</w:t>
-      </w:r>
-      <w:r>
-        <w:rPr>
-          <w:rFonts w:hint="eastAsia" w:ascii="Times New Roman" w:hAnsi="Times New Roman" w:eastAsia="Times New Roman" w:cs="Times New Roman"/>
-        </w:rPr>
-        <w:t>7</w:t>
-      </w:r>
-      <w:r>
-        <w:rPr>
-          <w:rFonts w:hint="eastAsia" w:ascii="Times New Roman" w:hAnsi="Times New Roman" w:eastAsia="SimHei" w:cs="Times New Roman"/>
-        </w:rPr>
-        <w:t>讲</w:t>
-      </w:r>
-      <w:r>
-        <w:rPr>
-          <w:rFonts w:hint="eastAsia" w:ascii="Times New Roman" w:hAnsi="Times New Roman" w:eastAsia="Times New Roman" w:cs="Times New Roman"/>
-        </w:rPr>
-        <w:t>：</w:t>
-      </w:r>
-      <w:r>
-        <w:rPr>
-          <w:rFonts w:hint="eastAsia" w:ascii="Times New Roman" w:hAnsi="Times New Roman" w:eastAsia="SimHei" w:cs="Times New Roman"/>
-        </w:rPr>
-        <w:t>排列组合</w:t>
-      </w:r>
-      <w:r>
-        <w:rPr>
-          <w:rFonts w:hint="eastAsia" w:ascii="Times New Roman" w:hAnsi="Times New Roman" w:eastAsia="Times New Roman" w:cs="Times New Roman"/>
-        </w:rPr>
-        <w:t>、</w:t>
-      </w:r>
-      <w:r>
-        <w:rPr>
-          <w:rFonts w:hint="eastAsia" w:ascii="Times New Roman" w:hAnsi="Times New Roman" w:eastAsia="SimHei" w:cs="Times New Roman"/>
-        </w:rPr>
-        <w:t>概率与</w:t>
-      </w:r>
-      <w:r>
-        <w:rPr>
-          <w:rFonts w:ascii="Times New Roman" w:hAnsi="Times New Roman" w:eastAsia="Times New Roman" w:cs="Times New Roman"/>
-        </w:rPr>
-        <w:t xml:space="preserve"> Stirling </w:t>
-      </w:r>
-      <w:r>
-        <w:rPr>
-          <w:rFonts w:hint="eastAsia" w:ascii="Times New Roman" w:hAnsi="Times New Roman" w:eastAsia="SimHei" w:cs="Times New Roman"/>
-        </w:rPr>
-        <w:t>近似</w:t>
-      </w:r>
-      <w:r>
-        <w:rPr>
-          <w:rFonts w:hint="eastAsia" w:ascii="Times New Roman" w:hAnsi="Times New Roman" w:eastAsia="Times New Roman" w:cs="Times New Roman"/>
-        </w:rPr>
-        <w:t>——</w:t>
-      </w:r>
-      <m:oMath>
-        <m:oMathPr>
-          <m:ctrlPr>
-            <w:rPr>
-              <w:sz w:val="28"/>
-              <w:szCs w:val="28"/>
-            </w:rPr>
-          </m:ctrlPr>
-        </m:oMathPr>
-        <m:r>
-          <m:t>S</m:t>
-        </m:r>
-        <m:r>
-          <m:rPr>
-            <m:sty m:val="p"/>
-          </m:rPr>
-          <m:t>=</m:t>
-        </m:r>
-        <m:r>
-          <m:t>k</m:t>
-        </m:r>
-        <m:r>
-          <m:rPr>
-            <m:sty m:val="p"/>
-          </m:rPr>
-          <m:t>ln</m:t>
-        </m:r>
-        <m:r>
-          <m:t>W</m:t>
-        </m:r>
-      </m:oMath>
-      <w:r>
-        <w:rPr>
-          <w:rFonts w:ascii="Times New Roman" w:hAnsi="Times New Roman" w:eastAsia="Times New Roman" w:cs="Times New Roman"/>
-        </w:rPr>
-        <w:t xml:space="preserve"> </w:t>
-      </w:r>
-      <w:r>
-        <w:rPr>
-          <w:rFonts w:hint="eastAsia" w:ascii="Times New Roman" w:hAnsi="Times New Roman" w:eastAsia="SimHei" w:cs="Times New Roman"/>
-        </w:rPr>
-        <w:t xml:space="preserve">里的</w:t>
-      </w:r>
-      <w:r>
-        <w:rPr>
-          <w:rFonts w:ascii="Times New Roman" w:hAnsi="Times New Roman" w:eastAsia="Times New Roman" w:cs="Times New Roman"/>
-        </w:rPr>
-        <w:t xml:space="preserve"> </w:t>
-      </w:r>
-      <m:oMath>
-        <m:r>
-          <m:t>W</m:t>
-        </m:r>
-      </m:oMath>
-      <w:r>
-        <w:rPr>
-          <w:rFonts w:ascii="Times New Roman" w:hAnsi="Times New Roman" w:eastAsia="Times New Roman" w:cs="Times New Roman"/>
-        </w:rPr>
-        <w:t xml:space="preserve"> </w:t>
-      </w:r>
-      <w:r>
-        <w:rPr>
-          <w:rFonts w:hint="eastAsia" w:ascii="Times New Roman" w:hAnsi="Times New Roman" w:eastAsia="SimHei" w:cs="Times New Roman"/>
-        </w:rPr>
-        <w:t xml:space="preserve">是怎么数出来的</w:t>
+        <w:pict>
+          <v:rect style="width:0;height:1.5pt" o:hralign="center" o:hrstd="t" o:hr="t"/>
+        </w:pict>
       </w:r>
     </w:p>
-    <w:bookmarkStart w:id="9" w:name="学习目标"/>
+    <w:bookmarkStart w:id="11" w:name="组合计数的适用场景"/>
     <w:p>
       <w:pPr>
         <w:pStyle w:val="Heading2"/>
@@ -144,1454 +20,18 @@
       </w:pPr>
       <w:r>
         <w:rPr>
+          <w:rFonts w:ascii="Times New Roman" w:hAnsi="Times New Roman" w:eastAsia="Times New Roman" w:cs="Times New Roman"/>
+        </w:rPr>
+        <w:t xml:space="preserve">§1 </w:t>
+      </w:r>
+      <w:r>
+        <w:rPr>
           <w:rFonts w:hint="eastAsia" w:ascii="Times New Roman" w:hAnsi="Times New Roman" w:eastAsia="SimHei" w:cs="Times New Roman"/>
         </w:rPr>
-        <w:t xml:space="preserve">学习目标</w:t>
+        <w:t xml:space="preserve">组合计数的适用场景</w:t>
       </w:r>
     </w:p>
-    <w:p>
-      <w:pPr>
-        <w:pStyle w:val="BlockText"/>
-      </w:pPr>
-      <w:r>
-        <w:rPr>
-          <w:rFonts w:hint="eastAsia" w:ascii="Times New Roman" w:hAnsi="Times New Roman" w:eastAsia="FangSong" w:cs="Times New Roman"/>
-        </w:rPr>
-        <w:t>对齐考纲</w:t>
-      </w:r>
-      <w:r>
-        <w:rPr>
-          <w:rFonts w:hint="eastAsia" w:ascii="Times New Roman" w:hAnsi="Times New Roman" w:eastAsia="Times New Roman" w:cs="Times New Roman"/>
-        </w:rPr>
-        <w:t>：§09</w:t>
-      </w:r>
-      <w:r>
-        <w:rPr>
-          <w:rFonts w:ascii="Times New Roman" w:hAnsi="Times New Roman" w:eastAsia="Times New Roman" w:cs="Times New Roman"/>
-        </w:rPr>
-        <w:t xml:space="preserve"> </w:t>
-      </w:r>
-      <w:r>
-        <w:rPr>
-          <w:rFonts w:hint="eastAsia" w:ascii="Times New Roman" w:hAnsi="Times New Roman" w:eastAsia="FangSong" w:cs="Times New Roman"/>
-        </w:rPr>
-        <w:t>原子结构</w:t>
-      </w:r>
-      <w:r>
-        <w:rPr>
-          <w:rFonts w:hint="eastAsia" w:ascii="Times New Roman" w:hAnsi="Times New Roman" w:eastAsia="Times New Roman" w:cs="Times New Roman"/>
-        </w:rPr>
-        <w:t>·</w:t>
-      </w:r>
-      <w:r>
-        <w:rPr>
-          <w:rFonts w:hint="eastAsia" w:ascii="Times New Roman" w:hAnsi="Times New Roman" w:eastAsia="FangSong" w:cs="Times New Roman"/>
-        </w:rPr>
-        <w:t>决赛</w:t>
-      </w:r>
-      <w:r>
-        <w:rPr>
-          <w:rFonts w:hint="eastAsia" w:ascii="Times New Roman" w:hAnsi="Times New Roman" w:eastAsia="Times New Roman" w:cs="Times New Roman"/>
-        </w:rPr>
-        <w:t>01</w:t>
-      </w:r>
-      <w:r>
-        <w:rPr>
-          <w:rFonts w:ascii="Times New Roman" w:hAnsi="Times New Roman" w:eastAsia="Times New Roman" w:cs="Times New Roman"/>
-        </w:rPr>
-        <w:t xml:space="preserve"> </w:t>
-      </w:r>
-      <w:r>
-        <w:rPr>
-          <w:rFonts w:hint="eastAsia" w:ascii="Times New Roman" w:hAnsi="Times New Roman" w:eastAsia="FangSong" w:cs="Times New Roman"/>
-        </w:rPr>
-        <w:t xml:space="preserve">原子结构补充</w:t>
-      </w:r>
-      <w:r>
-        <w:rPr>
-          <w:rFonts w:ascii="Times New Roman" w:hAnsi="Times New Roman" w:eastAsia="Times New Roman" w:cs="Times New Roman"/>
-        </w:rPr>
-        <w:t xml:space="preserve"> </w:t>
-      </w:r>
-    </w:p>
-    <w:p>
-      <w:pPr>
-        <w:pStyle w:val="Compact"/>
-        <w:numPr>
-          <w:ilvl w:val="0"/>
-          <w:numId w:val="1001"/>
-        </w:numPr>
-      </w:pPr>
-      <w:r>
-        <w:rPr>
-          <w:rFonts w:hint="eastAsia" w:ascii="Times New Roman" w:hAnsi="Times New Roman" w:eastAsia="FangSong" w:cs="Times New Roman"/>
-        </w:rPr>
-        <w:t xml:space="preserve">会用</w:t>
-      </w:r>
-      <w:r>
-        <w:rPr>
-          <w:rFonts w:hint="eastAsia" w:ascii="Times New Roman" w:hAnsi="Times New Roman" w:eastAsia="FangSong" w:cs="Times New Roman"/>
-          <w:b/>
-          <w:bCs/>
-        </w:rPr>
-        <w:t xml:space="preserve">乘法原理</w:t>
-      </w:r>
-      <w:r>
-        <w:rPr>
-          <w:rFonts w:hint="eastAsia" w:ascii="Times New Roman" w:hAnsi="Times New Roman" w:eastAsia="FangSong" w:cs="Times New Roman"/>
-        </w:rPr>
-        <w:t xml:space="preserve">与</w:t>
-      </w:r>
-      <w:r>
-        <w:rPr>
-          <w:rFonts w:hint="eastAsia" w:ascii="Times New Roman" w:hAnsi="Times New Roman" w:eastAsia="FangSong" w:cs="Times New Roman"/>
-          <w:b/>
-          <w:bCs/>
-        </w:rPr>
-        <w:t xml:space="preserve">加法原理</w:t>
-      </w:r>
-      <w:r>
-        <w:rPr>
-          <w:rFonts w:hint="eastAsia" w:ascii="Times New Roman" w:hAnsi="Times New Roman" w:eastAsia="FangSong" w:cs="Times New Roman"/>
-        </w:rPr>
-        <w:t>处理基础计数</w:t>
-      </w:r>
-      <w:r>
-        <w:rPr>
-          <w:rFonts w:hint="eastAsia" w:ascii="Times New Roman" w:hAnsi="Times New Roman" w:eastAsia="Times New Roman" w:cs="Times New Roman"/>
-        </w:rPr>
-        <w:t>，</w:t>
-      </w:r>
-      <w:r>
-        <w:rPr>
-          <w:rFonts w:hint="eastAsia" w:ascii="Times New Roman" w:hAnsi="Times New Roman" w:eastAsia="FangSong" w:cs="Times New Roman"/>
-        </w:rPr>
-        <w:t>分清</w:t>
-      </w:r>
-      <w:r>
-        <w:rPr>
-          <w:rFonts w:hint="eastAsia" w:ascii="Times New Roman" w:hAnsi="Times New Roman" w:eastAsia="Times New Roman" w:cs="Times New Roman"/>
-        </w:rPr>
-        <w:t>「</w:t>
-      </w:r>
-      <w:r>
-        <w:rPr>
-          <w:rFonts w:hint="eastAsia" w:ascii="Times New Roman" w:hAnsi="Times New Roman" w:eastAsia="FangSong" w:cs="Times New Roman"/>
-        </w:rPr>
-        <w:t>可区分</w:t>
-      </w:r>
-      <w:r>
-        <w:rPr>
-          <w:rFonts w:hint="eastAsia" w:ascii="Times New Roman" w:hAnsi="Times New Roman" w:eastAsia="Times New Roman" w:cs="Times New Roman"/>
-        </w:rPr>
-        <w:t>」</w:t>
-      </w:r>
-      <w:r>
-        <w:rPr>
-          <w:rFonts w:hint="eastAsia" w:ascii="Times New Roman" w:hAnsi="Times New Roman" w:eastAsia="FangSong" w:cs="Times New Roman"/>
-        </w:rPr>
-        <w:t>与</w:t>
-      </w:r>
-      <w:r>
-        <w:rPr>
-          <w:rFonts w:hint="eastAsia" w:ascii="Times New Roman" w:hAnsi="Times New Roman" w:eastAsia="Times New Roman" w:cs="Times New Roman"/>
-        </w:rPr>
-        <w:t>「</w:t>
-      </w:r>
-      <w:r>
-        <w:rPr>
-          <w:rFonts w:hint="eastAsia" w:ascii="Times New Roman" w:hAnsi="Times New Roman" w:eastAsia="FangSong" w:cs="Times New Roman"/>
-        </w:rPr>
-        <w:t>不可区分</w:t>
-      </w:r>
-      <w:r>
-        <w:rPr>
-          <w:rFonts w:hint="eastAsia" w:ascii="Times New Roman" w:hAnsi="Times New Roman" w:eastAsia="Times New Roman" w:cs="Times New Roman"/>
-        </w:rPr>
-        <w:t>」</w:t>
-      </w:r>
-      <w:r>
-        <w:rPr>
-          <w:rFonts w:hint="eastAsia" w:ascii="Times New Roman" w:hAnsi="Times New Roman" w:eastAsia="FangSong" w:cs="Times New Roman"/>
-        </w:rPr>
-        <w:t>这两种对象</w:t>
-      </w:r>
-      <w:r>
-        <w:rPr>
-          <w:rFonts w:hint="eastAsia" w:ascii="Times New Roman" w:hAnsi="Times New Roman" w:eastAsia="Times New Roman" w:cs="Times New Roman"/>
-        </w:rPr>
-        <w:t>。</w:t>
-      </w:r>
-    </w:p>
-    <w:p>
-      <w:pPr>
-        <w:pStyle w:val="Compact"/>
-        <w:numPr>
-          <w:ilvl w:val="0"/>
-          <w:numId w:val="1001"/>
-        </w:numPr>
-      </w:pPr>
-      <w:r>
-        <w:rPr>
-          <w:rFonts w:hint="eastAsia" w:ascii="Times New Roman" w:hAnsi="Times New Roman" w:eastAsia="FangSong" w:cs="Times New Roman"/>
-        </w:rPr>
-        <w:t xml:space="preserve">会算排列</w:t>
-      </w:r>
-      <w:r>
-        <w:rPr>
-          <w:rFonts w:ascii="Times New Roman" w:hAnsi="Times New Roman" w:eastAsia="Times New Roman" w:cs="Times New Roman"/>
-        </w:rPr>
-        <w:t xml:space="preserve"> </w:t>
-      </w:r>
-      <m:oMath>
-        <m:oMathPr>
-          <m:ctrlPr>
-            <w:rPr>
-              <w:sz w:val="28"/>
-              <w:szCs w:val="28"/>
-            </w:rPr>
-          </m:ctrlPr>
-        </m:oMathPr>
-        <m:r>
-          <m:t>P</m:t>
-        </m:r>
-        <m:r>
-          <m:rPr>
-            <m:sty m:val="p"/>
-          </m:rPr>
-          <m:t>(</m:t>
-        </m:r>
-        <m:r>
-          <m:t>n</m:t>
-        </m:r>
-        <m:r>
-          <m:rPr>
-            <m:sty m:val="p"/>
-          </m:rPr>
-          <m:t>,</m:t>
-        </m:r>
-        <m:r>
-          <m:t>m</m:t>
-        </m:r>
-        <m:r>
-          <m:rPr>
-            <m:sty m:val="p"/>
-          </m:rPr>
-          <m:t>)</m:t>
-        </m:r>
-      </m:oMath>
-      <w:r>
-        <w:rPr>
-          <w:rFonts w:ascii="Times New Roman" w:hAnsi="Times New Roman" w:eastAsia="Times New Roman" w:cs="Times New Roman"/>
-        </w:rPr>
-        <w:t xml:space="preserve"> </w:t>
-      </w:r>
-      <w:r>
-        <w:rPr>
-          <w:rFonts w:hint="eastAsia" w:ascii="Times New Roman" w:hAnsi="Times New Roman" w:eastAsia="FangSong" w:cs="Times New Roman"/>
-        </w:rPr>
-        <w:t xml:space="preserve">与组合</w:t>
-      </w:r>
-      <w:r>
-        <w:rPr>
-          <w:rFonts w:ascii="Times New Roman" w:hAnsi="Times New Roman" w:eastAsia="Times New Roman" w:cs="Times New Roman"/>
-        </w:rPr>
-        <w:t xml:space="preserve"> </w:t>
-      </w:r>
-      <m:oMath>
-        <m:oMathPr>
-          <m:ctrlPr>
-            <w:rPr>
-              <w:sz w:val="28"/>
-              <w:szCs w:val="28"/>
-            </w:rPr>
-          </m:ctrlPr>
-        </m:oMathPr>
-        <m:r>
-          <m:t>C</m:t>
-        </m:r>
-        <m:r>
-          <m:rPr>
-            <m:sty m:val="p"/>
-          </m:rPr>
-          <m:t>(</m:t>
-        </m:r>
-        <m:r>
-          <m:t>n</m:t>
-        </m:r>
-        <m:r>
-          <m:rPr>
-            <m:sty m:val="p"/>
-          </m:rPr>
-          <m:t>,</m:t>
-        </m:r>
-        <m:r>
-          <m:t>m</m:t>
-        </m:r>
-        <m:r>
-          <m:rPr>
-            <m:sty m:val="p"/>
-          </m:rPr>
-          <m:t>)</m:t>
-        </m:r>
-      </m:oMath>
-      <w:r>
-        <w:rPr>
-          <w:rFonts w:hint="eastAsia" w:ascii="Times New Roman" w:hAnsi="Times New Roman" w:eastAsia="Times New Roman" w:cs="Times New Roman"/>
-        </w:rPr>
-        <w:t>，</w:t>
-      </w:r>
-      <w:r>
-        <w:rPr>
-          <w:rFonts w:hint="eastAsia" w:ascii="Times New Roman" w:hAnsi="Times New Roman" w:eastAsia="FangSong" w:cs="Times New Roman"/>
-        </w:rPr>
-        <w:t>知道</w:t>
-      </w:r>
-      <w:r>
-        <w:rPr>
-          <w:rFonts w:ascii="Times New Roman" w:hAnsi="Times New Roman" w:eastAsia="Times New Roman" w:cs="Times New Roman"/>
-        </w:rPr>
-        <w:t xml:space="preserve"> </w:t>
-      </w:r>
-      <m:oMath>
-        <m:r>
-          <m:t>0</m:t>
-        </m:r>
-        <m:r>
-          <m:rPr>
-            <m:sty m:val="p"/>
-          </m:rPr>
-          <m:t>!</m:t>
-        </m:r>
-        <m:r>
-          <m:rPr>
-            <m:sty m:val="p"/>
-          </m:rPr>
-          <m:t>=</m:t>
-        </m:r>
-        <m:r>
-          <m:t>1</m:t>
-        </m:r>
-      </m:oMath>
-      <w:r>
-        <w:rPr>
-          <w:rFonts w:ascii="Times New Roman" w:hAnsi="Times New Roman" w:eastAsia="Times New Roman" w:cs="Times New Roman"/>
-        </w:rPr>
-        <w:t xml:space="preserve"> </w:t>
-      </w:r>
-      <w:r>
-        <w:rPr>
-          <w:rFonts w:hint="eastAsia" w:ascii="Times New Roman" w:hAnsi="Times New Roman" w:eastAsia="FangSong" w:cs="Times New Roman"/>
-        </w:rPr>
-        <w:t xml:space="preserve">与</w:t>
-      </w:r>
-      <w:r>
-        <w:rPr>
-          <w:rFonts w:ascii="Times New Roman" w:hAnsi="Times New Roman" w:eastAsia="Times New Roman" w:cs="Times New Roman"/>
-        </w:rPr>
-        <w:t xml:space="preserve"> </w:t>
-      </w:r>
-      <m:oMath>
-        <m:oMathPr>
-          <m:ctrlPr>
-            <w:rPr>
-              <w:sz w:val="28"/>
-              <w:szCs w:val="28"/>
-            </w:rPr>
-          </m:ctrlPr>
-        </m:oMathPr>
-        <m:r>
-          <m:t>C</m:t>
-        </m:r>
-        <m:r>
-          <m:rPr>
-            <m:sty m:val="p"/>
-          </m:rPr>
-          <m:t>(</m:t>
-        </m:r>
-        <m:r>
-          <m:t>n</m:t>
-        </m:r>
-        <m:r>
-          <m:rPr>
-            <m:sty m:val="p"/>
-          </m:rPr>
-          <m:t>,</m:t>
-        </m:r>
-        <m:r>
-          <m:t>0</m:t>
-        </m:r>
-        <m:r>
-          <m:rPr>
-            <m:sty m:val="p"/>
-          </m:rPr>
-          <m:t>)</m:t>
-        </m:r>
-        <m:r>
-          <m:rPr>
-            <m:sty m:val="p"/>
-          </m:rPr>
-          <m:t>=</m:t>
-        </m:r>
-        <m:r>
-          <m:t>1</m:t>
-        </m:r>
-      </m:oMath>
-      <w:r>
-        <w:rPr>
-          <w:rFonts w:ascii="Times New Roman" w:hAnsi="Times New Roman" w:eastAsia="Times New Roman" w:cs="Times New Roman"/>
-        </w:rPr>
-        <w:t xml:space="preserve"> </w:t>
-      </w:r>
-      <w:r>
-        <w:rPr>
-          <w:rFonts w:hint="eastAsia" w:ascii="Times New Roman" w:hAnsi="Times New Roman" w:eastAsia="FangSong" w:cs="Times New Roman"/>
-        </w:rPr>
-        <w:t>的约定</w:t>
-      </w:r>
-      <w:r>
-        <w:rPr>
-          <w:rFonts w:hint="eastAsia" w:ascii="Times New Roman" w:hAnsi="Times New Roman" w:eastAsia="Times New Roman" w:cs="Times New Roman"/>
-        </w:rPr>
-        <w:t>。</w:t>
-      </w:r>
-    </w:p>
-    <w:p>
-      <w:pPr>
-        <w:pStyle w:val="Compact"/>
-        <w:numPr>
-          <w:ilvl w:val="0"/>
-          <w:numId w:val="1001"/>
-        </w:numPr>
-      </w:pPr>
-      <w:r>
-        <w:rPr>
-          <w:rFonts w:hint="eastAsia" w:ascii="Times New Roman" w:hAnsi="Times New Roman" w:eastAsia="FangSong" w:cs="Times New Roman"/>
-        </w:rPr>
-        <w:t>会数</w:t>
-      </w:r>
-      <w:r>
-        <w:rPr>
-          <w:rFonts w:hint="eastAsia" w:ascii="Times New Roman" w:hAnsi="Times New Roman" w:eastAsia="Times New Roman" w:cs="Times New Roman"/>
-        </w:rPr>
-        <w:t>「</w:t>
-      </w:r>
-      <m:oMath>
-        <m:r>
-          <m:t>N</m:t>
-        </m:r>
-      </m:oMath>
-      <w:r>
-        <w:rPr>
-          <w:rFonts w:ascii="Times New Roman" w:hAnsi="Times New Roman" w:eastAsia="Times New Roman" w:cs="Times New Roman"/>
-        </w:rPr>
-        <w:t xml:space="preserve"> </w:t>
-      </w:r>
-      <w:r>
-        <w:rPr>
-          <w:rFonts w:hint="eastAsia" w:ascii="Times New Roman" w:hAnsi="Times New Roman" w:eastAsia="FangSong" w:cs="Times New Roman"/>
-        </w:rPr>
-        <w:t xml:space="preserve">个不可区分分子放进</w:t>
-      </w:r>
-      <w:r>
-        <w:rPr>
-          <w:rFonts w:ascii="Times New Roman" w:hAnsi="Times New Roman" w:eastAsia="Times New Roman" w:cs="Times New Roman"/>
-        </w:rPr>
-        <w:t xml:space="preserve"> </w:t>
-      </w:r>
-      <m:oMath>
-        <m:r>
-          <m:t>g</m:t>
-        </m:r>
-      </m:oMath>
-      <w:r>
-        <w:rPr>
-          <w:rFonts w:ascii="Times New Roman" w:hAnsi="Times New Roman" w:eastAsia="Times New Roman" w:cs="Times New Roman"/>
-        </w:rPr>
-        <w:t xml:space="preserve"> </w:t>
-      </w:r>
-      <w:r>
-        <w:rPr>
-          <w:rFonts w:hint="eastAsia" w:ascii="Times New Roman" w:hAnsi="Times New Roman" w:eastAsia="FangSong" w:cs="Times New Roman"/>
-        </w:rPr>
-        <w:t>个盒子</w:t>
-      </w:r>
-      <w:r>
-        <w:rPr>
-          <w:rFonts w:hint="eastAsia" w:ascii="Times New Roman" w:hAnsi="Times New Roman" w:eastAsia="Times New Roman" w:cs="Times New Roman"/>
-        </w:rPr>
-        <w:t>（</w:t>
-      </w:r>
-      <w:r>
-        <w:rPr>
-          <w:rFonts w:hint="eastAsia" w:ascii="Times New Roman" w:hAnsi="Times New Roman" w:eastAsia="FangSong" w:cs="Times New Roman"/>
-        </w:rPr>
-        <w:t>每盒不限容量</w:t>
-      </w:r>
-      <w:r>
-        <w:rPr>
-          <w:rFonts w:hint="eastAsia" w:ascii="Times New Roman" w:hAnsi="Times New Roman" w:eastAsia="Times New Roman" w:cs="Times New Roman"/>
-        </w:rPr>
-        <w:t>）」</w:t>
-      </w:r>
-      <w:r>
-        <w:rPr>
-          <w:rFonts w:hint="eastAsia" w:ascii="Times New Roman" w:hAnsi="Times New Roman" w:eastAsia="FangSong" w:cs="Times New Roman"/>
-        </w:rPr>
-        <w:t>的状态数</w:t>
-      </w:r>
-      <w:r>
-        <w:rPr>
-          <w:rFonts w:ascii="Times New Roman" w:hAnsi="Times New Roman" w:eastAsia="Times New Roman" w:cs="Times New Roman"/>
-        </w:rPr>
-        <w:t xml:space="preserve"> </w:t>
-      </w:r>
-      <m:oMath>
-        <m:oMathPr>
-          <m:ctrlPr>
-            <w:rPr>
-              <w:sz w:val="28"/>
-              <w:szCs w:val="28"/>
-            </w:rPr>
-          </m:ctrlPr>
-        </m:oMathPr>
-        <m:r>
-          <m:t>C</m:t>
-        </m:r>
-        <m:r>
-          <m:rPr>
-            <m:sty m:val="p"/>
-          </m:rPr>
-          <m:t>(</m:t>
-        </m:r>
-        <m:r>
-          <m:t>N</m:t>
-        </m:r>
-        <m:r>
-          <m:rPr>
-            <m:sty m:val="p"/>
-          </m:rPr>
-          <m:t>+</m:t>
-        </m:r>
-        <m:r>
-          <m:t>g</m:t>
-        </m:r>
-        <m:r>
-          <m:rPr>
-            <m:sty m:val="p"/>
-          </m:rPr>
-          <m:t>−</m:t>
-        </m:r>
-        <m:r>
-          <m:t>1</m:t>
-        </m:r>
-        <m:r>
-          <m:rPr>
-            <m:sty m:val="p"/>
-          </m:rPr>
-          <m:t>,</m:t>
-        </m:r>
-        <m:r>
-          <m:t> </m:t>
-        </m:r>
-        <m:r>
-          <m:t>N</m:t>
-        </m:r>
-        <m:r>
-          <m:rPr>
-            <m:sty m:val="p"/>
-          </m:rPr>
-          <m:t>)</m:t>
-        </m:r>
-      </m:oMath>
-      <w:r>
-        <w:rPr>
-          <w:rFonts w:hint="eastAsia" w:ascii="Times New Roman" w:hAnsi="Times New Roman" w:eastAsia="Times New Roman" w:cs="Times New Roman"/>
-        </w:rPr>
-        <w:t>，</w:t>
-      </w:r>
-      <w:r>
-        <w:rPr>
-          <w:rFonts w:hint="eastAsia" w:ascii="Times New Roman" w:hAnsi="Times New Roman" w:eastAsia="FangSong" w:cs="Times New Roman"/>
-        </w:rPr>
-        <w:t>并知道它对应玻色型计数</w:t>
-      </w:r>
-      <w:r>
-        <w:rPr>
-          <w:rFonts w:hint="eastAsia" w:ascii="Times New Roman" w:hAnsi="Times New Roman" w:eastAsia="Times New Roman" w:cs="Times New Roman"/>
-        </w:rPr>
-        <w:t>。</w:t>
-      </w:r>
-    </w:p>
-    <w:p>
-      <w:pPr>
-        <w:pStyle w:val="Compact"/>
-        <w:numPr>
-          <w:ilvl w:val="0"/>
-          <w:numId w:val="1001"/>
-        </w:numPr>
-      </w:pPr>
-      <w:r>
-        <w:rPr>
-          <w:rFonts w:hint="eastAsia" w:ascii="Times New Roman" w:hAnsi="Times New Roman" w:eastAsia="FangSong" w:cs="Times New Roman"/>
-        </w:rPr>
-        <w:t xml:space="preserve">会写二项式定理与二项分布</w:t>
-      </w:r>
-      <w:r>
-        <w:rPr>
-          <w:rFonts w:ascii="Times New Roman" w:hAnsi="Times New Roman" w:eastAsia="Times New Roman" w:cs="Times New Roman"/>
-        </w:rPr>
-        <w:t xml:space="preserve"> </w:t>
-      </w:r>
-      <m:oMath>
-        <m:oMathPr>
-          <m:ctrlPr>
-            <w:rPr>
-              <w:sz w:val="28"/>
-              <w:szCs w:val="28"/>
-            </w:rPr>
-          </m:ctrlPr>
-        </m:oMathPr>
-        <m:r>
-          <m:t>P</m:t>
-        </m:r>
-        <m:r>
-          <m:rPr>
-            <m:sty m:val="p"/>
-          </m:rPr>
-          <m:t>(</m:t>
-        </m:r>
-        <m:r>
-          <m:t>n</m:t>
-        </m:r>
-        <m:r>
-          <m:rPr>
-            <m:sty m:val="p"/>
-          </m:rPr>
-          <m:t>)</m:t>
-        </m:r>
-        <m:r>
-          <m:rPr>
-            <m:sty m:val="p"/>
-          </m:rPr>
-          <m:t>=</m:t>
-        </m:r>
-        <m:r>
-          <m:t>C</m:t>
-        </m:r>
-        <m:r>
-          <m:rPr>
-            <m:sty m:val="p"/>
-          </m:rPr>
-          <m:t>(</m:t>
-        </m:r>
-        <m:r>
-          <m:t>N</m:t>
-        </m:r>
-        <m:r>
-          <m:rPr>
-            <m:sty m:val="p"/>
-          </m:rPr>
-          <m:t>,</m:t>
-        </m:r>
-        <m:r>
-          <m:t>n</m:t>
-        </m:r>
-        <m:r>
-          <m:rPr>
-            <m:sty m:val="p"/>
-          </m:rPr>
-          <m:t>)</m:t>
-        </m:r>
-        <m:sSup>
-          <m:e>
-            <m:r>
-              <m:t>p</m:t>
-            </m:r>
-          </m:e>
-          <m:sup>
-            <m:r>
-              <m:t>n</m:t>
-            </m:r>
-          </m:sup>
-        </m:sSup>
-        <m:r>
-          <m:rPr>
-            <m:sty m:val="p"/>
-          </m:rPr>
-          <m:t>(</m:t>
-        </m:r>
-        <m:r>
-          <m:t>1</m:t>
-        </m:r>
-        <m:r>
-          <m:rPr>
-            <m:sty m:val="p"/>
-          </m:rPr>
-          <m:t>−</m:t>
-        </m:r>
-        <m:r>
-          <m:t>p</m:t>
-        </m:r>
-        <m:sSup>
-          <m:e>
-            <m:r>
-              <m:rPr>
-                <m:sty m:val="p"/>
-              </m:rPr>
-              <m:t>)</m:t>
-            </m:r>
-          </m:e>
-          <m:sup>
-            <m:r>
-              <m:t>N</m:t>
-            </m:r>
-            <m:r>
-              <m:rPr>
-                <m:sty m:val="p"/>
-              </m:rPr>
-              <m:t>−</m:t>
-            </m:r>
-            <m:r>
-              <m:t>n</m:t>
-            </m:r>
-          </m:sup>
-        </m:sSup>
-      </m:oMath>
-      <w:r>
-        <w:rPr>
-          <w:rFonts w:hint="eastAsia" w:ascii="Times New Roman" w:hAnsi="Times New Roman" w:eastAsia="Times New Roman" w:cs="Times New Roman"/>
-        </w:rPr>
-        <w:t>，</w:t>
-      </w:r>
-      <w:r>
-        <w:rPr>
-          <w:rFonts w:hint="eastAsia" w:ascii="Times New Roman" w:hAnsi="Times New Roman" w:eastAsia="FangSong" w:cs="Times New Roman"/>
-        </w:rPr>
-        <w:t>会算其最概然值</w:t>
-      </w:r>
-      <w:r>
-        <w:rPr>
-          <w:rFonts w:hint="eastAsia" w:ascii="Times New Roman" w:hAnsi="Times New Roman" w:eastAsia="Times New Roman" w:cs="Times New Roman"/>
-        </w:rPr>
-        <w:t>、</w:t>
-      </w:r>
-      <w:r>
-        <w:rPr>
-          <w:rFonts w:hint="eastAsia" w:ascii="Times New Roman" w:hAnsi="Times New Roman" w:eastAsia="FangSong" w:cs="Times New Roman"/>
-        </w:rPr>
-        <w:t>均值</w:t>
-      </w:r>
-      <w:r>
-        <w:rPr>
-          <w:rFonts w:ascii="Times New Roman" w:hAnsi="Times New Roman" w:eastAsia="Times New Roman" w:cs="Times New Roman"/>
-        </w:rPr>
-        <w:t xml:space="preserve"> </w:t>
-      </w:r>
-      <m:oMath>
-        <m:r>
-          <m:t>N</m:t>
-        </m:r>
-        <m:r>
-          <m:t>p</m:t>
-        </m:r>
-      </m:oMath>
-      <w:r>
-        <w:rPr>
-          <w:rFonts w:ascii="Times New Roman" w:hAnsi="Times New Roman" w:eastAsia="Times New Roman" w:cs="Times New Roman"/>
-        </w:rPr>
-        <w:t xml:space="preserve"> </w:t>
-      </w:r>
-      <w:r>
-        <w:rPr>
-          <w:rFonts w:hint="eastAsia" w:ascii="Times New Roman" w:hAnsi="Times New Roman" w:eastAsia="FangSong" w:cs="Times New Roman"/>
-        </w:rPr>
-        <w:t xml:space="preserve">与标准差</w:t>
-      </w:r>
-      <w:r>
-        <w:rPr>
-          <w:rFonts w:ascii="Times New Roman" w:hAnsi="Times New Roman" w:eastAsia="Times New Roman" w:cs="Times New Roman"/>
-        </w:rPr>
-        <w:t xml:space="preserve"> </w:t>
-      </w:r>
-      <m:oMath>
-        <m:oMathPr>
-          <m:ctrlPr>
-            <w:rPr>
-              <w:sz w:val="28"/>
-              <w:szCs w:val="28"/>
-            </w:rPr>
-          </m:ctrlPr>
-        </m:oMathPr>
-        <m:rad>
-          <m:radPr>
-            <m:degHide m:val="on"/>
-          </m:radPr>
-          <m:deg/>
-          <m:e>
-            <m:r>
-              <m:t>N</m:t>
-            </m:r>
-            <m:r>
-              <m:t>p</m:t>
-            </m:r>
-            <m:r>
-              <m:rPr>
-                <m:sty m:val="p"/>
-              </m:rPr>
-              <m:t>(</m:t>
-            </m:r>
-            <m:r>
-              <m:t>1</m:t>
-            </m:r>
-            <m:r>
-              <m:rPr>
-                <m:sty m:val="p"/>
-              </m:rPr>
-              <m:t>−</m:t>
-            </m:r>
-            <m:r>
-              <m:t>p</m:t>
-            </m:r>
-            <m:r>
-              <m:rPr>
-                <m:sty m:val="p"/>
-              </m:rPr>
-              <m:t>)</m:t>
-            </m:r>
-          </m:e>
-        </m:rad>
-      </m:oMath>
-      <w:r>
-        <w:rPr>
-          <w:rFonts w:ascii="Times New Roman" w:hAnsi="Times New Roman" w:eastAsia="Times New Roman" w:cs="Times New Roman"/>
-        </w:rPr>
-        <w:t xml:space="preserve">。</w:t>
-      </w:r>
-    </w:p>
-    <w:p>
-      <w:pPr>
-        <w:pStyle w:val="Compact"/>
-        <w:numPr>
-          <w:ilvl w:val="0"/>
-          <w:numId w:val="1001"/>
-        </w:numPr>
-      </w:pPr>
-      <w:r>
-        <w:rPr>
-          <w:rFonts w:hint="eastAsia" w:ascii="Times New Roman" w:hAnsi="Times New Roman" w:eastAsia="FangSong" w:cs="Times New Roman"/>
-        </w:rPr>
-        <w:t>能用</w:t>
-      </w:r>
-      <w:r>
-        <w:rPr>
-          <w:rFonts w:hint="eastAsia" w:ascii="Times New Roman" w:hAnsi="Times New Roman" w:eastAsia="Times New Roman" w:cs="Times New Roman"/>
-        </w:rPr>
-        <w:t>「</w:t>
-      </w:r>
-      <w:r>
-        <w:rPr>
-          <w:rFonts w:hint="eastAsia" w:ascii="Times New Roman" w:hAnsi="Times New Roman" w:eastAsia="FangSong" w:cs="Times New Roman"/>
-        </w:rPr>
-        <w:t>求和变积分</w:t>
-      </w:r>
-      <w:r>
-        <w:rPr>
-          <w:rFonts w:hint="eastAsia" w:ascii="Times New Roman" w:hAnsi="Times New Roman" w:eastAsia="Times New Roman" w:cs="Times New Roman"/>
-        </w:rPr>
-        <w:t>」</w:t>
-      </w:r>
-      <w:r>
-        <w:rPr>
-          <w:rFonts w:hint="eastAsia" w:ascii="Times New Roman" w:hAnsi="Times New Roman" w:eastAsia="FangSong" w:cs="Times New Roman"/>
-        </w:rPr>
-        <w:t>推出</w:t>
-      </w:r>
-      <w:r>
-        <w:rPr>
-          <w:rFonts w:ascii="Times New Roman" w:hAnsi="Times New Roman" w:eastAsia="Times New Roman" w:cs="Times New Roman"/>
-        </w:rPr>
-        <w:t xml:space="preserve"> </w:t>
-      </w:r>
-      <w:r>
-        <w:rPr>
-          <w:rFonts w:ascii="Times New Roman" w:hAnsi="Times New Roman" w:eastAsia="Times New Roman" w:cs="Times New Roman"/>
-          <w:b/>
-          <w:bCs/>
-        </w:rPr>
-        <w:t xml:space="preserve">Stirling </w:t>
-      </w:r>
-      <w:r>
-        <w:rPr>
-          <w:rFonts w:hint="eastAsia" w:ascii="Times New Roman" w:hAnsi="Times New Roman" w:eastAsia="FangSong" w:cs="Times New Roman"/>
-          <w:b/>
-          <w:bCs/>
-        </w:rPr>
-        <w:t xml:space="preserve">近似</w:t>
-      </w:r>
-      <w:r>
-        <w:rPr>
-          <w:rFonts w:hint="eastAsia" w:ascii="Times New Roman" w:hAnsi="Times New Roman" w:eastAsia="Times New Roman" w:cs="Times New Roman"/>
-        </w:rPr>
-        <w:t>，</w:t>
-      </w:r>
-      <w:r>
-        <w:rPr>
-          <w:rFonts w:hint="eastAsia" w:ascii="Times New Roman" w:hAnsi="Times New Roman" w:eastAsia="FangSong" w:cs="Times New Roman"/>
-        </w:rPr>
-        <w:t>会写简单式与完整式</w:t>
-      </w:r>
-      <w:r>
-        <w:rPr>
-          <w:rFonts w:hint="eastAsia" w:ascii="Times New Roman" w:hAnsi="Times New Roman" w:eastAsia="Times New Roman" w:cs="Times New Roman"/>
-        </w:rPr>
-        <w:t>，</w:t>
-      </w:r>
-      <w:r>
-        <w:rPr>
-          <w:rFonts w:hint="eastAsia" w:ascii="Times New Roman" w:hAnsi="Times New Roman" w:eastAsia="FangSong" w:cs="Times New Roman"/>
-        </w:rPr>
-        <w:t>并能用数值表判断</w:t>
-      </w:r>
-      <w:r>
-        <w:rPr>
-          <w:rFonts w:hint="eastAsia" w:ascii="Times New Roman" w:hAnsi="Times New Roman" w:eastAsia="FangSong" w:cs="Times New Roman"/>
-          <w:b/>
-          <w:bCs/>
-        </w:rPr>
-        <w:t xml:space="preserve">什么时候可以用</w:t>
-      </w:r>
-      <w:r>
-        <w:rPr>
-          <w:rFonts w:ascii="Times New Roman" w:hAnsi="Times New Roman" w:eastAsia="Times New Roman" w:cs="Times New Roman"/>
-        </w:rPr>
-        <w:t xml:space="preserve">。</w:t>
-      </w:r>
-    </w:p>
-    <w:p>
-      <w:pPr>
-        <w:pStyle w:val="Compact"/>
-        <w:numPr>
-          <w:ilvl w:val="0"/>
-          <w:numId w:val="1001"/>
-        </w:numPr>
-      </w:pPr>
-      <w:r>
-        <w:rPr>
-          <w:rFonts w:hint="eastAsia" w:ascii="Times New Roman" w:hAnsi="Times New Roman" w:eastAsia="FangSong" w:cs="Times New Roman"/>
-        </w:rPr>
-        <w:t xml:space="preserve">会用</w:t>
-      </w:r>
-      <w:r>
-        <w:rPr>
-          <w:rFonts w:ascii="Times New Roman" w:hAnsi="Times New Roman" w:eastAsia="Times New Roman" w:cs="Times New Roman"/>
-        </w:rPr>
-        <w:t xml:space="preserve"> Stirling </w:t>
-      </w:r>
-      <w:r>
-        <w:rPr>
-          <w:rFonts w:hint="eastAsia" w:ascii="Times New Roman" w:hAnsi="Times New Roman" w:eastAsia="FangSong" w:cs="Times New Roman"/>
-        </w:rPr>
-        <w:t xml:space="preserve">把</w:t>
-      </w:r>
-      <w:r>
-        <w:rPr>
-          <w:rFonts w:ascii="Times New Roman" w:hAnsi="Times New Roman" w:eastAsia="Times New Roman" w:cs="Times New Roman"/>
-        </w:rPr>
-        <w:t xml:space="preserve"> </w:t>
-      </w:r>
-      <m:oMath>
-        <m:oMathPr>
-          <m:ctrlPr>
-            <w:rPr>
-              <w:sz w:val="28"/>
-              <w:szCs w:val="28"/>
-            </w:rPr>
-          </m:ctrlPr>
-        </m:oMathPr>
-        <m:r>
-          <m:rPr>
-            <m:sty m:val="p"/>
-          </m:rPr>
-          <m:t>ln</m:t>
-        </m:r>
-        <m:r>
-          <m:t>W</m:t>
-        </m:r>
-        <m:r>
-          <m:rPr>
-            <m:sty m:val="p"/>
-          </m:rPr>
-          <m:t>=</m:t>
-        </m:r>
-        <m:r>
-          <m:rPr>
-            <m:sty m:val="p"/>
-          </m:rPr>
-          <m:t>ln</m:t>
-        </m:r>
-        <m:f>
-          <m:fPr>
-            <m:type m:val="bar"/>
-          </m:fPr>
-          <m:num>
-            <m:r>
-              <m:t>N</m:t>
-            </m:r>
-            <m:r>
-              <m:rPr>
-                <m:sty m:val="p"/>
-              </m:rPr>
-              <m:t>!</m:t>
-            </m:r>
-          </m:num>
-          <m:den>
-            <m:r>
-              <m:rPr>
-                <m:sty m:val="p"/>
-              </m:rPr>
-              <m:t>∏</m:t>
-            </m:r>
-            <m:sSub>
-              <m:e>
-                <m:r>
-                  <m:t>N</m:t>
-                </m:r>
-              </m:e>
-              <m:sub>
-                <m:r>
-                  <m:t>i</m:t>
-                </m:r>
-              </m:sub>
-            </m:sSub>
-            <m:r>
-              <m:rPr>
-                <m:sty m:val="p"/>
-              </m:rPr>
-              <m:t>!</m:t>
-            </m:r>
-          </m:den>
-        </m:f>
-      </m:oMath>
-      <w:r>
-        <w:rPr>
-          <w:rFonts w:ascii="Times New Roman" w:hAnsi="Times New Roman" w:eastAsia="Times New Roman" w:cs="Times New Roman"/>
-        </w:rPr>
-        <w:t xml:space="preserve"> </w:t>
-      </w:r>
-      <w:r>
-        <w:rPr>
-          <w:rFonts w:hint="eastAsia" w:ascii="Times New Roman" w:hAnsi="Times New Roman" w:eastAsia="FangSong" w:cs="Times New Roman"/>
-        </w:rPr>
-        <w:t xml:space="preserve">化简成</w:t>
-      </w:r>
-      <w:r>
-        <w:rPr>
-          <w:rFonts w:ascii="Times New Roman" w:hAnsi="Times New Roman" w:eastAsia="Times New Roman" w:cs="Times New Roman"/>
-        </w:rPr>
-        <w:t xml:space="preserve"> </w:t>
-      </w:r>
-      <m:oMath>
-        <m:oMathPr>
-          <m:ctrlPr>
-            <w:rPr>
-              <w:sz w:val="28"/>
-              <w:szCs w:val="28"/>
-            </w:rPr>
-          </m:ctrlPr>
-        </m:oMathPr>
-        <m:r>
-          <m:rPr>
-            <m:sty m:val="p"/>
-          </m:rPr>
-          <m:t>−</m:t>
-        </m:r>
-        <m:r>
-          <m:t>N</m:t>
-        </m:r>
-        <m:r>
-          <m:rPr>
-            <m:sty m:val="p"/>
-          </m:rPr>
-          <m:t>∑</m:t>
-        </m:r>
-        <m:sSub>
-          <m:e>
-            <m:r>
-              <m:t>x</m:t>
-            </m:r>
-          </m:e>
-          <m:sub>
-            <m:r>
-              <m:t>i</m:t>
-            </m:r>
-          </m:sub>
-        </m:sSub>
-        <m:r>
-          <m:rPr>
-            <m:sty m:val="p"/>
-          </m:rPr>
-          <m:t>ln</m:t>
-        </m:r>
-        <m:sSub>
-          <m:e>
-            <m:r>
-              <m:t>x</m:t>
-            </m:r>
-          </m:e>
-          <m:sub>
-            <m:r>
-              <m:t>i</m:t>
-            </m:r>
-          </m:sub>
-        </m:sSub>
-      </m:oMath>
-      <w:r>
-        <w:rPr>
-          <w:rFonts w:hint="eastAsia" w:ascii="Times New Roman" w:hAnsi="Times New Roman" w:eastAsia="Times New Roman" w:cs="Times New Roman"/>
-        </w:rPr>
-        <w:t>，</w:t>
-      </w:r>
-      <w:r>
-        <w:rPr>
-          <w:rFonts w:hint="eastAsia" w:ascii="Times New Roman" w:hAnsi="Times New Roman" w:eastAsia="FangSong" w:cs="Times New Roman"/>
-        </w:rPr>
-        <w:t>进而推出混合熵</w:t>
-      </w:r>
-      <w:r>
-        <w:rPr>
-          <w:rFonts w:hint="eastAsia" w:ascii="Times New Roman" w:hAnsi="Times New Roman" w:eastAsia="Times New Roman" w:cs="Times New Roman"/>
-        </w:rPr>
-        <w:t>。</w:t>
-      </w:r>
-    </w:p>
-    <w:p>
-      <w:pPr>
-        <w:pStyle w:val="Compact"/>
-        <w:numPr>
-          <w:ilvl w:val="0"/>
-          <w:numId w:val="1001"/>
-        </w:numPr>
-      </w:pPr>
-      <w:r>
-        <w:rPr>
-          <w:rFonts w:hint="eastAsia" w:ascii="Times New Roman" w:hAnsi="Times New Roman" w:eastAsia="FangSong" w:cs="Times New Roman"/>
-        </w:rPr>
-        <w:t>能由</w:t>
-      </w:r>
-      <w:r>
-        <w:rPr>
-          <w:rFonts w:hint="eastAsia" w:ascii="Times New Roman" w:hAnsi="Times New Roman" w:eastAsia="Times New Roman" w:cs="Times New Roman"/>
-        </w:rPr>
-        <w:t>「</w:t>
-      </w:r>
-      <w:r>
-        <w:rPr>
-          <w:rFonts w:hint="eastAsia" w:ascii="Times New Roman" w:hAnsi="Times New Roman" w:eastAsia="FangSong" w:cs="Times New Roman"/>
-        </w:rPr>
-        <w:t>最大化</w:t>
-      </w:r>
-      <w:r>
-        <w:rPr>
-          <w:rFonts w:ascii="Times New Roman" w:hAnsi="Times New Roman" w:eastAsia="Times New Roman" w:cs="Times New Roman"/>
-        </w:rPr>
-        <w:t xml:space="preserve"> </w:t>
-      </w:r>
-      <m:oMath>
-        <m:r>
-          <m:rPr>
-            <m:sty m:val="p"/>
-          </m:rPr>
-          <m:t>ln</m:t>
-        </m:r>
-        <m:r>
-          <m:t>W</m:t>
-        </m:r>
-      </m:oMath>
-      <w:r>
-        <w:rPr>
-          <w:rFonts w:hint="eastAsia" w:ascii="Times New Roman" w:hAnsi="Times New Roman" w:eastAsia="Times New Roman" w:cs="Times New Roman"/>
-        </w:rPr>
-        <w:t>」</w:t>
-      </w:r>
-      <w:r>
-        <w:rPr>
-          <w:rFonts w:hint="eastAsia" w:ascii="Times New Roman" w:hAnsi="Times New Roman" w:eastAsia="FangSong" w:cs="Times New Roman"/>
-        </w:rPr>
-        <w:t>推出两能级的</w:t>
-      </w:r>
-      <w:r>
-        <w:rPr>
-          <w:rFonts w:ascii="Times New Roman" w:hAnsi="Times New Roman" w:eastAsia="Times New Roman" w:cs="Times New Roman"/>
-        </w:rPr>
-        <w:t xml:space="preserve"> </w:t>
-      </w:r>
-      <w:r>
-        <w:rPr>
-          <w:rFonts w:ascii="Times New Roman" w:hAnsi="Times New Roman" w:eastAsia="Times New Roman" w:cs="Times New Roman"/>
-          <w:b/>
-          <w:bCs/>
-        </w:rPr>
-        <w:t xml:space="preserve">Boltzmann </w:t>
-      </w:r>
-      <w:r>
-        <w:rPr>
-          <w:rFonts w:hint="eastAsia" w:ascii="Times New Roman" w:hAnsi="Times New Roman" w:eastAsia="FangSong" w:cs="Times New Roman"/>
-          <w:b/>
-          <w:bCs/>
-        </w:rPr>
-        <w:t xml:space="preserve">分布</w:t>
-      </w:r>
-      <w:r>
-        <w:rPr>
-          <w:rFonts w:hint="eastAsia" w:ascii="Times New Roman" w:hAnsi="Times New Roman" w:eastAsia="Times New Roman" w:cs="Times New Roman"/>
-        </w:rPr>
-        <w:t>，</w:t>
-      </w:r>
-      <w:r>
-        <w:rPr>
-          <w:rFonts w:hint="eastAsia" w:ascii="Times New Roman" w:hAnsi="Times New Roman" w:eastAsia="FangSong" w:cs="Times New Roman"/>
-        </w:rPr>
-        <w:t>会算配分函数</w:t>
-      </w:r>
-      <w:r>
-        <w:rPr>
-          <w:rFonts w:ascii="Times New Roman" w:hAnsi="Times New Roman" w:eastAsia="Times New Roman" w:cs="Times New Roman"/>
-        </w:rPr>
-        <w:t xml:space="preserve"> </w:t>
-      </w:r>
-      <m:oMath>
-        <m:r>
-          <m:t>q</m:t>
-        </m:r>
-      </m:oMath>
-      <w:r>
-        <w:rPr>
-          <w:rFonts w:ascii="Times New Roman" w:hAnsi="Times New Roman" w:eastAsia="Times New Roman" w:cs="Times New Roman"/>
-        </w:rPr>
-        <w:t xml:space="preserve"> </w:t>
-      </w:r>
-      <w:r>
-        <w:rPr>
-          <w:rFonts w:hint="eastAsia" w:ascii="Times New Roman" w:hAnsi="Times New Roman" w:eastAsia="FangSong" w:cs="Times New Roman"/>
-        </w:rPr>
-        <w:t>与各能级布居</w:t>
-      </w:r>
-      <w:r>
-        <w:rPr>
-          <w:rFonts w:hint="eastAsia" w:ascii="Times New Roman" w:hAnsi="Times New Roman" w:eastAsia="Times New Roman" w:cs="Times New Roman"/>
-        </w:rPr>
-        <w:t>。</w:t>
-      </w:r>
-    </w:p>
-    <w:p>
-      <w:pPr>
-        <w:pStyle w:val="Compact"/>
-        <w:numPr>
-          <w:ilvl w:val="0"/>
-          <w:numId w:val="1001"/>
-        </w:numPr>
-      </w:pPr>
-      <w:r>
-        <w:rPr>
-          <w:rFonts w:hint="eastAsia" w:ascii="Times New Roman" w:hAnsi="Times New Roman" w:eastAsia="FangSong" w:cs="Times New Roman"/>
-        </w:rPr>
-        <w:t xml:space="preserve">能用</w:t>
-      </w:r>
-      <w:r>
-        <w:rPr>
-          <w:rFonts w:ascii="Times New Roman" w:hAnsi="Times New Roman" w:eastAsia="Times New Roman" w:cs="Times New Roman"/>
-        </w:rPr>
-        <w:t xml:space="preserve"> </w:t>
-      </w:r>
-      <m:oMath>
-        <m:r>
-          <m:t>W</m:t>
-        </m:r>
-        <m:r>
-          <m:rPr>
-            <m:sty m:val="p"/>
-          </m:rPr>
-          <m:t>∝</m:t>
-        </m:r>
-        <m:sSup>
-          <m:e>
-            <m:r>
-              <m:t>V</m:t>
-            </m:r>
-          </m:e>
-          <m:sup>
-            <m:r>
-              <m:t>N</m:t>
-            </m:r>
-          </m:sup>
-        </m:sSup>
-      </m:oMath>
-      <w:r>
-        <w:rPr>
-          <w:rFonts w:ascii="Times New Roman" w:hAnsi="Times New Roman" w:eastAsia="Times New Roman" w:cs="Times New Roman"/>
-        </w:rPr>
-        <w:t xml:space="preserve"> </w:t>
-      </w:r>
-      <w:r>
-        <w:rPr>
-          <w:rFonts w:hint="eastAsia" w:ascii="Times New Roman" w:hAnsi="Times New Roman" w:eastAsia="FangSong" w:cs="Times New Roman"/>
-        </w:rPr>
-        <w:t>解释理想气体自由膨胀的熵变</w:t>
-      </w:r>
-      <w:r>
-        <w:rPr>
-          <w:rFonts w:hint="eastAsia" w:ascii="Times New Roman" w:hAnsi="Times New Roman" w:eastAsia="Times New Roman" w:cs="Times New Roman"/>
-        </w:rPr>
-        <w:t>，</w:t>
-      </w:r>
-      <w:r>
-        <w:rPr>
-          <w:rFonts w:hint="eastAsia" w:ascii="Times New Roman" w:hAnsi="Times New Roman" w:eastAsia="FangSong" w:cs="Times New Roman"/>
-        </w:rPr>
-        <w:t>并验证它与热力学公式</w:t>
-      </w:r>
-      <w:r>
-        <w:rPr>
-          <w:rFonts w:ascii="Times New Roman" w:hAnsi="Times New Roman" w:eastAsia="Times New Roman" w:cs="Times New Roman"/>
-        </w:rPr>
-        <w:t xml:space="preserve"> </w:t>
-      </w:r>
-      <m:oMath>
-        <m:oMathPr>
-          <m:ctrlPr>
-            <w:rPr>
-              <w:sz w:val="28"/>
-              <w:szCs w:val="28"/>
-            </w:rPr>
-          </m:ctrlPr>
-        </m:oMathPr>
-        <m:r>
-          <m:rPr>
-            <m:sty m:val="p"/>
-          </m:rPr>
-          <m:t>Δ</m:t>
-        </m:r>
-        <m:r>
-          <m:t>S</m:t>
-        </m:r>
-        <m:r>
-          <m:rPr>
-            <m:sty m:val="p"/>
-          </m:rPr>
-          <m:t>=</m:t>
-        </m:r>
-        <m:r>
-          <m:t>n</m:t>
-        </m:r>
-        <m:r>
-          <m:t>R</m:t>
-        </m:r>
-        <m:r>
-          <m:rPr>
-            <m:sty m:val="p"/>
-          </m:rPr>
-          <m:t>ln</m:t>
-        </m:r>
-        <m:r>
-          <m:rPr>
-            <m:sty m:val="p"/>
-          </m:rPr>
-          <m:t>(</m:t>
-        </m:r>
-        <m:sSub>
-          <m:e>
-            <m:r>
-              <m:t>V</m:t>
-            </m:r>
-          </m:e>
-          <m:sub>
-            <m:r>
-              <m:t>2</m:t>
-            </m:r>
-          </m:sub>
-        </m:sSub>
-        <m:r>
-          <m:rPr>
-            <m:sty m:val="p"/>
-          </m:rPr>
-          <m:t>/</m:t>
-        </m:r>
-        <m:sSub>
-          <m:e>
-            <m:r>
-              <m:t>V</m:t>
-            </m:r>
-          </m:e>
-          <m:sub>
-            <m:r>
-              <m:t>1</m:t>
-            </m:r>
-          </m:sub>
-        </m:sSub>
-        <m:r>
-          <m:rPr>
-            <m:sty m:val="p"/>
-          </m:rPr>
-          <m:t>)</m:t>
-        </m:r>
-      </m:oMath>
-      <w:r>
-        <w:rPr>
-          <w:rFonts w:ascii="Times New Roman" w:hAnsi="Times New Roman" w:eastAsia="Times New Roman" w:cs="Times New Roman"/>
-        </w:rPr>
-        <w:t xml:space="preserve"> </w:t>
-      </w:r>
-      <w:r>
-        <w:rPr>
-          <w:rFonts w:hint="eastAsia" w:ascii="Times New Roman" w:hAnsi="Times New Roman" w:eastAsia="FangSong" w:cs="Times New Roman"/>
-        </w:rPr>
-        <w:t>一致</w:t>
-      </w:r>
-      <w:r>
-        <w:rPr>
-          <w:rFonts w:hint="eastAsia" w:ascii="Times New Roman" w:hAnsi="Times New Roman" w:eastAsia="Times New Roman" w:cs="Times New Roman"/>
-        </w:rPr>
-        <w:t>。</w:t>
-      </w:r>
-    </w:p>
-    <w:p>
-      <w:pPr>
-        <w:spacing w:before="160" w:after="80"/>
-      </w:pPr>
-      <w:r>
-        <w:pict>
-          <v:rect style="width:0;height:1.5pt" o:hralign="center" o:hrstd="t" o:hr="t"/>
-        </w:pict>
-      </w:r>
-    </w:p>
-    <w:bookmarkEnd w:id="9"/>
-    <w:bookmarkStart w:id="12" w:name="一组合计数的适用场景"/>
-    <w:p>
-      <w:pPr>
-        <w:pStyle w:val="Heading2"/>
-        <w:spacing w:before="280" w:after="120"/>
-      </w:pPr>
-      <w:r>
-        <w:rPr>
-          <w:rFonts w:hint="eastAsia" w:ascii="Times New Roman" w:hAnsi="Times New Roman" w:eastAsia="SimHei" w:cs="Times New Roman"/>
-        </w:rPr>
-        <w:t>一</w:t>
-      </w:r>
-      <w:r>
-        <w:rPr>
-          <w:rFonts w:hint="eastAsia" w:ascii="Times New Roman" w:hAnsi="Times New Roman" w:eastAsia="Times New Roman" w:cs="Times New Roman"/>
-        </w:rPr>
-        <w:t>、</w:t>
-      </w:r>
-      <w:r>
-        <w:rPr>
-          <w:rFonts w:hint="eastAsia" w:ascii="Times New Roman" w:hAnsi="Times New Roman" w:eastAsia="SimHei" w:cs="Times New Roman"/>
-        </w:rPr>
-        <w:t>组合计数的适用场景</w:t>
-      </w:r>
-    </w:p>
-    <w:bookmarkStart w:id="10" w:name="从单个分子到一摩尔分子"/>
+    <w:bookmarkStart w:id="9" w:name="从单个分子到一摩尔分子"/>
     <w:p>
       <w:pPr>
         <w:pStyle w:val="Heading3"/>
@@ -1613,6 +53,7 @@
     <w:p>
       <w:pPr>
         <w:pStyle w:val="FirstParagraph"/>
+        <w:ind w:firstLine="420"/>
       </w:pPr>
       <w:r>
         <w:rPr>
@@ -1673,11 +114,8 @@
     </w:p>
     <w:p>
       <w:pPr>
-        <w:pStyle w:val="Compact"/>
-        <w:numPr>
-          <w:ilvl w:val="0"/>
-          <w:numId w:val="1002"/>
-        </w:numPr>
+        <w:pStyle w:val="BodyText"/>
+        <w:ind w:firstLine="420"/>
       </w:pPr>
       <w:r>
         <w:rPr>
@@ -1749,11 +187,8 @@
     </w:p>
     <w:p>
       <w:pPr>
-        <w:pStyle w:val="Compact"/>
-        <w:numPr>
-          <w:ilvl w:val="0"/>
-          <w:numId w:val="1002"/>
-        </w:numPr>
+        <w:pStyle w:val="BodyText"/>
+        <w:ind w:firstLine="420"/>
       </w:pPr>
       <w:r>
         <w:rPr>
@@ -1778,11 +213,8 @@
     </w:p>
     <w:p>
       <w:pPr>
-        <w:pStyle w:val="Compact"/>
-        <w:numPr>
-          <w:ilvl w:val="0"/>
-          <w:numId w:val="1002"/>
-        </w:numPr>
+        <w:pStyle w:val="BodyText"/>
+        <w:ind w:firstLine="420"/>
       </w:pPr>
       <w:r>
         <w:rPr>
@@ -1848,7 +280,8 @@
     </w:p>
     <w:p>
       <w:pPr>
-        <w:pStyle w:val="FirstParagraph"/>
+        <w:pStyle w:val="BodyText"/>
+        <w:ind w:firstLine="420"/>
       </w:pPr>
       <w:r>
         <w:rPr>
@@ -1911,6 +344,7 @@
     <w:p>
       <w:pPr>
         <w:pStyle w:val="FirstParagraph"/>
+        <w:ind w:firstLine="420"/>
       </w:pPr>
       <m:oMath>
         <m:r>
@@ -1992,8 +426,8 @@
         <w:t>。</w:t>
       </w:r>
     </w:p>
-    <w:bookmarkEnd w:id="10"/>
-    <w:bookmarkStart w:id="11" w:name="一个可枚举的小例子"/>
+    <w:bookmarkEnd w:id="9"/>
+    <w:bookmarkStart w:id="10" w:name="一个可枚举的小例子"/>
     <w:p>
       <w:pPr>
         <w:pStyle w:val="Heading3"/>
@@ -2016,6 +450,7 @@
       <w:pPr>
         <w:pStyle w:val="FirstParagraph"/>
         <w:spacing w:after="80"/>
+        <w:ind w:firstLine="420"/>
       </w:pPr>
       <m:oMath>
         <m:r>
@@ -2154,6 +589,15 @@
         <w:tblStyle w:val="Table"/>
         <w:tblW w:type="auto" w:w="0"/>
         <w:tblLook w:firstRow="1" w:lastRow="0" w:firstColumn="0" w:lastColumn="0" w:noHBand="0" w:noVBand="0" w:val="0020"/>
+        <w:jc w:val="center"/>
+        <w:tblBorders>
+          <w:top w:val="single" w:sz="12" w:space="0" w:color="333333"/>
+          <w:bottom w:val="single" w:sz="12" w:space="0" w:color="333333"/>
+          <w:left w:val="none"/>
+          <w:right w:val="none"/>
+          <w:insideH w:val="none"/>
+          <w:insideV w:val="none"/>
+        </w:tblBorders>
       </w:tblPr>
       <w:tblGrid>
         <w:gridCol w:w="2640"/>
@@ -2165,7 +609,11 @@
           <w:tblHeader w:val="on"/>
         </w:trPr>
         <w:tc>
-          <w:tcPr/>
+          <w:tcPr>
+            <w:tcBorders>
+              <w:bottom w:val="single" w:sz="6" w:space="0" w:color="333333"/>
+            </w:tcBorders>
+          </w:tcPr>
           <w:p>
             <w:pPr>
               <w:pStyle w:val="Compact"/>
@@ -2186,7 +634,11 @@
           </w:p>
         </w:tc>
         <w:tc>
-          <w:tcPr/>
+          <w:tcPr>
+            <w:tcBorders>
+              <w:bottom w:val="single" w:sz="6" w:space="0" w:color="333333"/>
+            </w:tcBorders>
+          </w:tcPr>
           <w:p>
             <w:pPr>
               <w:pStyle w:val="Compact"/>
@@ -2214,7 +666,11 @@
           </w:p>
         </w:tc>
         <w:tc>
-          <w:tcPr/>
+          <w:tcPr>
+            <w:tcBorders>
+              <w:bottom w:val="single" w:sz="6" w:space="0" w:color="333333"/>
+            </w:tcBorders>
+          </w:tcPr>
           <w:p>
             <w:pPr>
               <w:pStyle w:val="Compact"/>
@@ -2657,6 +1113,7 @@
       <w:pPr>
         <w:pStyle w:val="BodyText"/>
         <w:spacing w:before="120"/>
+        <w:ind w:firstLine="420"/>
       </w:pPr>
       <w:r>
         <w:rPr>
@@ -2858,6 +1315,7 @@
     <w:p>
       <w:pPr>
         <w:pStyle w:val="BodyText"/>
+        <w:ind w:firstLine="420"/>
       </w:pPr>
       <m:oMath>
         <m:r>
@@ -3059,9 +1517,9 @@
         </w:pict>
       </w:r>
     </w:p>
+    <w:bookmarkEnd w:id="10"/>
     <w:bookmarkEnd w:id="11"/>
-    <w:bookmarkEnd w:id="12"/>
-    <w:bookmarkStart w:id="17" w:name="二计数乘法原理排列组合"/>
+    <w:bookmarkStart w:id="16" w:name="计数乘法原理排列组合"/>
     <w:p>
       <w:pPr>
         <w:pStyle w:val="Heading2"/>
@@ -3069,9 +1527,27 @@
       </w:pPr>
       <w:r>
         <w:rPr>
+          <w:rFonts w:ascii="Times New Roman" w:hAnsi="Times New Roman" w:eastAsia="Times New Roman" w:cs="Times New Roman"/>
+        </w:rPr>
+        <w:t xml:space="preserve">§2 </w:t>
+      </w:r>
+      <w:r>
+        <w:rPr>
           <w:rFonts w:hint="eastAsia" w:ascii="Times New Roman" w:hAnsi="Times New Roman" w:eastAsia="SimHei" w:cs="Times New Roman"/>
         </w:rPr>
-        <w:t>二</w:t>
+        <w:t>计数</w:t>
+      </w:r>
+      <w:r>
+        <w:rPr>
+          <w:rFonts w:hint="eastAsia" w:ascii="Times New Roman" w:hAnsi="Times New Roman" w:eastAsia="Times New Roman" w:cs="Times New Roman"/>
+        </w:rPr>
+        <w:t>：</w:t>
+      </w:r>
+      <w:r>
+        <w:rPr>
+          <w:rFonts w:hint="eastAsia" w:ascii="Times New Roman" w:hAnsi="Times New Roman" w:eastAsia="SimHei" w:cs="Times New Roman"/>
+        </w:rPr>
+        <w:t>乘法原理</w:t>
       </w:r>
       <w:r>
         <w:rPr>
@@ -3083,46 +1559,22 @@
         <w:rPr>
           <w:rFonts w:hint="eastAsia" w:ascii="Times New Roman" w:hAnsi="Times New Roman" w:eastAsia="SimHei" w:cs="Times New Roman"/>
         </w:rPr>
-        <w:t>计数</w:t>
-      </w:r>
-      <w:r>
-        <w:rPr>
-          <w:rFonts w:hint="eastAsia" w:ascii="Times New Roman" w:hAnsi="Times New Roman" w:eastAsia="Times New Roman" w:cs="Times New Roman"/>
-        </w:rPr>
-        <w:t>：</w:t>
+        <w:t>排列</w:t>
+      </w:r>
+      <w:r>
+        <w:rPr>
+          <w:rFonts w:hint="eastAsia" w:ascii="Times New Roman" w:hAnsi="Times New Roman" w:eastAsia="Times New Roman" w:cs="Times New Roman"/>
+        </w:rPr>
+        <w:t>、</w:t>
       </w:r>
       <w:r>
         <w:rPr>
           <w:rFonts w:hint="eastAsia" w:ascii="Times New Roman" w:hAnsi="Times New Roman" w:eastAsia="SimHei" w:cs="Times New Roman"/>
         </w:rPr>
-        <w:t>乘法原理</w:t>
-      </w:r>
-      <w:r>
-        <w:rPr>
-          <w:rFonts w:hint="eastAsia" w:ascii="Times New Roman" w:hAnsi="Times New Roman" w:eastAsia="Times New Roman" w:cs="Times New Roman"/>
-        </w:rPr>
-        <w:t>、</w:t>
-      </w:r>
-      <w:r>
-        <w:rPr>
-          <w:rFonts w:hint="eastAsia" w:ascii="Times New Roman" w:hAnsi="Times New Roman" w:eastAsia="SimHei" w:cs="Times New Roman"/>
-        </w:rPr>
-        <w:t>排列</w:t>
-      </w:r>
-      <w:r>
-        <w:rPr>
-          <w:rFonts w:hint="eastAsia" w:ascii="Times New Roman" w:hAnsi="Times New Roman" w:eastAsia="Times New Roman" w:cs="Times New Roman"/>
-        </w:rPr>
-        <w:t>、</w:t>
-      </w:r>
-      <w:r>
-        <w:rPr>
-          <w:rFonts w:hint="eastAsia" w:ascii="Times New Roman" w:hAnsi="Times New Roman" w:eastAsia="SimHei" w:cs="Times New Roman"/>
-        </w:rPr>
         <w:t>组合</w:t>
       </w:r>
     </w:p>
-    <w:bookmarkStart w:id="13" w:name="两条基本原理"/>
+    <w:bookmarkStart w:id="12" w:name="两条基本原理"/>
     <w:p>
       <w:pPr>
         <w:pStyle w:val="Heading3"/>
@@ -3143,11 +1595,8 @@
     </w:p>
     <w:p>
       <w:pPr>
-        <w:pStyle w:val="Compact"/>
-        <w:numPr>
-          <w:ilvl w:val="0"/>
-          <w:numId w:val="1003"/>
-        </w:numPr>
+        <w:pStyle w:val="FirstParagraph"/>
+        <w:ind w:firstLine="420"/>
       </w:pPr>
       <w:r>
         <w:rPr>
@@ -3228,11 +1677,8 @@
     </w:p>
     <w:p>
       <w:pPr>
-        <w:pStyle w:val="Compact"/>
-        <w:numPr>
-          <w:ilvl w:val="0"/>
-          <w:numId w:val="1003"/>
-        </w:numPr>
+        <w:pStyle w:val="BodyText"/>
+        <w:ind w:firstLine="420"/>
       </w:pPr>
       <w:r>
         <w:rPr>
@@ -3305,8 +1751,8 @@
         <w:t>。</w:t>
       </w:r>
     </w:p>
-    <w:bookmarkEnd w:id="13"/>
-    <w:bookmarkStart w:id="14" w:name="排列-pnm从-n-个里取-m-个排成一列"/>
+    <w:bookmarkEnd w:id="12"/>
+    <w:bookmarkStart w:id="13" w:name="排列-pnm从-n-个里取-m-个排成一列"/>
     <w:p>
       <w:pPr>
         <w:pStyle w:val="Heading3"/>
@@ -3632,6 +2078,7 @@
     <w:p>
       <w:pPr>
         <w:pStyle w:val="FirstParagraph"/>
+        <w:ind w:firstLine="420"/>
       </w:pPr>
       <w:r>
         <w:rPr>
@@ -3742,8 +2189,8 @@
         <w:t xml:space="preserve">。</w:t>
       </w:r>
     </w:p>
-    <w:bookmarkEnd w:id="14"/>
-    <w:bookmarkStart w:id="15" w:name="组合-cnm从-n-个里取-m-个不计顺序"/>
+    <w:bookmarkEnd w:id="13"/>
+    <w:bookmarkStart w:id="14" w:name="组合-cnm从-n-个里取-m-个不计顺序"/>
     <w:p>
       <w:pPr>
         <w:pStyle w:val="Heading3"/>
@@ -3874,6 +2321,7 @@
     <w:p>
       <w:pPr>
         <w:pStyle w:val="FirstParagraph"/>
+        <w:ind w:firstLine="420"/>
       </w:pPr>
       <w:r>
         <w:rPr>
@@ -4100,6 +2548,7 @@
     <w:p>
       <w:pPr>
         <w:pStyle w:val="FirstParagraph"/>
+        <w:ind w:firstLine="420"/>
       </w:pPr>
       <w:r>
         <w:rPr>
@@ -4128,11 +2577,8 @@
     </w:p>
     <w:p>
       <w:pPr>
-        <w:pStyle w:val="Compact"/>
-        <w:numPr>
-          <w:ilvl w:val="0"/>
-          <w:numId w:val="1004"/>
-        </w:numPr>
+        <w:pStyle w:val="BodyText"/>
+        <w:ind w:firstLine="420"/>
       </w:pPr>
       <m:oMath>
         <m:oMathPr>
@@ -4304,11 +2750,7 @@
     </w:p>
     <w:p>
       <w:pPr>
-        <w:pStyle w:val="Compact"/>
-        <w:numPr>
-          <w:ilvl w:val="0"/>
-          <w:numId w:val="1004"/>
-        </w:numPr>
+        <w:pStyle w:val="BodyText"/>
       </w:pPr>
       <m:oMath>
         <m:oMathPr>
@@ -4398,11 +2840,8 @@
     </w:p>
     <w:p>
       <w:pPr>
-        <w:pStyle w:val="Compact"/>
-        <w:numPr>
-          <w:ilvl w:val="0"/>
-          <w:numId w:val="1004"/>
-        </w:numPr>
+        <w:pStyle w:val="BodyText"/>
+        <w:ind w:firstLine="420"/>
       </w:pPr>
       <m:oMath>
         <m:oMathPr>
@@ -4509,7 +2948,8 @@
     </w:p>
     <w:p>
       <w:pPr>
-        <w:pStyle w:val="FirstParagraph"/>
+        <w:pStyle w:val="BodyText"/>
+        <w:ind w:firstLine="420"/>
       </w:pPr>
       <w:r>
         <w:rPr>
@@ -4656,8 +3096,8 @@
         <w:t>。）</w:t>
       </w:r>
     </w:p>
-    <w:bookmarkEnd w:id="15"/>
-    <w:bookmarkStart w:id="16" w:name="可重复选取放球入盒的两种模型"/>
+    <w:bookmarkEnd w:id="14"/>
+    <w:bookmarkStart w:id="15" w:name="可重复选取放球入盒的两种模型"/>
     <w:p>
       <w:pPr>
         <w:pStyle w:val="Heading3"/>
@@ -4704,6 +3144,7 @@
       <w:pPr>
         <w:pStyle w:val="FirstParagraph"/>
         <w:spacing w:after="80"/>
+        <w:ind w:firstLine="420"/>
       </w:pPr>
       <w:r>
         <w:rPr>
@@ -4735,6 +3176,15 @@
         <w:tblStyle w:val="Table"/>
         <w:tblW w:type="auto" w:w="0"/>
         <w:tblLook w:firstRow="1" w:lastRow="0" w:firstColumn="0" w:lastColumn="0" w:noHBand="0" w:noVBand="0" w:val="0020"/>
+        <w:jc w:val="center"/>
+        <w:tblBorders>
+          <w:top w:val="single" w:sz="12" w:space="0" w:color="333333"/>
+          <w:bottom w:val="single" w:sz="12" w:space="0" w:color="333333"/>
+          <w:left w:val="none"/>
+          <w:right w:val="none"/>
+          <w:insideH w:val="none"/>
+          <w:insideV w:val="none"/>
+        </w:tblBorders>
       </w:tblPr>
       <w:tblGrid>
         <w:gridCol w:w="1584"/>
@@ -4748,7 +3198,11 @@
           <w:tblHeader w:val="on"/>
         </w:trPr>
         <w:tc>
-          <w:tcPr/>
+          <w:tcPr>
+            <w:tcBorders>
+              <w:bottom w:val="single" w:sz="6" w:space="0" w:color="333333"/>
+            </w:tcBorders>
+          </w:tcPr>
           <w:p>
             <w:pPr>
               <w:pStyle w:val="Compact"/>
@@ -4764,7 +3218,11 @@
           </w:p>
         </w:tc>
         <w:tc>
-          <w:tcPr/>
+          <w:tcPr>
+            <w:tcBorders>
+              <w:bottom w:val="single" w:sz="6" w:space="0" w:color="333333"/>
+            </w:tcBorders>
+          </w:tcPr>
           <w:p>
             <w:pPr>
               <w:pStyle w:val="Compact"/>
@@ -4801,7 +3259,11 @@
           </w:p>
         </w:tc>
         <w:tc>
-          <w:tcPr/>
+          <w:tcPr>
+            <w:tcBorders>
+              <w:bottom w:val="single" w:sz="6" w:space="0" w:color="333333"/>
+            </w:tcBorders>
+          </w:tcPr>
           <w:p>
             <w:pPr>
               <w:pStyle w:val="Compact"/>
@@ -4852,7 +3314,11 @@
           </w:p>
         </w:tc>
         <w:tc>
-          <w:tcPr/>
+          <w:tcPr>
+            <w:tcBorders>
+              <w:bottom w:val="single" w:sz="6" w:space="0" w:color="333333"/>
+            </w:tcBorders>
+          </w:tcPr>
           <w:p>
             <w:pPr>
               <w:pStyle w:val="Compact"/>
@@ -4868,7 +3334,11 @@
           </w:p>
         </w:tc>
         <w:tc>
-          <w:tcPr/>
+          <w:tcPr>
+            <w:tcBorders>
+              <w:bottom w:val="single" w:sz="6" w:space="0" w:color="333333"/>
+            </w:tcBorders>
+          </w:tcPr>
           <w:p>
             <w:pPr>
               <w:pStyle w:val="Compact"/>
@@ -5107,6 +3577,7 @@
       <w:pPr>
         <w:pStyle w:val="BodyText"/>
         <w:spacing w:before="120"/>
+        <w:ind w:firstLine="420"/>
       </w:pPr>
       <w:r>
         <w:rPr>
@@ -5356,6 +3827,7 @@
     <w:p>
       <w:pPr>
         <w:pStyle w:val="BodyText"/>
+        <w:ind w:firstLine="420"/>
       </w:pPr>
       <w:r>
         <w:rPr>
@@ -5590,6 +4062,7 @@
     <w:p>
       <w:pPr>
         <w:pStyle w:val="BodyText"/>
+        <w:ind w:firstLine="420"/>
       </w:pPr>
       <w:r>
         <w:rPr>
@@ -5597,12 +4070,12 @@
         </w:rPr>
         <w:t xml:space="preserve">与化学的对应</w:t>
       </w:r>
-      <w:r>
-        <w:rPr>
-          <w:rFonts w:ascii="Times New Roman" w:hAnsi="Times New Roman" w:eastAsia="Times New Roman" w:cs="Times New Roman"/>
-        </w:rPr>
-        <w:t xml:space="preserve"> </w:t>
-      </w:r>
+    </w:p>
+    <w:p>
+      <w:pPr>
+        <w:pStyle w:val="BodyText"/>
+        <w:ind w:firstLine="420"/>
+      </w:pPr>
       <w:r>
         <w:rPr>
           <w:rFonts w:hint="eastAsia" w:ascii="Times New Roman" w:hAnsi="Times New Roman" w:eastAsia="FangSong" w:cs="Times New Roman"/>
@@ -5963,9 +4436,9 @@
         </w:pict>
       </w:r>
     </w:p>
+    <w:bookmarkEnd w:id="15"/>
     <w:bookmarkEnd w:id="16"/>
-    <w:bookmarkEnd w:id="17"/>
-    <w:bookmarkStart w:id="22" w:name="三二项式定理与二项分布"/>
+    <w:bookmarkStart w:id="21" w:name="二项式定理与二项分布"/>
     <w:p>
       <w:pPr>
         <w:pStyle w:val="Heading2"/>
@@ -5973,24 +4446,18 @@
       </w:pPr>
       <w:r>
         <w:rPr>
+          <w:rFonts w:ascii="Times New Roman" w:hAnsi="Times New Roman" w:eastAsia="Times New Roman" w:cs="Times New Roman"/>
+        </w:rPr>
+        <w:t xml:space="preserve">§3 </w:t>
+      </w:r>
+      <w:r>
+        <w:rPr>
           <w:rFonts w:hint="eastAsia" w:ascii="Times New Roman" w:hAnsi="Times New Roman" w:eastAsia="SimHei" w:cs="Times New Roman"/>
         </w:rPr>
-        <w:t>三</w:t>
-      </w:r>
-      <w:r>
-        <w:rPr>
-          <w:rFonts w:hint="eastAsia" w:ascii="Times New Roman" w:hAnsi="Times New Roman" w:eastAsia="Times New Roman" w:cs="Times New Roman"/>
-        </w:rPr>
-        <w:t>、</w:t>
-      </w:r>
-      <w:r>
-        <w:rPr>
-          <w:rFonts w:hint="eastAsia" w:ascii="Times New Roman" w:hAnsi="Times New Roman" w:eastAsia="SimHei" w:cs="Times New Roman"/>
-        </w:rPr>
-        <w:t>二项式定理与二项分布</w:t>
+        <w:t xml:space="preserve">二项式定理与二项分布</w:t>
       </w:r>
     </w:p>
-    <w:bookmarkStart w:id="18" w:name="二项式定理"/>
+    <w:bookmarkStart w:id="17" w:name="二项式定理"/>
     <w:p>
       <w:pPr>
         <w:pStyle w:val="Heading3"/>
@@ -6161,6 +4628,7 @@
     <w:p>
       <w:pPr>
         <w:pStyle w:val="FirstParagraph"/>
+        <w:ind w:firstLine="420"/>
       </w:pPr>
       <w:r>
         <w:rPr>
@@ -6374,8 +4842,8 @@
         <w:t xml:space="preserve">。</w:t>
       </w:r>
     </w:p>
-    <w:bookmarkEnd w:id="18"/>
-    <w:bookmarkStart w:id="19" w:name="二项分布"/>
+    <w:bookmarkEnd w:id="17"/>
+    <w:bookmarkStart w:id="18" w:name="二项分布"/>
     <w:p>
       <w:pPr>
         <w:pStyle w:val="Heading3"/>
@@ -6397,6 +4865,7 @@
     <w:p>
       <w:pPr>
         <w:pStyle w:val="FirstParagraph"/>
+        <w:ind w:firstLine="420"/>
       </w:pPr>
       <m:oMath>
         <m:r>
@@ -6642,6 +5111,7 @@
     <w:p>
       <w:pPr>
         <w:pStyle w:val="FirstParagraph"/>
+        <w:ind w:firstLine="420"/>
       </w:pPr>
       <w:r>
         <w:rPr>
@@ -6848,8 +5318,8 @@
         <w:t xml:space="preserve"> ✓</w:t>
       </w:r>
     </w:p>
-    <w:bookmarkEnd w:id="19"/>
-    <w:bookmarkStart w:id="20" w:name="均值最概然值与标准差"/>
+    <w:bookmarkEnd w:id="18"/>
+    <w:bookmarkStart w:id="19" w:name="均值最概然值与标准差"/>
     <w:p>
       <w:pPr>
         <w:pStyle w:val="Heading3"/>
@@ -6885,6 +5355,15 @@
         <w:tblStyle w:val="Table"/>
         <w:tblW w:type="auto" w:w="0"/>
         <w:tblLook w:firstRow="1" w:lastRow="0" w:firstColumn="0" w:lastColumn="0" w:noHBand="0" w:noVBand="0" w:val="0020"/>
+        <w:jc w:val="center"/>
+        <w:tblBorders>
+          <w:top w:val="single" w:sz="12" w:space="0" w:color="333333"/>
+          <w:bottom w:val="single" w:sz="12" w:space="0" w:color="333333"/>
+          <w:left w:val="none"/>
+          <w:right w:val="none"/>
+          <w:insideH w:val="none"/>
+          <w:insideV w:val="none"/>
+        </w:tblBorders>
       </w:tblPr>
       <w:tblGrid>
         <w:gridCol w:w="3960"/>
@@ -6895,7 +5374,11 @@
           <w:tblHeader w:val="on"/>
         </w:trPr>
         <w:tc>
-          <w:tcPr/>
+          <w:tcPr>
+            <w:tcBorders>
+              <w:bottom w:val="single" w:sz="6" w:space="0" w:color="333333"/>
+            </w:tcBorders>
+          </w:tcPr>
           <w:p>
             <w:pPr>
               <w:pStyle w:val="Compact"/>
@@ -6911,7 +5394,11 @@
           </w:p>
         </w:tc>
         <w:tc>
-          <w:tcPr/>
+          <w:tcPr>
+            <w:tcBorders>
+              <w:bottom w:val="single" w:sz="6" w:space="0" w:color="333333"/>
+            </w:tcBorders>
+          </w:tcPr>
           <w:p>
             <w:pPr>
               <w:pStyle w:val="Compact"/>
@@ -7220,6 +5707,7 @@
       <w:pPr>
         <w:pStyle w:val="BodyText"/>
         <w:spacing w:before="120"/>
+        <w:ind w:firstLine="420"/>
       </w:pPr>
       <w:r>
         <w:rPr>
@@ -7422,11 +5910,7 @@
     </w:p>
     <w:p>
       <w:pPr>
-        <w:pStyle w:val="Compact"/>
-        <w:numPr>
-          <w:ilvl w:val="0"/>
-          <w:numId w:val="1005"/>
-        </w:numPr>
+        <w:pStyle w:val="FirstParagraph"/>
       </w:pPr>
       <m:oMath>
         <m:oMathPr>
@@ -7616,11 +6100,7 @@
     </w:p>
     <w:p>
       <w:pPr>
-        <w:pStyle w:val="Compact"/>
-        <w:numPr>
-          <w:ilvl w:val="0"/>
-          <w:numId w:val="1005"/>
-        </w:numPr>
+        <w:pStyle w:val="BodyText"/>
       </w:pPr>
       <m:oMath>
         <m:oMathPr>
@@ -7729,7 +6209,8 @@
     </w:p>
     <w:p>
       <w:pPr>
-        <w:pStyle w:val="FirstParagraph"/>
+        <w:pStyle w:val="BodyText"/>
+        <w:ind w:firstLine="420"/>
       </w:pPr>
       <w:r>
         <w:rPr>
@@ -7818,8 +6299,8 @@
         <w:t>。</w:t>
       </w:r>
     </w:p>
-    <w:bookmarkEnd w:id="20"/>
-    <w:bookmarkStart w:id="21" w:name="n-很大时的极限正态分布"/>
+    <w:bookmarkEnd w:id="19"/>
+    <w:bookmarkStart w:id="20" w:name="n-很大时的极限正态分布"/>
     <w:p>
       <w:pPr>
         <w:pStyle w:val="Heading3"/>
@@ -8027,6 +6508,7 @@
       <w:pPr>
         <w:pStyle w:val="FirstParagraph"/>
         <w:spacing w:after="80"/>
+        <w:ind w:firstLine="420"/>
       </w:pPr>
       <w:r>
         <w:rPr>
@@ -8181,6 +6663,15 @@
         <w:tblStyle w:val="Table"/>
         <w:tblW w:type="auto" w:w="0"/>
         <w:tblLook w:firstRow="1" w:lastRow="0" w:firstColumn="0" w:lastColumn="0" w:noHBand="0" w:noVBand="0" w:val="0020"/>
+        <w:jc w:val="center"/>
+        <w:tblBorders>
+          <w:top w:val="single" w:sz="12" w:space="0" w:color="333333"/>
+          <w:bottom w:val="single" w:sz="12" w:space="0" w:color="333333"/>
+          <w:left w:val="none"/>
+          <w:right w:val="none"/>
+          <w:insideH w:val="none"/>
+          <w:insideV w:val="none"/>
+        </w:tblBorders>
       </w:tblPr>
       <w:tblGrid>
         <w:gridCol w:w="3960"/>
@@ -8191,7 +6682,11 @@
           <w:tblHeader w:val="on"/>
         </w:trPr>
         <w:tc>
-          <w:tcPr/>
+          <w:tcPr>
+            <w:tcBorders>
+              <w:bottom w:val="single" w:sz="6" w:space="0" w:color="333333"/>
+            </w:tcBorders>
+          </w:tcPr>
           <w:p>
             <w:pPr>
               <w:pStyle w:val="Compact"/>
@@ -8207,7 +6702,11 @@
           </w:p>
         </w:tc>
         <w:tc>
-          <w:tcPr/>
+          <w:tcPr>
+            <w:tcBorders>
+              <w:bottom w:val="single" w:sz="6" w:space="0" w:color="333333"/>
+            </w:tcBorders>
+          </w:tcPr>
           <w:p>
             <w:pPr>
               <w:pStyle w:val="Compact"/>
@@ -8372,9 +6871,9 @@
         </w:pict>
       </w:r>
     </w:p>
+    <w:bookmarkEnd w:id="20"/>
     <w:bookmarkEnd w:id="21"/>
-    <w:bookmarkEnd w:id="22"/>
-    <w:bookmarkStart w:id="27" w:name="四stirling-近似把-n-变成能算的东西"/>
+    <w:bookmarkStart w:id="26" w:name="stirling-近似把-n-变成能算的东西"/>
     <w:p>
       <w:pPr>
         <w:pStyle w:val="Heading2"/>
@@ -8382,71 +6881,59 @@
       </w:pPr>
       <w:r>
         <w:rPr>
+          <w:rFonts w:ascii="Times New Roman" w:hAnsi="Times New Roman" w:eastAsia="Times New Roman" w:cs="Times New Roman"/>
+        </w:rPr>
+        <w:t xml:space="preserve">§4 Stirling </w:t>
+      </w:r>
+      <w:r>
+        <w:rPr>
           <w:rFonts w:hint="eastAsia" w:ascii="Times New Roman" w:hAnsi="Times New Roman" w:eastAsia="SimHei" w:cs="Times New Roman"/>
         </w:rPr>
-        <w:t>四</w:t>
-      </w:r>
-      <w:r>
-        <w:rPr>
-          <w:rFonts w:hint="eastAsia" w:ascii="Times New Roman" w:hAnsi="Times New Roman" w:eastAsia="Times New Roman" w:cs="Times New Roman"/>
-        </w:rPr>
-        <w:t>、Stirling</w:t>
-      </w:r>
-      <w:r>
-        <w:rPr>
-          <w:rFonts w:ascii="Times New Roman" w:hAnsi="Times New Roman" w:eastAsia="Times New Roman" w:cs="Times New Roman"/>
-        </w:rPr>
-        <w:t xml:space="preserve"> </w:t>
+        <w:t>近似</w:t>
+      </w:r>
+      <w:r>
+        <w:rPr>
+          <w:rFonts w:hint="eastAsia" w:ascii="Times New Roman" w:hAnsi="Times New Roman" w:eastAsia="Times New Roman" w:cs="Times New Roman"/>
+        </w:rPr>
+        <w:t>：</w:t>
       </w:r>
       <w:r>
         <w:rPr>
           <w:rFonts w:hint="eastAsia" w:ascii="Times New Roman" w:hAnsi="Times New Roman" w:eastAsia="SimHei" w:cs="Times New Roman"/>
         </w:rPr>
-        <w:t>近似</w:t>
-      </w:r>
-      <w:r>
-        <w:rPr>
-          <w:rFonts w:hint="eastAsia" w:ascii="Times New Roman" w:hAnsi="Times New Roman" w:eastAsia="Times New Roman" w:cs="Times New Roman"/>
-        </w:rPr>
-        <w:t>：</w:t>
+        <w:t>把</w:t>
+      </w:r>
+      <w:r>
+        <w:rPr>
+          <w:rFonts w:ascii="Times New Roman" w:hAnsi="Times New Roman" w:eastAsia="Times New Roman" w:cs="Times New Roman"/>
+        </w:rPr>
+        <w:t xml:space="preserve"> </w:t>
+      </w:r>
+      <m:oMath>
+        <m:r>
+          <m:t>N</m:t>
+        </m:r>
+        <m:r>
+          <m:rPr>
+            <m:sty m:val="p"/>
+          </m:rPr>
+          <m:t>!</m:t>
+        </m:r>
+      </m:oMath>
+      <w:r>
+        <w:rPr>
+          <w:rFonts w:ascii="Times New Roman" w:hAnsi="Times New Roman" w:eastAsia="Times New Roman" w:cs="Times New Roman"/>
+        </w:rPr>
+        <w:t xml:space="preserve"> </w:t>
       </w:r>
       <w:r>
         <w:rPr>
           <w:rFonts w:hint="eastAsia" w:ascii="Times New Roman" w:hAnsi="Times New Roman" w:eastAsia="SimHei" w:cs="Times New Roman"/>
         </w:rPr>
-        <w:t>把</w:t>
-      </w:r>
-      <w:r>
-        <w:rPr>
-          <w:rFonts w:ascii="Times New Roman" w:hAnsi="Times New Roman" w:eastAsia="Times New Roman" w:cs="Times New Roman"/>
-        </w:rPr>
-        <w:t xml:space="preserve"> </w:t>
-      </w:r>
-      <m:oMath>
-        <m:r>
-          <m:t>N</m:t>
-        </m:r>
-        <m:r>
-          <m:rPr>
-            <m:sty m:val="p"/>
-          </m:rPr>
-          <m:t>!</m:t>
-        </m:r>
-      </m:oMath>
-      <w:r>
-        <w:rPr>
-          <w:rFonts w:ascii="Times New Roman" w:hAnsi="Times New Roman" w:eastAsia="Times New Roman" w:cs="Times New Roman"/>
-        </w:rPr>
-        <w:t xml:space="preserve"> </w:t>
-      </w:r>
-      <w:r>
-        <w:rPr>
-          <w:rFonts w:hint="eastAsia" w:ascii="Times New Roman" w:hAnsi="Times New Roman" w:eastAsia="SimHei" w:cs="Times New Roman"/>
-        </w:rPr>
         <w:t xml:space="preserve">变成能算的东西</w:t>
       </w:r>
     </w:p>
-    <w:bookmarkStart w:id="23" w:name="问题"/>
+    <w:bookmarkStart w:id="22" w:name="问题"/>
     <w:p>
       <w:pPr>
         <w:pStyle w:val="Heading3"/>
@@ -8468,6 +6955,7 @@
     <w:p>
       <w:pPr>
         <w:pStyle w:val="FirstParagraph"/>
+        <w:ind w:firstLine="420"/>
       </w:pPr>
       <m:oMath>
         <m:r>
@@ -8826,8 +7314,8 @@
         </m:oMath>
       </m:oMathPara>
     </w:p>
-    <w:bookmarkEnd w:id="23"/>
-    <w:bookmarkStart w:id="24" w:name="推导求和变积分"/>
+    <w:bookmarkEnd w:id="22"/>
+    <w:bookmarkStart w:id="23" w:name="推导求和变积分"/>
     <w:p>
       <w:pPr>
         <w:pStyle w:val="Heading3"/>
@@ -8861,6 +7349,7 @@
     <w:p>
       <w:pPr>
         <w:pStyle w:val="FirstParagraph"/>
+        <w:ind w:firstLine="420"/>
       </w:pPr>
       <m:oMath>
         <m:r>
@@ -9131,6 +7620,7 @@
     <w:p>
       <w:pPr>
         <w:pStyle w:val="FirstParagraph"/>
+        <w:ind w:firstLine="420"/>
       </w:pPr>
       <m:oMath>
         <m:r>
@@ -9283,6 +7773,7 @@
     <w:p>
       <w:pPr>
         <w:pStyle w:val="FirstParagraph"/>
+        <w:ind w:firstLine="420"/>
       </w:pPr>
       <w:r>
         <w:rPr>
@@ -9498,6 +7989,7 @@
     <w:p>
       <w:pPr>
         <w:pStyle w:val="FirstParagraph"/>
+        <w:ind w:firstLine="420"/>
       </w:pPr>
       <w:r>
         <w:rPr>
@@ -9596,8 +8088,8 @@
         <w:t xml:space="preserve">。</w:t>
       </w:r>
     </w:p>
-    <w:bookmarkEnd w:id="24"/>
-    <w:bookmarkStart w:id="25" w:name="精度校验重要"/>
+    <w:bookmarkEnd w:id="23"/>
+    <w:bookmarkStart w:id="24" w:name="精度校验重要"/>
     <w:p>
       <w:pPr>
         <w:pStyle w:val="Heading3"/>
@@ -9640,6 +8132,15 @@
         <w:tblW w:type="pct" w:w="5000"/>
         <w:tblLayout w:type="fixed"/>
         <w:tblLook w:firstRow="1" w:lastRow="0" w:firstColumn="0" w:lastColumn="0" w:noHBand="0" w:noVBand="0" w:val="0020"/>
+        <w:jc w:val="center"/>
+        <w:tblBorders>
+          <w:top w:val="single" w:sz="12" w:space="0" w:color="333333"/>
+          <w:bottom w:val="single" w:sz="12" w:space="0" w:color="333333"/>
+          <w:left w:val="none"/>
+          <w:right w:val="none"/>
+          <w:insideH w:val="none"/>
+          <w:insideV w:val="none"/>
+        </w:tblBorders>
       </w:tblPr>
       <w:tblGrid>
         <w:gridCol w:w="1320"/>
@@ -9654,7 +8155,11 @@
           <w:tblHeader w:val="on"/>
         </w:trPr>
         <w:tc>
-          <w:tcPr/>
+          <w:tcPr>
+            <w:tcBorders>
+              <w:bottom w:val="single" w:sz="6" w:space="0" w:color="333333"/>
+            </w:tcBorders>
+          </w:tcPr>
           <w:p>
             <w:pPr>
               <w:pStyle w:val="Compact"/>
@@ -9675,7 +8180,11 @@
           </w:p>
         </w:tc>
         <w:tc>
-          <w:tcPr/>
+          <w:tcPr>
+            <w:tcBorders>
+              <w:bottom w:val="single" w:sz="6" w:space="0" w:color="333333"/>
+            </w:tcBorders>
+          </w:tcPr>
           <w:p>
             <w:pPr>
               <w:pStyle w:val="Compact"/>
@@ -9727,7 +8236,11 @@
           </w:p>
         </w:tc>
         <w:tc>
-          <w:tcPr/>
+          <w:tcPr>
+            <w:tcBorders>
+              <w:bottom w:val="single" w:sz="6" w:space="0" w:color="333333"/>
+            </w:tcBorders>
+          </w:tcPr>
           <w:p>
             <w:pPr>
               <w:pStyle w:val="Compact"/>
@@ -9773,7 +8286,11 @@
           </w:p>
         </w:tc>
         <w:tc>
-          <w:tcPr/>
+          <w:tcPr>
+            <w:tcBorders>
+              <w:bottom w:val="single" w:sz="6" w:space="0" w:color="333333"/>
+            </w:tcBorders>
+          </w:tcPr>
           <w:p>
             <w:pPr>
               <w:pStyle w:val="Compact"/>
@@ -9789,7 +8306,11 @@
           </w:p>
         </w:tc>
         <w:tc>
-          <w:tcPr/>
+          <w:tcPr>
+            <w:tcBorders>
+              <w:bottom w:val="single" w:sz="6" w:space="0" w:color="333333"/>
+            </w:tcBorders>
+          </w:tcPr>
           <w:p>
             <w:pPr>
               <w:pStyle w:val="Compact"/>
@@ -9805,7 +8326,11 @@
           </w:p>
         </w:tc>
         <w:tc>
-          <w:tcPr/>
+          <w:tcPr>
+            <w:tcBorders>
+              <w:bottom w:val="single" w:sz="6" w:space="0" w:color="333333"/>
+            </w:tcBorders>
+          </w:tcPr>
           <w:p>
             <w:pPr>
               <w:pStyle w:val="Compact"/>
@@ -10418,6 +8943,7 @@
       <w:pPr>
         <w:pStyle w:val="BodyText"/>
         <w:spacing w:before="120"/>
+        <w:ind w:firstLine="420"/>
       </w:pPr>
       <w:r>
         <w:rPr>
@@ -10436,11 +8962,8 @@
     </w:p>
     <w:p>
       <w:pPr>
-        <w:pStyle w:val="Compact"/>
-        <w:numPr>
-          <w:ilvl w:val="0"/>
-          <w:numId w:val="1006"/>
-        </w:numPr>
+        <w:pStyle w:val="BodyText"/>
+        <w:ind w:firstLine="420"/>
       </w:pPr>
       <m:oMath>
         <m:r>
@@ -10509,11 +9032,8 @@
     </w:p>
     <w:p>
       <w:pPr>
-        <w:pStyle w:val="Compact"/>
-        <w:numPr>
-          <w:ilvl w:val="0"/>
-          <w:numId w:val="1006"/>
-        </w:numPr>
+        <w:pStyle w:val="BodyText"/>
+        <w:ind w:firstLine="420"/>
       </w:pPr>
       <m:oMath>
         <m:r>
@@ -10584,11 +9104,8 @@
     </w:p>
     <w:p>
       <w:pPr>
-        <w:pStyle w:val="Compact"/>
-        <w:numPr>
-          <w:ilvl w:val="0"/>
-          <w:numId w:val="1006"/>
-        </w:numPr>
+        <w:pStyle w:val="BodyText"/>
+        <w:ind w:firstLine="420"/>
       </w:pPr>
       <m:oMath>
         <m:oMathPr>
@@ -10870,7 +9387,8 @@
     </w:p>
     <w:p>
       <w:pPr>
-        <w:pStyle w:val="MistakeBlock"/>
+        <w:pStyle w:val="BodyText"/>
+        <w:ind w:firstLine="420"/>
       </w:pPr>
       <w:r>
         <w:rPr>
@@ -10878,12 +9396,12 @@
         </w:rPr>
         <w:t xml:space="preserve">一个必须知道的例外</w:t>
       </w:r>
-      <w:r>
-        <w:rPr>
-          <w:rFonts w:ascii="Times New Roman" w:hAnsi="Times New Roman" w:eastAsia="Times New Roman" w:cs="Times New Roman"/>
-        </w:rPr>
-        <w:t xml:space="preserve"> </w:t>
-      </w:r>
+    </w:p>
+    <w:p>
+      <w:pPr>
+        <w:pStyle w:val="BodyText"/>
+        <w:ind w:firstLine="420"/>
+      </w:pPr>
       <w:r>
         <w:rPr>
           <w:rFonts w:hint="eastAsia" w:ascii="Times New Roman" w:hAnsi="Times New Roman" w:eastAsia="FangSong" w:cs="Times New Roman"/>
@@ -11385,8 +9903,8 @@
         <w:t>。</w:t>
       </w:r>
     </w:p>
-    <w:bookmarkEnd w:id="25"/>
-    <w:bookmarkStart w:id="26" w:name="两个常用推论"/>
+    <w:bookmarkEnd w:id="24"/>
+    <w:bookmarkStart w:id="25" w:name="两个常用推论"/>
     <w:p>
       <w:pPr>
         <w:pStyle w:val="Heading3"/>
@@ -11408,6 +9926,7 @@
     <w:p>
       <w:pPr>
         <w:pStyle w:val="FirstParagraph"/>
+        <w:ind w:firstLine="420"/>
       </w:pPr>
       <w:r>
         <w:rPr>
@@ -11557,6 +10076,7 @@
     <w:p>
       <w:pPr>
         <w:pStyle w:val="FirstParagraph"/>
+        <w:ind w:firstLine="420"/>
       </w:pPr>
       <w:r>
         <w:rPr>
@@ -11834,6 +10354,7 @@
     <w:p>
       <w:pPr>
         <w:pStyle w:val="BodyText"/>
+        <w:ind w:firstLine="420"/>
       </w:pPr>
       <w:r>
         <w:rPr>
@@ -11993,6 +10514,7 @@
     <w:p>
       <w:pPr>
         <w:pStyle w:val="FirstParagraph"/>
+        <w:ind w:firstLine="420"/>
       </w:pPr>
       <w:r>
         <w:rPr>
@@ -12107,9 +10629,9 @@
         </w:pict>
       </w:r>
     </w:p>
+    <w:bookmarkEnd w:id="25"/>
     <w:bookmarkEnd w:id="26"/>
-    <w:bookmarkEnd w:id="27"/>
-    <w:bookmarkStart w:id="32" w:name="五第一个化学应用混合熵"/>
+    <w:bookmarkStart w:id="31" w:name="第一个化学应用混合熵"/>
     <w:p>
       <w:pPr>
         <w:pStyle w:val="Heading2"/>
@@ -12117,36 +10639,30 @@
       </w:pPr>
       <w:r>
         <w:rPr>
+          <w:rFonts w:ascii="Times New Roman" w:hAnsi="Times New Roman" w:eastAsia="Times New Roman" w:cs="Times New Roman"/>
+        </w:rPr>
+        <w:t xml:space="preserve">§5 </w:t>
+      </w:r>
+      <w:r>
+        <w:rPr>
           <w:rFonts w:hint="eastAsia" w:ascii="Times New Roman" w:hAnsi="Times New Roman" w:eastAsia="SimHei" w:cs="Times New Roman"/>
         </w:rPr>
-        <w:t>五</w:t>
-      </w:r>
-      <w:r>
-        <w:rPr>
-          <w:rFonts w:hint="eastAsia" w:ascii="Times New Roman" w:hAnsi="Times New Roman" w:eastAsia="Times New Roman" w:cs="Times New Roman"/>
-        </w:rPr>
-        <w:t>、</w:t>
+        <w:t>第一个化学应用</w:t>
+      </w:r>
+      <w:r>
+        <w:rPr>
+          <w:rFonts w:hint="eastAsia" w:ascii="Times New Roman" w:hAnsi="Times New Roman" w:eastAsia="Times New Roman" w:cs="Times New Roman"/>
+        </w:rPr>
+        <w:t>：</w:t>
       </w:r>
       <w:r>
         <w:rPr>
           <w:rFonts w:hint="eastAsia" w:ascii="Times New Roman" w:hAnsi="Times New Roman" w:eastAsia="SimHei" w:cs="Times New Roman"/>
         </w:rPr>
-        <w:t>第一个化学应用</w:t>
-      </w:r>
-      <w:r>
-        <w:rPr>
-          <w:rFonts w:hint="eastAsia" w:ascii="Times New Roman" w:hAnsi="Times New Roman" w:eastAsia="Times New Roman" w:cs="Times New Roman"/>
-        </w:rPr>
-        <w:t>：</w:t>
-      </w:r>
-      <w:r>
-        <w:rPr>
-          <w:rFonts w:hint="eastAsia" w:ascii="Times New Roman" w:hAnsi="Times New Roman" w:eastAsia="SimHei" w:cs="Times New Roman"/>
-        </w:rPr>
         <w:t>混合熵</w:t>
       </w:r>
     </w:p>
-    <w:bookmarkStart w:id="28" w:name="数状态数"/>
+    <w:bookmarkStart w:id="27" w:name="数状态数"/>
     <w:p>
       <w:pPr>
         <w:pStyle w:val="Heading3"/>
@@ -12168,6 +10684,7 @@
     <w:p>
       <w:pPr>
         <w:pStyle w:val="FirstParagraph"/>
+        <w:ind w:firstLine="420"/>
       </w:pPr>
       <m:oMath>
         <m:r>
@@ -12496,6 +11013,7 @@
     <w:p>
       <w:pPr>
         <w:pStyle w:val="FirstParagraph"/>
+        <w:ind w:firstLine="420"/>
       </w:pPr>
       <w:r>
         <w:rPr>
@@ -12645,8 +11163,8 @@
         <w:t>。）</w:t>
       </w:r>
     </w:p>
-    <w:bookmarkEnd w:id="28"/>
-    <w:bookmarkStart w:id="29" w:name="代入-stirling"/>
+    <w:bookmarkEnd w:id="27"/>
+    <w:bookmarkStart w:id="28" w:name="代入-stirling"/>
     <w:p>
       <w:pPr>
         <w:pStyle w:val="Heading3"/>
@@ -13143,6 +11661,7 @@
     <w:p>
       <w:pPr>
         <w:pStyle w:val="FirstParagraph"/>
+        <w:ind w:firstLine="420"/>
       </w:pPr>
       <w:r>
         <w:rPr>
@@ -13641,6 +12160,7 @@
     <w:p>
       <w:pPr>
         <w:pStyle w:val="FirstParagraph"/>
+        <w:ind w:firstLine="420"/>
       </w:pPr>
       <w:r>
         <w:rPr>
@@ -13745,8 +12265,8 @@
         <w:t>。</w:t>
       </w:r>
     </w:p>
-    <w:bookmarkEnd w:id="29"/>
-    <w:bookmarkStart w:id="30" w:name="熵"/>
+    <w:bookmarkEnd w:id="28"/>
+    <w:bookmarkStart w:id="29" w:name="熵"/>
     <w:p>
       <w:pPr>
         <w:pStyle w:val="Heading3"/>
@@ -13915,6 +12435,7 @@
     <w:p>
       <w:pPr>
         <w:pStyle w:val="FirstParagraph"/>
+        <w:ind w:firstLine="420"/>
       </w:pPr>
       <w:r>
         <w:rPr>
@@ -14086,8 +12607,8 @@
         </m:oMath>
       </m:oMathPara>
     </w:p>
-    <w:bookmarkEnd w:id="30"/>
-    <w:bookmarkStart w:id="31" w:name="数值"/>
+    <w:bookmarkEnd w:id="29"/>
+    <w:bookmarkStart w:id="30" w:name="数值"/>
     <w:p>
       <w:pPr>
         <w:pStyle w:val="Heading3"/>
@@ -14109,6 +12630,7 @@
     <w:p>
       <w:pPr>
         <w:pStyle w:val="FirstParagraph"/>
+        <w:ind w:firstLine="420"/>
       </w:pPr>
       <w:r>
         <w:rPr>
@@ -14411,6 +12933,7 @@
     <w:p>
       <w:pPr>
         <w:pStyle w:val="FirstParagraph"/>
+        <w:ind w:firstLine="420"/>
       </w:pPr>
       <w:r>
         <w:rPr>
@@ -14734,6 +13257,7 @@
     <w:p>
       <w:pPr>
         <w:pStyle w:val="FirstParagraph"/>
+        <w:ind w:firstLine="420"/>
       </w:pPr>
       <w:r>
         <w:rPr>
@@ -14904,6 +13428,7 @@
     <w:p>
       <w:pPr>
         <w:pStyle w:val="BodyText"/>
+        <w:ind w:firstLine="420"/>
       </w:pPr>
       <w:r>
         <w:rPr>
@@ -15177,6 +13702,7 @@
     <w:p>
       <w:pPr>
         <w:pStyle w:val="BodyText"/>
+        <w:ind w:firstLine="420"/>
       </w:pPr>
       <w:r>
         <w:rPr>
@@ -15336,9 +13862,9 @@
         </w:pict>
       </w:r>
     </w:p>
+    <w:bookmarkEnd w:id="30"/>
     <w:bookmarkEnd w:id="31"/>
-    <w:bookmarkEnd w:id="32"/>
-    <w:bookmarkStart w:id="37" w:name="六boltzmann-分布最概然分布"/>
+    <w:bookmarkStart w:id="36" w:name="boltzmann-分布最概然分布"/>
     <w:p>
       <w:pPr>
         <w:pStyle w:val="Heading2"/>
@@ -15346,42 +13872,30 @@
       </w:pPr>
       <w:r>
         <w:rPr>
+          <w:rFonts w:ascii="Times New Roman" w:hAnsi="Times New Roman" w:eastAsia="Times New Roman" w:cs="Times New Roman"/>
+        </w:rPr>
+        <w:t xml:space="preserve">§6 Boltzmann </w:t>
+      </w:r>
+      <w:r>
+        <w:rPr>
           <w:rFonts w:hint="eastAsia" w:ascii="Times New Roman" w:hAnsi="Times New Roman" w:eastAsia="SimHei" w:cs="Times New Roman"/>
         </w:rPr>
-        <w:t>六</w:t>
-      </w:r>
-      <w:r>
-        <w:rPr>
-          <w:rFonts w:hint="eastAsia" w:ascii="Times New Roman" w:hAnsi="Times New Roman" w:eastAsia="Times New Roman" w:cs="Times New Roman"/>
-        </w:rPr>
-        <w:t>、Boltzmann</w:t>
-      </w:r>
-      <w:r>
-        <w:rPr>
-          <w:rFonts w:ascii="Times New Roman" w:hAnsi="Times New Roman" w:eastAsia="Times New Roman" w:cs="Times New Roman"/>
-        </w:rPr>
-        <w:t xml:space="preserve"> </w:t>
+        <w:t>分布</w:t>
+      </w:r>
+      <w:r>
+        <w:rPr>
+          <w:rFonts w:hint="eastAsia" w:ascii="Times New Roman" w:hAnsi="Times New Roman" w:eastAsia="Times New Roman" w:cs="Times New Roman"/>
+        </w:rPr>
+        <w:t>：</w:t>
       </w:r>
       <w:r>
         <w:rPr>
           <w:rFonts w:hint="eastAsia" w:ascii="Times New Roman" w:hAnsi="Times New Roman" w:eastAsia="SimHei" w:cs="Times New Roman"/>
         </w:rPr>
-        <w:t>分布</w:t>
-      </w:r>
-      <w:r>
-        <w:rPr>
-          <w:rFonts w:hint="eastAsia" w:ascii="Times New Roman" w:hAnsi="Times New Roman" w:eastAsia="Times New Roman" w:cs="Times New Roman"/>
-        </w:rPr>
-        <w:t>：</w:t>
-      </w:r>
-      <w:r>
-        <w:rPr>
-          <w:rFonts w:hint="eastAsia" w:ascii="Times New Roman" w:hAnsi="Times New Roman" w:eastAsia="SimHei" w:cs="Times New Roman"/>
-        </w:rPr>
         <w:t>最概然分布</w:t>
       </w:r>
     </w:p>
-    <w:bookmarkStart w:id="33" w:name="一般设定"/>
+    <w:bookmarkStart w:id="32" w:name="一般设定"/>
     <w:p>
       <w:pPr>
         <w:pStyle w:val="Heading3"/>
@@ -15403,6 +13917,7 @@
     <w:p>
       <w:pPr>
         <w:pStyle w:val="FirstParagraph"/>
+        <w:ind w:firstLine="420"/>
       </w:pPr>
       <m:oMath>
         <m:r>
@@ -15791,6 +14306,7 @@
     <w:p>
       <w:pPr>
         <w:pStyle w:val="FirstParagraph"/>
+        <w:ind w:firstLine="420"/>
       </w:pPr>
       <w:r>
         <w:rPr>
@@ -16065,6 +14581,7 @@
     <w:p>
       <w:pPr>
         <w:pStyle w:val="FirstParagraph"/>
+        <w:ind w:firstLine="420"/>
       </w:pPr>
       <w:r>
         <w:rPr>
@@ -16153,8 +14670,8 @@
         <w:t>」。）</w:t>
       </w:r>
     </w:p>
-    <w:bookmarkEnd w:id="33"/>
-    <w:bookmarkStart w:id="34" w:name="思路最大化-ln-w"/>
+    <w:bookmarkEnd w:id="32"/>
+    <w:bookmarkStart w:id="33" w:name="思路最大化-ln-w"/>
     <w:p>
       <w:pPr>
         <w:pStyle w:val="Heading3"/>
@@ -16205,6 +14722,7 @@
     <w:p>
       <w:pPr>
         <w:pStyle w:val="FirstParagraph"/>
+        <w:ind w:firstLine="420"/>
       </w:pPr>
       <w:r>
         <w:rPr>
@@ -16305,8 +14823,9 @@
         <w:pStyle w:val="Compact"/>
         <w:numPr>
           <w:ilvl w:val="0"/>
-          <w:numId w:val="1007"/>
+          <w:numId w:val="1001"/>
         </w:numPr>
+        <w:ind w:firstLine="420"/>
       </w:pPr>
       <w:r>
         <w:rPr>
@@ -16388,8 +14907,9 @@
         <w:pStyle w:val="Compact"/>
         <w:numPr>
           <w:ilvl w:val="0"/>
-          <w:numId w:val="1007"/>
+          <w:numId w:val="1001"/>
         </w:numPr>
+        <w:ind w:firstLine="420"/>
       </w:pPr>
       <w:r>
         <w:rPr>
@@ -16543,8 +15063,9 @@
         <w:pStyle w:val="Compact"/>
         <w:numPr>
           <w:ilvl w:val="0"/>
-          <w:numId w:val="1007"/>
+          <w:numId w:val="1001"/>
         </w:numPr>
+        <w:ind w:firstLine="420"/>
       </w:pPr>
       <w:r>
         <w:rPr>
@@ -16600,6 +15121,7 @@
     <w:p>
       <w:pPr>
         <w:pStyle w:val="FirstParagraph"/>
+        <w:ind w:firstLine="420"/>
       </w:pPr>
       <w:r>
         <w:rPr>
@@ -16833,6 +15355,7 @@
     <w:p>
       <w:pPr>
         <w:pStyle w:val="FirstParagraph"/>
+        <w:ind w:firstLine="420"/>
       </w:pPr>
       <w:r>
         <w:rPr>
@@ -17045,11 +15568,8 @@
     </w:p>
     <w:p>
       <w:pPr>
-        <w:pStyle w:val="Compact"/>
-        <w:numPr>
-          <w:ilvl w:val="0"/>
-          <w:numId w:val="1008"/>
-        </w:numPr>
+        <w:pStyle w:val="FirstParagraph"/>
+        <w:ind w:firstLine="420"/>
       </w:pPr>
       <w:r>
         <w:rPr>
@@ -17159,11 +15679,8 @@
     </w:p>
     <w:p>
       <w:pPr>
-        <w:pStyle w:val="Compact"/>
-        <w:numPr>
-          <w:ilvl w:val="0"/>
-          <w:numId w:val="1008"/>
-        </w:numPr>
+        <w:pStyle w:val="BodyText"/>
+        <w:ind w:firstLine="420"/>
       </w:pPr>
       <m:oMath>
         <m:r>
@@ -17251,8 +15768,8 @@
         <w:t>）</w:t>
       </w:r>
     </w:p>
-    <w:bookmarkEnd w:id="34"/>
-    <w:bookmarkStart w:id="35" w:name="两能级特例要求会算"/>
+    <w:bookmarkEnd w:id="33"/>
+    <w:bookmarkStart w:id="34" w:name="两能级特例要求会算"/>
     <w:p>
       <w:pPr>
         <w:pStyle w:val="Heading3"/>
@@ -17292,6 +15809,7 @@
     <w:p>
       <w:pPr>
         <w:pStyle w:val="FirstParagraph"/>
+        <w:ind w:firstLine="420"/>
       </w:pPr>
       <w:r>
         <w:rPr>
@@ -17695,6 +16213,7 @@
       <w:pPr>
         <w:pStyle w:val="FirstParagraph"/>
         <w:spacing w:after="80"/>
+        <w:ind w:firstLine="420"/>
       </w:pPr>
       <w:r>
         <w:rPr>
@@ -17872,6 +16391,15 @@
         <w:tblStyle w:val="Table"/>
         <w:tblW w:type="auto" w:w="0"/>
         <w:tblLook w:firstRow="1" w:lastRow="0" w:firstColumn="0" w:lastColumn="0" w:noHBand="0" w:noVBand="0" w:val="0020"/>
+        <w:jc w:val="center"/>
+        <w:tblBorders>
+          <w:top w:val="single" w:sz="12" w:space="0" w:color="333333"/>
+          <w:bottom w:val="single" w:sz="12" w:space="0" w:color="333333"/>
+          <w:left w:val="none"/>
+          <w:right w:val="none"/>
+          <w:insideH w:val="none"/>
+          <w:insideV w:val="none"/>
+        </w:tblBorders>
       </w:tblPr>
       <w:tblGrid>
         <w:gridCol w:w="1584"/>
@@ -17885,7 +16413,11 @@
           <w:tblHeader w:val="on"/>
         </w:trPr>
         <w:tc>
-          <w:tcPr/>
+          <w:tcPr>
+            <w:tcBorders>
+              <w:bottom w:val="single" w:sz="6" w:space="0" w:color="333333"/>
+            </w:tcBorders>
+          </w:tcPr>
           <w:p>
             <w:pPr>
               <w:pStyle w:val="Compact"/>
@@ -17906,7 +16438,11 @@
           </w:p>
         </w:tc>
         <w:tc>
-          <w:tcPr/>
+          <w:tcPr>
+            <w:tcBorders>
+              <w:bottom w:val="single" w:sz="6" w:space="0" w:color="333333"/>
+            </w:tcBorders>
+          </w:tcPr>
           <w:p>
             <w:pPr>
               <w:pStyle w:val="Compact"/>
@@ -17954,7 +16490,11 @@
           </w:p>
         </w:tc>
         <w:tc>
-          <w:tcPr/>
+          <w:tcPr>
+            <w:tcBorders>
+              <w:bottom w:val="single" w:sz="6" w:space="0" w:color="333333"/>
+            </w:tcBorders>
+          </w:tcPr>
           <w:p>
             <w:pPr>
               <w:pStyle w:val="Compact"/>
@@ -17996,7 +16536,11 @@
           </w:p>
         </w:tc>
         <w:tc>
-          <w:tcPr/>
+          <w:tcPr>
+            <w:tcBorders>
+              <w:bottom w:val="single" w:sz="6" w:space="0" w:color="333333"/>
+            </w:tcBorders>
+          </w:tcPr>
           <w:p>
             <w:pPr>
               <w:pStyle w:val="Compact"/>
@@ -18044,7 +16588,11 @@
           </w:p>
         </w:tc>
         <w:tc>
-          <w:tcPr/>
+          <w:tcPr>
+            <w:tcBorders>
+              <w:bottom w:val="single" w:sz="6" w:space="0" w:color="333333"/>
+            </w:tcBorders>
+          </w:tcPr>
           <w:p>
             <w:pPr>
               <w:pStyle w:val="Compact"/>
@@ -18404,6 +16952,7 @@
       <w:pPr>
         <w:pStyle w:val="BodyText"/>
         <w:spacing w:before="120"/>
+        <w:ind w:firstLine="420"/>
       </w:pPr>
       <w:r>
         <w:rPr>
@@ -18482,8 +17031,8 @@
         <w:t>）。</w:t>
       </w:r>
     </w:p>
-    <w:bookmarkEnd w:id="35"/>
-    <w:bookmarkStart w:id="36" w:name="配分函数-q-的物理意义"/>
+    <w:bookmarkEnd w:id="34"/>
+    <w:bookmarkStart w:id="35" w:name="配分函数-q-的物理意义"/>
     <w:p>
       <w:pPr>
         <w:pStyle w:val="Heading3"/>
@@ -18628,11 +17177,8 @@
     </w:p>
     <w:p>
       <w:pPr>
-        <w:pStyle w:val="Compact"/>
-        <w:numPr>
-          <w:ilvl w:val="0"/>
-          <w:numId w:val="1009"/>
-        </w:numPr>
+        <w:pStyle w:val="FirstParagraph"/>
+        <w:ind w:firstLine="420"/>
       </w:pPr>
       <w:r>
         <w:rPr>
@@ -18681,11 +17227,8 @@
     </w:p>
     <w:p>
       <w:pPr>
-        <w:pStyle w:val="Compact"/>
-        <w:numPr>
-          <w:ilvl w:val="0"/>
-          <w:numId w:val="1009"/>
-        </w:numPr>
+        <w:pStyle w:val="BodyText"/>
+        <w:ind w:firstLine="420"/>
       </w:pPr>
       <w:r>
         <w:rPr>
@@ -18789,11 +17332,8 @@
     </w:p>
     <w:p>
       <w:pPr>
-        <w:pStyle w:val="Compact"/>
-        <w:numPr>
-          <w:ilvl w:val="0"/>
-          <w:numId w:val="1009"/>
-        </w:numPr>
+        <w:pStyle w:val="BodyText"/>
+        <w:ind w:firstLine="420"/>
       </w:pPr>
       <m:oMath>
         <m:r>
@@ -18968,7 +17508,8 @@
     </w:p>
     <w:p>
       <w:pPr>
-        <w:pStyle w:val="FirstParagraph"/>
+        <w:pStyle w:val="BodyText"/>
+        <w:ind w:firstLine="420"/>
       </w:pPr>
       <w:r>
         <w:rPr>
@@ -19415,6 +17956,7 @@
     <w:p>
       <w:pPr>
         <w:pStyle w:val="FirstParagraph"/>
+        <w:ind w:firstLine="420"/>
       </w:pPr>
       <w:r>
         <w:rPr>
@@ -19497,9 +18039,9 @@
         </w:pict>
       </w:r>
     </w:p>
+    <w:bookmarkEnd w:id="35"/>
     <w:bookmarkEnd w:id="36"/>
-    <w:bookmarkEnd w:id="37"/>
-    <w:bookmarkStart w:id="41" w:name="七概率与平均值三条基本结论"/>
+    <w:bookmarkStart w:id="40" w:name="概率与平均值三条基本结论"/>
     <w:p>
       <w:pPr>
         <w:pStyle w:val="Heading2"/>
@@ -19507,36 +18049,30 @@
       </w:pPr>
       <w:r>
         <w:rPr>
+          <w:rFonts w:ascii="Times New Roman" w:hAnsi="Times New Roman" w:eastAsia="Times New Roman" w:cs="Times New Roman"/>
+        </w:rPr>
+        <w:t xml:space="preserve">§7 </w:t>
+      </w:r>
+      <w:r>
+        <w:rPr>
           <w:rFonts w:hint="eastAsia" w:ascii="Times New Roman" w:hAnsi="Times New Roman" w:eastAsia="SimHei" w:cs="Times New Roman"/>
         </w:rPr>
-        <w:t>七</w:t>
-      </w:r>
-      <w:r>
-        <w:rPr>
-          <w:rFonts w:hint="eastAsia" w:ascii="Times New Roman" w:hAnsi="Times New Roman" w:eastAsia="Times New Roman" w:cs="Times New Roman"/>
-        </w:rPr>
-        <w:t>、</w:t>
+        <w:t>概率与平均值</w:t>
+      </w:r>
+      <w:r>
+        <w:rPr>
+          <w:rFonts w:hint="eastAsia" w:ascii="Times New Roman" w:hAnsi="Times New Roman" w:eastAsia="Times New Roman" w:cs="Times New Roman"/>
+        </w:rPr>
+        <w:t>：</w:t>
       </w:r>
       <w:r>
         <w:rPr>
           <w:rFonts w:hint="eastAsia" w:ascii="Times New Roman" w:hAnsi="Times New Roman" w:eastAsia="SimHei" w:cs="Times New Roman"/>
         </w:rPr>
-        <w:t>概率与平均值</w:t>
-      </w:r>
-      <w:r>
-        <w:rPr>
-          <w:rFonts w:hint="eastAsia" w:ascii="Times New Roman" w:hAnsi="Times New Roman" w:eastAsia="Times New Roman" w:cs="Times New Roman"/>
-        </w:rPr>
-        <w:t>：</w:t>
-      </w:r>
-      <w:r>
-        <w:rPr>
-          <w:rFonts w:hint="eastAsia" w:ascii="Times New Roman" w:hAnsi="Times New Roman" w:eastAsia="SimHei" w:cs="Times New Roman"/>
-        </w:rPr>
         <w:t>三条基本结论</w:t>
       </w:r>
     </w:p>
-    <w:bookmarkStart w:id="38" w:name="期望值"/>
+    <w:bookmarkStart w:id="37" w:name="期望值"/>
     <w:p>
       <w:pPr>
         <w:pStyle w:val="Heading3"/>
@@ -19659,6 +18195,7 @@
     <w:p>
       <w:pPr>
         <w:pStyle w:val="FirstParagraph"/>
+        <w:ind w:firstLine="420"/>
       </w:pPr>
       <w:r>
         <w:rPr>
@@ -19913,6 +18450,7 @@
     <w:p>
       <w:pPr>
         <w:pStyle w:val="FirstParagraph"/>
+        <w:ind w:firstLine="420"/>
       </w:pPr>
       <w:r>
         <w:rPr>
@@ -20049,8 +18587,8 @@
         <w:t>。）</w:t>
       </w:r>
     </w:p>
-    <w:bookmarkEnd w:id="38"/>
-    <w:bookmarkStart w:id="39" w:name="方差与标准差"/>
+    <w:bookmarkEnd w:id="37"/>
+    <w:bookmarkStart w:id="38" w:name="方差与标准差"/>
     <w:p>
       <w:pPr>
         <w:pStyle w:val="Heading3"/>
@@ -20162,6 +18700,7 @@
     <w:p>
       <w:pPr>
         <w:pStyle w:val="FirstParagraph"/>
+        <w:ind w:firstLine="420"/>
       </w:pPr>
       <m:oMath>
         <m:r>
@@ -20308,8 +18847,8 @@
         <w:t>）。</w:t>
       </w:r>
     </w:p>
-    <w:bookmarkEnd w:id="39"/>
-    <w:bookmarkStart w:id="40" w:name="一句话为什么宏观体系看起来是确定的"/>
+    <w:bookmarkEnd w:id="38"/>
+    <w:bookmarkStart w:id="39" w:name="一句话为什么宏观体系看起来是确定的"/>
     <w:p>
       <w:pPr>
         <w:pStyle w:val="Heading3"/>
@@ -20361,6 +18900,7 @@
     <w:p>
       <w:pPr>
         <w:pStyle w:val="FirstParagraph"/>
+        <w:ind w:firstLine="420"/>
       </w:pPr>
       <w:r>
         <w:rPr>
@@ -20560,9 +19100,9 @@
         </w:pict>
       </w:r>
     </w:p>
+    <w:bookmarkEnd w:id="39"/>
     <w:bookmarkEnd w:id="40"/>
-    <w:bookmarkEnd w:id="41"/>
-    <w:bookmarkStart w:id="42" w:name="本讲小结"/>
+    <w:bookmarkStart w:id="41" w:name="本讲小结"/>
     <w:p>
       <w:pPr>
         <w:pStyle w:val="Heading2"/>
@@ -20570,6 +19110,12 @@
       </w:pPr>
       <w:r>
         <w:rPr>
+          <w:rFonts w:ascii="Times New Roman" w:hAnsi="Times New Roman" w:eastAsia="Times New Roman" w:cs="Times New Roman"/>
+        </w:rPr>
+        <w:t xml:space="preserve">§8 </w:t>
+      </w:r>
+      <w:r>
+        <w:rPr>
           <w:rFonts w:hint="eastAsia" w:ascii="Times New Roman" w:hAnsi="Times New Roman" w:eastAsia="SimHei" w:cs="Times New Roman"/>
         </w:rPr>
         <w:t xml:space="preserve">本讲小结</w:t>
@@ -20578,6 +19124,7 @@
     <w:p>
       <w:pPr>
         <w:pStyle w:val="FirstParagraph"/>
+        <w:ind w:firstLine="420"/>
       </w:pPr>
       <w:r>
         <w:rPr>
@@ -20697,11 +19244,8 @@
     </w:p>
     <w:p>
       <w:pPr>
-        <w:pStyle w:val="Compact"/>
-        <w:numPr>
-          <w:ilvl w:val="0"/>
-          <w:numId w:val="1010"/>
-        </w:numPr>
+        <w:pStyle w:val="BodyText"/>
+        <w:ind w:firstLine="420"/>
       </w:pPr>
       <w:r>
         <w:rPr>
@@ -20802,11 +19346,8 @@
     </w:p>
     <w:p>
       <w:pPr>
-        <w:pStyle w:val="Compact"/>
-        <w:numPr>
-          <w:ilvl w:val="0"/>
-          <w:numId w:val="1010"/>
-        </w:numPr>
+        <w:pStyle w:val="BodyText"/>
+        <w:ind w:firstLine="420"/>
       </w:pPr>
       <w:r>
         <w:rPr>
@@ -20927,11 +19468,8 @@
     </w:p>
     <w:p>
       <w:pPr>
-        <w:pStyle w:val="Compact"/>
-        <w:numPr>
-          <w:ilvl w:val="0"/>
-          <w:numId w:val="1010"/>
-        </w:numPr>
+        <w:pStyle w:val="BodyText"/>
+        <w:ind w:firstLine="420"/>
       </w:pPr>
       <w:r>
         <w:rPr>
@@ -20998,11 +19536,8 @@
     </w:p>
     <w:p>
       <w:pPr>
-        <w:pStyle w:val="Compact"/>
-        <w:numPr>
-          <w:ilvl w:val="0"/>
-          <w:numId w:val="1010"/>
-        </w:numPr>
+        <w:pStyle w:val="BodyText"/>
+        <w:ind w:firstLine="420"/>
       </w:pPr>
       <w:r>
         <w:rPr>
@@ -21125,7 +19660,8 @@
     </w:p>
     <w:p>
       <w:pPr>
-        <w:pStyle w:val="FirstParagraph"/>
+        <w:pStyle w:val="BodyText"/>
+        <w:ind w:firstLine="420"/>
       </w:pPr>
       <w:r>
         <w:rPr>
@@ -21272,8 +19808,8 @@
         <w:t>。</w:t>
       </w:r>
     </w:p>
-    <w:bookmarkEnd w:id="42"/>
-    <w:bookmarkStart w:id="43" w:name="八本讲速查"/>
+    <w:bookmarkEnd w:id="41"/>
+    <w:bookmarkStart w:id="42" w:name="本讲速查"/>
     <w:p>
       <w:pPr>
         <w:pStyle w:val="Heading2"/>
@@ -21281,21 +19817,15 @@
       </w:pPr>
       <w:r>
         <w:rPr>
+          <w:rFonts w:ascii="Times New Roman" w:hAnsi="Times New Roman" w:eastAsia="Times New Roman" w:cs="Times New Roman"/>
+        </w:rPr>
+        <w:t xml:space="preserve">§9 </w:t>
+      </w:r>
+      <w:r>
+        <w:rPr>
           <w:rFonts w:hint="eastAsia" w:ascii="Times New Roman" w:hAnsi="Times New Roman" w:eastAsia="SimHei" w:cs="Times New Roman"/>
         </w:rPr>
-        <w:t>八</w:t>
-      </w:r>
-      <w:r>
-        <w:rPr>
-          <w:rFonts w:hint="eastAsia" w:ascii="Times New Roman" w:hAnsi="Times New Roman" w:eastAsia="Times New Roman" w:cs="Times New Roman"/>
-        </w:rPr>
-        <w:t>、</w:t>
-      </w:r>
-      <w:r>
-        <w:rPr>
-          <w:rFonts w:hint="eastAsia" w:ascii="Times New Roman" w:hAnsi="Times New Roman" w:eastAsia="SimHei" w:cs="Times New Roman"/>
-        </w:rPr>
-        <w:t>本讲速查</w:t>
+        <w:t xml:space="preserve">本讲速查</w:t>
       </w:r>
     </w:p>
     <w:tbl>
@@ -21304,6 +19834,15 @@
         <w:tblW w:type="pct" w:w="5000"/>
         <w:tblLayout w:type="fixed"/>
         <w:tblLook w:firstRow="1" w:lastRow="0" w:firstColumn="0" w:lastColumn="0" w:noHBand="0" w:noVBand="0" w:val="0020"/>
+        <w:jc w:val="center"/>
+        <w:tblBorders>
+          <w:top w:val="single" w:sz="12" w:space="0" w:color="333333"/>
+          <w:bottom w:val="single" w:sz="12" w:space="0" w:color="333333"/>
+          <w:left w:val="none"/>
+          <w:right w:val="none"/>
+          <w:insideH w:val="none"/>
+          <w:insideV w:val="none"/>
+        </w:tblBorders>
       </w:tblPr>
       <w:tblGrid>
         <w:gridCol w:w="3960"/>
@@ -21314,7 +19853,11 @@
           <w:tblHeader w:val="on"/>
         </w:trPr>
         <w:tc>
-          <w:tcPr/>
+          <w:tcPr>
+            <w:tcBorders>
+              <w:bottom w:val="single" w:sz="6" w:space="0" w:color="333333"/>
+            </w:tcBorders>
+          </w:tcPr>
           <w:p>
             <w:pPr>
               <w:pStyle w:val="Compact"/>
@@ -21330,7 +19873,11 @@
           </w:p>
         </w:tc>
         <w:tc>
-          <w:tcPr/>
+          <w:tcPr>
+            <w:tcBorders>
+              <w:bottom w:val="single" w:sz="6" w:space="0" w:color="333333"/>
+            </w:tcBorders>
+          </w:tcPr>
           <w:p>
             <w:pPr>
               <w:pStyle w:val="Compact"/>
@@ -22934,8 +21481,8 @@
         </w:pict>
       </w:r>
     </w:p>
-    <w:bookmarkEnd w:id="43"/>
-    <w:bookmarkStart w:id="47" w:name="九练习题"/>
+    <w:bookmarkEnd w:id="42"/>
+    <w:bookmarkStart w:id="46" w:name="课后习题"/>
     <w:p>
       <w:pPr>
         <w:pStyle w:val="Heading2"/>
@@ -22943,24 +21490,18 @@
       </w:pPr>
       <w:r>
         <w:rPr>
+          <w:rFonts w:ascii="Times New Roman" w:hAnsi="Times New Roman" w:eastAsia="Times New Roman" w:cs="Times New Roman"/>
+        </w:rPr>
+        <w:t xml:space="preserve">§10 </w:t>
+      </w:r>
+      <w:r>
+        <w:rPr>
           <w:rFonts w:hint="eastAsia" w:ascii="Times New Roman" w:hAnsi="Times New Roman" w:eastAsia="SimHei" w:cs="Times New Roman"/>
         </w:rPr>
-        <w:t>九</w:t>
-      </w:r>
-      <w:r>
-        <w:rPr>
-          <w:rFonts w:hint="eastAsia" w:ascii="Times New Roman" w:hAnsi="Times New Roman" w:eastAsia="Times New Roman" w:cs="Times New Roman"/>
-        </w:rPr>
-        <w:t>、</w:t>
-      </w:r>
-      <w:r>
-        <w:rPr>
-          <w:rFonts w:hint="eastAsia" w:ascii="Times New Roman" w:hAnsi="Times New Roman" w:eastAsia="SimHei" w:cs="Times New Roman"/>
-        </w:rPr>
-        <w:t>练习题</w:t>
+        <w:t xml:space="preserve">课后习题</w:t>
       </w:r>
     </w:p>
-    <w:bookmarkStart w:id="44" w:name="基础巩固6-题"/>
+    <w:bookmarkStart w:id="43" w:name="基础巩固6-题"/>
     <w:p>
       <w:pPr>
         <w:pStyle w:val="Heading3"/>
@@ -23006,6 +21547,7 @@
     <w:p>
       <w:pPr>
         <w:pStyle w:val="FirstParagraph"/>
+        <w:ind w:firstLine="420"/>
       </w:pPr>
       <w:r>
         <w:rPr>
@@ -23887,8 +22429,8 @@
         <w:t>）。</w:t>
       </w:r>
     </w:p>
-    <w:bookmarkEnd w:id="44"/>
-    <w:bookmarkStart w:id="45" w:name="竞赛入门6-题"/>
+    <w:bookmarkEnd w:id="43"/>
+    <w:bookmarkStart w:id="44" w:name="竞赛入门6-题"/>
     <w:p>
       <w:pPr>
         <w:pStyle w:val="Heading3"/>
@@ -23934,6 +22476,7 @@
     <w:p>
       <w:pPr>
         <w:pStyle w:val="FirstParagraph"/>
+        <w:ind w:firstLine="420"/>
       </w:pPr>
       <w:r>
         <w:rPr>
@@ -24943,8 +23486,8 @@
         <w:t>？</w:t>
       </w:r>
     </w:p>
-    <w:bookmarkEnd w:id="45"/>
-    <w:bookmarkStart w:id="46" w:name="真题挑战6-题竞赛风格改编"/>
+    <w:bookmarkEnd w:id="44"/>
+    <w:bookmarkStart w:id="45" w:name="真题挑战6-题竞赛风格改编"/>
     <w:p>
       <w:pPr>
         <w:pStyle w:val="Heading3"/>
@@ -25002,6 +23545,7 @@
     <w:p>
       <w:pPr>
         <w:pStyle w:val="FirstParagraph"/>
+        <w:ind w:firstLine="420"/>
       </w:pPr>
       <w:r>
         <w:rPr>
@@ -26615,9 +25159,9 @@
         </w:pict>
       </w:r>
     </w:p>
+    <w:bookmarkEnd w:id="45"/>
     <w:bookmarkEnd w:id="46"/>
-    <w:bookmarkEnd w:id="47"/>
-    <w:bookmarkStart w:id="50" w:name="十参考答案"/>
+    <w:bookmarkStart w:id="49" w:name="参考答案"/>
     <w:p>
       <w:pPr>
         <w:pStyle w:val="Heading2"/>
@@ -26625,24 +25169,18 @@
       </w:pPr>
       <w:r>
         <w:rPr>
+          <w:rFonts w:ascii="Times New Roman" w:hAnsi="Times New Roman" w:eastAsia="Times New Roman" w:cs="Times New Roman"/>
+        </w:rPr>
+        <w:t xml:space="preserve">§11 </w:t>
+      </w:r>
+      <w:r>
+        <w:rPr>
           <w:rFonts w:hint="eastAsia" w:ascii="Times New Roman" w:hAnsi="Times New Roman" w:eastAsia="SimHei" w:cs="Times New Roman"/>
         </w:rPr>
-        <w:t>十</w:t>
-      </w:r>
-      <w:r>
-        <w:rPr>
-          <w:rFonts w:hint="eastAsia" w:ascii="Times New Roman" w:hAnsi="Times New Roman" w:eastAsia="Times New Roman" w:cs="Times New Roman"/>
-        </w:rPr>
-        <w:t>、</w:t>
-      </w:r>
-      <w:r>
-        <w:rPr>
-          <w:rFonts w:hint="eastAsia" w:ascii="Times New Roman" w:hAnsi="Times New Roman" w:eastAsia="SimHei" w:cs="Times New Roman"/>
-        </w:rPr>
-        <w:t>参考答案</w:t>
+        <w:t xml:space="preserve">参考答案</w:t>
       </w:r>
     </w:p>
-    <w:bookmarkStart w:id="48" w:name="练一练"/>
+    <w:bookmarkStart w:id="47" w:name="练一练"/>
     <w:p>
       <w:pPr>
         <w:pStyle w:val="Heading3"/>
@@ -26658,6 +25196,7 @@
     <w:p>
       <w:pPr>
         <w:pStyle w:val="FirstParagraph"/>
+        <w:ind w:firstLine="420"/>
       </w:pPr>
       <w:r>
         <w:rPr>
@@ -26976,8 +25515,8 @@
         <w:t xml:space="preserve">✓）</w:t>
       </w:r>
     </w:p>
-    <w:bookmarkEnd w:id="48"/>
-    <w:bookmarkStart w:id="49" w:name="练习题"/>
+    <w:bookmarkEnd w:id="47"/>
+    <w:bookmarkStart w:id="48" w:name="练习题"/>
     <w:p>
       <w:pPr>
         <w:pStyle w:val="Heading3"/>
@@ -26993,6 +25532,7 @@
     <w:p>
       <w:pPr>
         <w:pStyle w:val="FirstParagraph"/>
+        <w:ind w:firstLine="420"/>
       </w:pPr>
       <w:r>
         <w:rPr>
@@ -27252,6 +25792,7 @@
     <w:p>
       <w:pPr>
         <w:pStyle w:val="BodyText"/>
+        <w:ind w:firstLine="420"/>
       </w:pPr>
       <w:r>
         <w:rPr>
@@ -27504,6 +26045,7 @@
     <w:p>
       <w:pPr>
         <w:pStyle w:val="BodyText"/>
+        <w:ind w:firstLine="420"/>
       </w:pPr>
       <w:r>
         <w:rPr>
@@ -27841,6 +26383,7 @@
     <w:p>
       <w:pPr>
         <w:pStyle w:val="BodyText"/>
+        <w:ind w:firstLine="420"/>
       </w:pPr>
       <w:r>
         <w:rPr>
@@ -28054,6 +26597,7 @@
     <w:p>
       <w:pPr>
         <w:pStyle w:val="BodyText"/>
+        <w:ind w:firstLine="420"/>
       </w:pPr>
       <w:r>
         <w:rPr>
@@ -28301,6 +26845,7 @@
     <w:p>
       <w:pPr>
         <w:pStyle w:val="BodyText"/>
+        <w:ind w:firstLine="420"/>
       </w:pPr>
       <w:r>
         <w:rPr>
@@ -28734,6 +27279,7 @@
     <w:p>
       <w:pPr>
         <w:pStyle w:val="BodyText"/>
+        <w:ind w:firstLine="420"/>
       </w:pPr>
       <w:r>
         <w:rPr>
@@ -29536,6 +28082,7 @@
     <w:p>
       <w:pPr>
         <w:pStyle w:val="BodyText"/>
+        <w:ind w:firstLine="420"/>
       </w:pPr>
       <w:r>
         <w:rPr>
@@ -30199,6 +28746,7 @@
     <w:p>
       <w:pPr>
         <w:pStyle w:val="BodyText"/>
+        <w:ind w:firstLine="420"/>
       </w:pPr>
       <w:r>
         <w:rPr>
@@ -30562,6 +29110,7 @@
     <w:p>
       <w:pPr>
         <w:pStyle w:val="BodyText"/>
+        <w:ind w:firstLine="420"/>
       </w:pPr>
       <w:r>
         <w:rPr>
@@ -31320,6 +29869,7 @@
     <w:p>
       <w:pPr>
         <w:pStyle w:val="BodyText"/>
+        <w:ind w:firstLine="420"/>
       </w:pPr>
       <w:r>
         <w:rPr>
@@ -31826,6 +30376,7 @@
     <w:p>
       <w:pPr>
         <w:pStyle w:val="BodyText"/>
+        <w:ind w:firstLine="420"/>
       </w:pPr>
       <w:r>
         <w:rPr>
@@ -32303,6 +30854,7 @@
     <w:p>
       <w:pPr>
         <w:pStyle w:val="BodyText"/>
+        <w:ind w:firstLine="420"/>
       </w:pPr>
       <w:r>
         <w:rPr>
@@ -33041,6 +31593,7 @@
     <w:p>
       <w:pPr>
         <w:pStyle w:val="BodyText"/>
+        <w:ind w:firstLine="420"/>
       </w:pPr>
       <w:r>
         <w:rPr>
@@ -33714,6 +32267,7 @@
     <w:p>
       <w:pPr>
         <w:pStyle w:val="BodyText"/>
+        <w:ind w:firstLine="420"/>
       </w:pPr>
       <w:r>
         <w:rPr>
@@ -34335,6 +32889,7 @@
     <w:p>
       <w:pPr>
         <w:pStyle w:val="BodyText"/>
+        <w:ind w:firstLine="420"/>
       </w:pPr>
       <w:r>
         <w:rPr>
@@ -35268,6 +33823,7 @@
     <w:p>
       <w:pPr>
         <w:pStyle w:val="BodyText"/>
+        <w:ind w:firstLine="420"/>
       </w:pPr>
       <w:r>
         <w:rPr>
@@ -35597,6 +34153,7 @@
     <w:p>
       <w:pPr>
         <w:pStyle w:val="BodyText"/>
+        <w:ind w:firstLine="420"/>
       </w:pPr>
       <w:r>
         <w:rPr>
@@ -36191,32 +34748,21 @@
     </w:p>
     <w:p>
       <w:pPr>
+        <w:pStyle w:val="FirstParagraph"/>
+        <w:ind w:firstLine="420"/>
+      </w:pPr>
+      <w:r>
+        <w:rPr>
+          <w:rFonts w:hint="eastAsia" w:ascii="Times New Roman" w:hAnsi="Times New Roman" w:eastAsia="FangSong" w:cs="Times New Roman"/>
+        </w:rPr>
+        <w:t xml:space="preserve">这一讲能解开哪份讲义的什么坎</w:t>
+      </w:r>
+    </w:p>
+    <w:p>
+      <w:pPr>
         <w:pStyle w:val="BodyText"/>
+        <w:ind w:firstLine="420"/>
       </w:pPr>
-      <w:r>
-        <w:rPr>
-          <w:rFonts w:hint="eastAsia" w:ascii="Times New Roman" w:hAnsi="Times New Roman" w:eastAsia="FangSong" w:cs="Times New Roman"/>
-        </w:rPr>
-        <w:t xml:space="preserve">这一讲能解开哪份讲义的什么坎</w:t>
-      </w:r>
-      <w:r>
-        <w:rPr>
-          <w:rFonts w:ascii="Times New Roman" w:hAnsi="Times New Roman" w:eastAsia="Times New Roman" w:cs="Times New Roman"/>
-        </w:rPr>
-        <w:t xml:space="preserve"> </w:t>
-      </w:r>
-      <w:r>
-        <w:rPr>
-          <w:rFonts w:ascii="Times New Roman" w:hAnsi="Times New Roman" w:eastAsia="Times New Roman" w:cs="Times New Roman"/>
-        </w:rPr>
-        <w:t xml:space="preserve">-</w:t>
-      </w:r>
-      <w:r>
-        <w:rPr>
-          <w:rFonts w:ascii="Times New Roman" w:hAnsi="Times New Roman" w:eastAsia="Times New Roman" w:cs="Times New Roman"/>
-        </w:rPr>
-        <w:t xml:space="preserve"> </w:t>
-      </w:r>
       <w:r>
         <w:rPr>
           <w:rFonts w:hint="eastAsia" w:ascii="Times New Roman" w:hAnsi="Times New Roman" w:eastAsia="FangSong" w:cs="Times New Roman"/>
@@ -36430,24 +34976,12 @@
         </w:rPr>
         <w:t xml:space="preserve">5.1）。</w:t>
       </w:r>
-      <w:r>
-        <w:rPr>
-          <w:rFonts w:ascii="Times New Roman" w:hAnsi="Times New Roman" w:eastAsia="Times New Roman" w:cs="Times New Roman"/>
-        </w:rPr>
-        <w:t xml:space="preserve"> </w:t>
-      </w:r>
-      <w:r>
-        <w:rPr>
-          <w:rFonts w:ascii="Times New Roman" w:hAnsi="Times New Roman" w:eastAsia="Times New Roman" w:cs="Times New Roman"/>
-        </w:rPr>
-        <w:t xml:space="preserve">-</w:t>
-      </w:r>
-      <w:r>
-        <w:rPr>
-          <w:rFonts w:ascii="Times New Roman" w:hAnsi="Times New Roman" w:eastAsia="Times New Roman" w:cs="Times New Roman"/>
-        </w:rPr>
-        <w:t xml:space="preserve"> </w:t>
-      </w:r>
+    </w:p>
+    <w:p>
+      <w:pPr>
+        <w:pStyle w:val="BodyText"/>
+        <w:ind w:firstLine="420"/>
+      </w:pPr>
       <w:r>
         <w:rPr>
           <w:rFonts w:hint="eastAsia" w:ascii="Times New Roman" w:hAnsi="Times New Roman" w:eastAsia="FangSong" w:cs="Times New Roman"/>
@@ -36638,24 +35172,12 @@
         </w:rPr>
         <w:t>。</w:t>
       </w:r>
-      <w:r>
-        <w:rPr>
-          <w:rFonts w:ascii="Times New Roman" w:hAnsi="Times New Roman" w:eastAsia="Times New Roman" w:cs="Times New Roman"/>
-        </w:rPr>
-        <w:t xml:space="preserve"> </w:t>
-      </w:r>
-      <w:r>
-        <w:rPr>
-          <w:rFonts w:ascii="Times New Roman" w:hAnsi="Times New Roman" w:eastAsia="Times New Roman" w:cs="Times New Roman"/>
-        </w:rPr>
-        <w:t xml:space="preserve">-</w:t>
-      </w:r>
-      <w:r>
-        <w:rPr>
-          <w:rFonts w:ascii="Times New Roman" w:hAnsi="Times New Roman" w:eastAsia="Times New Roman" w:cs="Times New Roman"/>
-        </w:rPr>
-        <w:t xml:space="preserve"> </w:t>
-      </w:r>
+    </w:p>
+    <w:p>
+      <w:pPr>
+        <w:pStyle w:val="BodyText"/>
+        <w:ind w:firstLine="420"/>
+      </w:pPr>
       <w:r>
         <w:rPr>
           <w:rFonts w:hint="eastAsia" w:ascii="Times New Roman" w:hAnsi="Times New Roman" w:eastAsia="FangSong" w:cs="Times New Roman"/>
@@ -36777,6 +35299,7 @@
     <w:p>
       <w:pPr>
         <w:pStyle w:val="BodyText"/>
+        <w:ind w:firstLine="420"/>
       </w:pPr>
       <w:r>
         <w:rPr>
@@ -36931,9 +35454,8 @@
         <w:t>。</w:t>
       </w:r>
     </w:p>
+    <w:bookmarkEnd w:id="48"/>
     <w:bookmarkEnd w:id="49"/>
-    <w:bookmarkEnd w:id="50"/>
-    <w:bookmarkEnd w:id="51"/>
     <w:sectPr>
       <w:footerReference w:type="default" r:id="rId9"/>
       <w:footnotePr>
@@ -37167,109 +35689,6 @@
       </w:pPr>
     </w:lvl>
   </w:abstractNum>
-  <w:abstractNum w:abstractNumId="991">
-    <w:nsid w:val="0000A991"/>
-    <w:multiLevelType w:val="multilevel"/>
-    <w:lvl w:ilvl="0">
-      <w:numFmt w:val="bullet"/>
-      <w:lvlText w:val=""/>
-      <w:lvlJc w:val="left"/>
-      <w:pPr>
-        <w:ind w:left="720" w:hanging="360"/>
-      </w:pPr>
-      <w:rPr>
-        <w:rFonts w:ascii="Symbol" w:hAnsi="Symbol" w:cs="Symbol" w:hint="default"/>
-      </w:rPr>
-    </w:lvl>
-    <w:lvl w:ilvl="1">
-      <w:numFmt w:val="bullet"/>
-      <w:lvlText w:val="o"/>
-      <w:lvlJc w:val="left"/>
-      <w:pPr>
-        <w:ind w:left="1440" w:hanging="360"/>
-      </w:pPr>
-      <w:rPr>
-        <w:rFonts w:ascii="Courier New" w:hAnsi="Courier New" w:cs="Courier New" w:hint="default"/>
-      </w:rPr>
-    </w:lvl>
-    <w:lvl w:ilvl="2">
-      <w:numFmt w:val="bullet"/>
-      <w:lvlText w:val=""/>
-      <w:lvlJc w:val="left"/>
-      <w:pPr>
-        <w:ind w:left="2160" w:hanging="360"/>
-      </w:pPr>
-      <w:rPr>
-        <w:rFonts w:ascii="Wingdings" w:hAnsi="Wingdings" w:cs="Wingdings" w:hint="default"/>
-      </w:rPr>
-    </w:lvl>
-    <w:lvl w:ilvl="3">
-      <w:numFmt w:val="bullet"/>
-      <w:lvlText w:val=""/>
-      <w:lvlJc w:val="left"/>
-      <w:pPr>
-        <w:ind w:left="2880" w:hanging="360"/>
-      </w:pPr>
-      <w:rPr>
-        <w:rFonts w:ascii="Symbol" w:hAnsi="Symbol" w:cs="Symbol" w:hint="default"/>
-      </w:rPr>
-    </w:lvl>
-    <w:lvl w:ilvl="4">
-      <w:numFmt w:val="bullet"/>
-      <w:lvlText w:val="o"/>
-      <w:lvlJc w:val="left"/>
-      <w:pPr>
-        <w:ind w:left="3600" w:hanging="360"/>
-      </w:pPr>
-      <w:rPr>
-        <w:rFonts w:ascii="Courier New" w:hAnsi="Courier New" w:cs="Courier New" w:hint="default"/>
-      </w:rPr>
-    </w:lvl>
-    <w:lvl w:ilvl="5">
-      <w:numFmt w:val="bullet"/>
-      <w:lvlText w:val=""/>
-      <w:lvlJc w:val="left"/>
-      <w:pPr>
-        <w:ind w:left="4320" w:hanging="360"/>
-      </w:pPr>
-      <w:rPr>
-        <w:rFonts w:ascii="Wingdings" w:hAnsi="Wingdings" w:cs="Wingdings" w:hint="default"/>
-      </w:rPr>
-    </w:lvl>
-    <w:lvl w:ilvl="6">
-      <w:numFmt w:val="bullet"/>
-      <w:lvlText w:val=""/>
-      <w:lvlJc w:val="left"/>
-      <w:pPr>
-        <w:ind w:left="5040" w:hanging="360"/>
-      </w:pPr>
-      <w:rPr>
-        <w:rFonts w:ascii="Symbol" w:hAnsi="Symbol" w:cs="Symbol" w:hint="default"/>
-      </w:rPr>
-    </w:lvl>
-    <w:lvl w:ilvl="7">
-      <w:numFmt w:val="bullet"/>
-      <w:lvlText w:val="o"/>
-      <w:lvlJc w:val="left"/>
-      <w:pPr>
-        <w:ind w:left="5760" w:hanging="360"/>
-      </w:pPr>
-      <w:rPr>
-        <w:rFonts w:ascii="Courier New" w:hAnsi="Courier New" w:cs="Courier New" w:hint="default"/>
-      </w:rPr>
-    </w:lvl>
-    <w:lvl w:ilvl="8">
-      <w:numFmt w:val="bullet"/>
-      <w:lvlText w:val=""/>
-      <w:lvlJc w:val="left"/>
-      <w:pPr>
-        <w:ind w:left="6480" w:hanging="360"/>
-      </w:pPr>
-      <w:rPr>
-        <w:rFonts w:ascii="Wingdings" w:hAnsi="Wingdings" w:cs="Wingdings" w:hint="default"/>
-      </w:rPr>
-    </w:lvl>
-  </w:abstractNum>
   <w:num w:numId="1000">
     <w:abstractNumId w:val="990"/>
   </w:num>
@@ -37302,60 +35721,6 @@
     <w:lvlOverride w:ilvl="8">
       <w:startOverride w:val="1"/>
     </w:lvlOverride>
-  </w:num>
-  <w:num w:numId="1002">
-    <w:abstractNumId w:val="991"/>
-  </w:num>
-  <w:num w:numId="1003">
-    <w:abstractNumId w:val="991"/>
-  </w:num>
-  <w:num w:numId="1004">
-    <w:abstractNumId w:val="991"/>
-  </w:num>
-  <w:num w:numId="1005">
-    <w:abstractNumId w:val="991"/>
-  </w:num>
-  <w:num w:numId="1006">
-    <w:abstractNumId w:val="991"/>
-  </w:num>
-  <w:num w:numId="1007">
-    <w:abstractNumId w:val="99411"/>
-    <w:lvlOverride w:ilvl="0">
-      <w:startOverride w:val="1"/>
-    </w:lvlOverride>
-    <w:lvlOverride w:ilvl="1">
-      <w:startOverride w:val="1"/>
-    </w:lvlOverride>
-    <w:lvlOverride w:ilvl="2">
-      <w:startOverride w:val="1"/>
-    </w:lvlOverride>
-    <w:lvlOverride w:ilvl="3">
-      <w:startOverride w:val="1"/>
-    </w:lvlOverride>
-    <w:lvlOverride w:ilvl="4">
-      <w:startOverride w:val="1"/>
-    </w:lvlOverride>
-    <w:lvlOverride w:ilvl="5">
-      <w:startOverride w:val="1"/>
-    </w:lvlOverride>
-    <w:lvlOverride w:ilvl="6">
-      <w:startOverride w:val="1"/>
-    </w:lvlOverride>
-    <w:lvlOverride w:ilvl="7">
-      <w:startOverride w:val="1"/>
-    </w:lvlOverride>
-    <w:lvlOverride w:ilvl="8">
-      <w:startOverride w:val="1"/>
-    </w:lvlOverride>
-  </w:num>
-  <w:num w:numId="1008">
-    <w:abstractNumId w:val="991"/>
-  </w:num>
-  <w:num w:numId="1009">
-    <w:abstractNumId w:val="991"/>
-  </w:num>
-  <w:num w:numId="1010">
-    <w:abstractNumId w:val="991"/>
   </w:num>
 </w:numbering>
 </file>
@@ -38084,22 +36449,6 @@
       <ns0:color ns0:themeColor="accent1" ns0:themeShade="BF" ns0:val="365F91"/>
     </ns0:rPr>
   </ns0:style>
-  <w:style w:type="paragraph" w:customStyle="1" w:styleId="BodyText">
-    <w:name w:val="Body Text"/>
-    <w:basedOn w:val="BodyText"/>
-    <w:qFormat/>
-    <ns0:rPr>
-      <w:rFonts ns0:ascii="Times New Roman" ns0:hAnsi="Times New Roman" ns0:eastAsia="FangSong" ns0:cs="Times New Roman"/>
-    </ns0:rPr>
-  </w:style>
-  <w:style w:type="paragraph" w:customStyle="1" w:styleId="MistakeBlock">
-    <w:name w:val="Mistake Block"/>
-    <w:basedOn w:val="BodyText"/>
-    <w:qFormat/>
-    <ns0:rPr>
-      <w:rFonts ns0:ascii="Times New Roman" ns0:hAnsi="Times New Roman" ns0:eastAsia="FangSong" ns0:cs="Times New Roman"/>
-    </ns0:rPr>
-  </w:style>
   <w:style w:type="paragraph" w:customStyle="1" w:styleId="SourceCode">
     <w:name w:val="Source Code"/>
     <w:basedOn w:val="Normal"/>
